--- a/output/인계인수서_CP-2026-0004.docx
+++ b/output/인계인수서_CP-2026-0004.docx
@@ -894,7 +894,7 @@
                 <w:sz w:val="18"/>
                 <w:szCs w:val="18"/>
               </w:rPr>
-              <w:t xml:space="preserve"/>
+              <w:t xml:space="preserve">UPS</w:t>
             </w:r>
           </w:p>
         </w:tc>
@@ -923,7 +923,7 @@
                 <w:sz w:val="18"/>
                 <w:szCs w:val="18"/>
               </w:rPr>
-              <w:t xml:space="preserve"/>
+              <w:t xml:space="preserve">SRTG20KXLI / 1</w:t>
             </w:r>
           </w:p>
         </w:tc>
@@ -952,7 +952,7 @@
                 <w:sz w:val="18"/>
                 <w:szCs w:val="18"/>
               </w:rPr>
-              <w:t xml:space="preserve"/>
+              <w:t xml:space="preserve">아산 이노베이션 스퀘어</w:t>
             </w:r>
           </w:p>
         </w:tc>
@@ -981,7 +981,7 @@
                 <w:sz w:val="18"/>
                 <w:szCs w:val="18"/>
               </w:rPr>
-              <w:t xml:space="preserve"/>
+              <w:t xml:space="preserve">AS-2026-0028</w:t>
             </w:r>
           </w:p>
         </w:tc>
@@ -1041,7 +1041,7 @@
                 <w:sz w:val="18"/>
                 <w:szCs w:val="18"/>
               </w:rPr>
-              <w:t xml:space="preserve"/>
+              <w:t xml:space="preserve">에어컨 실외기</w:t>
             </w:r>
           </w:p>
         </w:tc>
@@ -1070,7 +1070,7 @@
                 <w:sz w:val="18"/>
                 <w:szCs w:val="18"/>
               </w:rPr>
-              <w:t xml:space="preserve"/>
+              <w:t xml:space="preserve">AM180AXVHHH1 / 1</w:t>
             </w:r>
           </w:p>
         </w:tc>
@@ -1099,7 +1099,7 @@
                 <w:sz w:val="18"/>
                 <w:szCs w:val="18"/>
               </w:rPr>
-              <w:t xml:space="preserve"/>
+              <w:t xml:space="preserve">아산 이노베이션 스퀘어</w:t>
             </w:r>
           </w:p>
         </w:tc>
@@ -1128,7 +1128,7 @@
                 <w:sz w:val="18"/>
                 <w:szCs w:val="18"/>
               </w:rPr>
-              <w:t xml:space="preserve"/>
+              <w:t xml:space="preserve">AS-2026-0029</w:t>
             </w:r>
           </w:p>
         </w:tc>
@@ -1188,7 +1188,7 @@
                 <w:sz w:val="18"/>
                 <w:szCs w:val="18"/>
               </w:rPr>
-              <w:t xml:space="preserve"/>
+              <w:t xml:space="preserve">ESS 에너지저장시스템</w:t>
             </w:r>
           </w:p>
         </w:tc>
@@ -1217,7 +1217,7 @@
                 <w:sz w:val="18"/>
                 <w:szCs w:val="18"/>
               </w:rPr>
-              <w:t xml:space="preserve"/>
+              <w:t xml:space="preserve">에너지저장시스템 / 1</w:t>
             </w:r>
           </w:p>
         </w:tc>
@@ -1246,7 +1246,7 @@
                 <w:sz w:val="18"/>
                 <w:szCs w:val="18"/>
               </w:rPr>
-              <w:t xml:space="preserve"/>
+              <w:t xml:space="preserve">아산 이노베이션 스퀘어</w:t>
             </w:r>
           </w:p>
         </w:tc>
@@ -1275,7 +1275,7 @@
                 <w:sz w:val="18"/>
                 <w:szCs w:val="18"/>
               </w:rPr>
-              <w:t xml:space="preserve"/>
+              <w:t xml:space="preserve">AS-2026-0035</w:t>
             </w:r>
           </w:p>
         </w:tc>
@@ -1335,7 +1335,7 @@
                 <w:sz w:val="18"/>
                 <w:szCs w:val="18"/>
               </w:rPr>
-              <w:t xml:space="preserve"/>
+              <w:t xml:space="preserve">방음 부스</w:t>
             </w:r>
           </w:p>
         </w:tc>
@@ -1364,7 +1364,7 @@
                 <w:sz w:val="18"/>
                 <w:szCs w:val="18"/>
               </w:rPr>
-              <w:t xml:space="preserve"/>
+              <w:t xml:space="preserve">COLABOX SOLO / 1</w:t>
             </w:r>
           </w:p>
         </w:tc>
@@ -1393,7 +1393,7 @@
                 <w:sz w:val="18"/>
                 <w:szCs w:val="18"/>
               </w:rPr>
-              <w:t xml:space="preserve"/>
+              <w:t xml:space="preserve">아산 이노베이션 스퀘어</w:t>
             </w:r>
           </w:p>
         </w:tc>
@@ -1422,7 +1422,7 @@
                 <w:sz w:val="18"/>
                 <w:szCs w:val="18"/>
               </w:rPr>
-              <w:t xml:space="preserve"/>
+              <w:t xml:space="preserve">AS-2026-0036</w:t>
             </w:r>
           </w:p>
         </w:tc>
@@ -1482,7 +1482,7 @@
                 <w:sz w:val="18"/>
                 <w:szCs w:val="18"/>
               </w:rPr>
-              <w:t xml:space="preserve"/>
+              <w:t xml:space="preserve">항온항습기</w:t>
             </w:r>
           </w:p>
         </w:tc>
@@ -1511,7 +1511,7 @@
                 <w:sz w:val="18"/>
                 <w:szCs w:val="18"/>
               </w:rPr>
-              <w:t xml:space="preserve"/>
+              <w:t xml:space="preserve">HT-E3GC5 / 1</w:t>
             </w:r>
           </w:p>
         </w:tc>
@@ -1540,7 +1540,7 @@
                 <w:sz w:val="18"/>
                 <w:szCs w:val="18"/>
               </w:rPr>
-              <w:t xml:space="preserve"/>
+              <w:t xml:space="preserve">아산 이노베이션 스퀘어</w:t>
             </w:r>
           </w:p>
         </w:tc>
@@ -1569,12 +1569,6203 @@
                 <w:sz w:val="18"/>
                 <w:szCs w:val="18"/>
               </w:rPr>
-              <w:t xml:space="preserve"/>
+              <w:t xml:space="preserve">AS-2026-0038</w:t>
+            </w:r>
+          </w:p>
+        </w:tc>
+      </w:tr>
+      <w:tr>
+        <w:tc>
+          <w:tcPr>
+            <w:tcW w:type="dxa" w:w="675"/>
+            <w:tcMar>
+              <w:top w:type="dxa" w:w="60"/>
+              <w:left w:type="dxa" w:w="90"/>
+              <w:bottom w:type="dxa" w:w="60"/>
+              <w:right w:type="dxa" w:w="90"/>
+            </w:tcMar>
+            <w:vAlign w:val="center"/>
+          </w:tcPr>
+          <w:p>
+            <w:pPr>
+              <w:spacing w:after="20" w:before="20"/>
+              <w:jc w:val="center"/>
+            </w:pPr>
+            <w:r>
+              <w:rPr>
+                <w:rFonts w:ascii="맑은 고딕" w:cs="맑은 고딕" w:eastAsia="맑은 고딕" w:hAnsi="맑은 고딕"/>
+                <w:b w:val="false"/>
+                <w:bCs w:val="false"/>
+                <w:color w:val="000000"/>
+                <w:sz w:val="18"/>
+                <w:szCs w:val="18"/>
+              </w:rPr>
+              <w:t xml:space="preserve">6</w:t>
+            </w:r>
+          </w:p>
+        </w:tc>
+        <w:tc>
+          <w:tcPr>
+            <w:tcW w:type="dxa" w:w="2892"/>
+            <w:tcMar>
+              <w:top w:type="dxa" w:w="60"/>
+              <w:left w:type="dxa" w:w="90"/>
+              <w:bottom w:type="dxa" w:w="60"/>
+              <w:right w:type="dxa" w:w="90"/>
+            </w:tcMar>
+            <w:vAlign w:val="center"/>
+          </w:tcPr>
+          <w:p>
+            <w:pPr>
+              <w:spacing w:after="20" w:before="20"/>
+              <w:jc w:val="left"/>
+            </w:pPr>
+            <w:r>
+              <w:rPr>
+                <w:rFonts w:ascii="맑은 고딕" w:cs="맑은 고딕" w:eastAsia="맑은 고딕" w:hAnsi="맑은 고딕"/>
+                <w:b w:val="false"/>
+                <w:bCs w:val="false"/>
+                <w:color w:val="000000"/>
+                <w:sz w:val="18"/>
+                <w:szCs w:val="18"/>
+              </w:rPr>
+              <w:t xml:space="preserve">지하2층 테이블-2</w:t>
+            </w:r>
+          </w:p>
+        </w:tc>
+        <w:tc>
+          <w:tcPr>
+            <w:tcW w:type="dxa" w:w="1928"/>
+            <w:tcMar>
+              <w:top w:type="dxa" w:w="60"/>
+              <w:left w:type="dxa" w:w="90"/>
+              <w:bottom w:type="dxa" w:w="60"/>
+              <w:right w:type="dxa" w:w="90"/>
+            </w:tcMar>
+            <w:vAlign w:val="center"/>
+          </w:tcPr>
+          <w:p>
+            <w:pPr>
+              <w:spacing w:after="20" w:before="20"/>
+              <w:jc w:val="left"/>
+            </w:pPr>
+            <w:r>
+              <w:rPr>
+                <w:rFonts w:ascii="맑은 고딕" w:cs="맑은 고딕" w:eastAsia="맑은 고딕" w:hAnsi="맑은 고딕"/>
+                <w:b w:val="false"/>
+                <w:bCs w:val="false"/>
+                <w:color w:val="000000"/>
+                <w:sz w:val="18"/>
+                <w:szCs w:val="18"/>
+              </w:rPr>
+              <w:t xml:space="preserve">제작가구 / 1</w:t>
+            </w:r>
+          </w:p>
+        </w:tc>
+        <w:tc>
+          <w:tcPr>
+            <w:tcW w:type="dxa" w:w="2603"/>
+            <w:tcMar>
+              <w:top w:type="dxa" w:w="60"/>
+              <w:left w:type="dxa" w:w="90"/>
+              <w:bottom w:type="dxa" w:w="60"/>
+              <w:right w:type="dxa" w:w="90"/>
+            </w:tcMar>
+            <w:vAlign w:val="center"/>
+          </w:tcPr>
+          <w:p>
+            <w:pPr>
+              <w:spacing w:after="20" w:before="20"/>
+              <w:jc w:val="left"/>
+            </w:pPr>
+            <w:r>
+              <w:rPr>
+                <w:rFonts w:ascii="맑은 고딕" w:cs="맑은 고딕" w:eastAsia="맑은 고딕" w:hAnsi="맑은 고딕"/>
+                <w:b w:val="false"/>
+                <w:bCs w:val="false"/>
+                <w:color w:val="000000"/>
+                <w:sz w:val="18"/>
+                <w:szCs w:val="18"/>
+              </w:rPr>
+              <w:t xml:space="preserve">아산 이노베이션 스퀘어</w:t>
+            </w:r>
+          </w:p>
+        </w:tc>
+        <w:tc>
+          <w:tcPr>
+            <w:tcW w:type="dxa" w:w="1541"/>
+            <w:tcMar>
+              <w:top w:type="dxa" w:w="60"/>
+              <w:left w:type="dxa" w:w="90"/>
+              <w:bottom w:type="dxa" w:w="60"/>
+              <w:right w:type="dxa" w:w="90"/>
+            </w:tcMar>
+            <w:vAlign w:val="center"/>
+          </w:tcPr>
+          <w:p>
+            <w:pPr>
+              <w:spacing w:after="20" w:before="20"/>
+              <w:jc w:val="center"/>
+            </w:pPr>
+            <w:r>
+              <w:rPr>
+                <w:rFonts w:ascii="맑은 고딕" w:cs="맑은 고딕" w:eastAsia="맑은 고딕" w:hAnsi="맑은 고딕"/>
+                <w:b w:val="false"/>
+                <w:bCs w:val="false"/>
+                <w:color w:val="000000"/>
+                <w:sz w:val="18"/>
+                <w:szCs w:val="18"/>
+              </w:rPr>
+              <w:t xml:space="preserve">AS-2026-0039</w:t>
+            </w:r>
+          </w:p>
+        </w:tc>
+      </w:tr>
+      <w:tr>
+        <w:tc>
+          <w:tcPr>
+            <w:tcW w:type="dxa" w:w="675"/>
+            <w:tcMar>
+              <w:top w:type="dxa" w:w="60"/>
+              <w:left w:type="dxa" w:w="90"/>
+              <w:bottom w:type="dxa" w:w="60"/>
+              <w:right w:type="dxa" w:w="90"/>
+            </w:tcMar>
+            <w:vAlign w:val="center"/>
+          </w:tcPr>
+          <w:p>
+            <w:pPr>
+              <w:spacing w:after="20" w:before="20"/>
+              <w:jc w:val="center"/>
+            </w:pPr>
+            <w:r>
+              <w:rPr>
+                <w:rFonts w:ascii="맑은 고딕" w:cs="맑은 고딕" w:eastAsia="맑은 고딕" w:hAnsi="맑은 고딕"/>
+                <w:b w:val="false"/>
+                <w:bCs w:val="false"/>
+                <w:color w:val="000000"/>
+                <w:sz w:val="18"/>
+                <w:szCs w:val="18"/>
+              </w:rPr>
+              <w:t xml:space="preserve">7</w:t>
+            </w:r>
+          </w:p>
+        </w:tc>
+        <w:tc>
+          <w:tcPr>
+            <w:tcW w:type="dxa" w:w="2892"/>
+            <w:tcMar>
+              <w:top w:type="dxa" w:w="60"/>
+              <w:left w:type="dxa" w:w="90"/>
+              <w:bottom w:type="dxa" w:w="60"/>
+              <w:right w:type="dxa" w:w="90"/>
+            </w:tcMar>
+            <w:vAlign w:val="center"/>
+          </w:tcPr>
+          <w:p>
+            <w:pPr>
+              <w:spacing w:after="20" w:before="20"/>
+              <w:jc w:val="left"/>
+            </w:pPr>
+            <w:r>
+              <w:rPr>
+                <w:rFonts w:ascii="맑은 고딕" w:cs="맑은 고딕" w:eastAsia="맑은 고딕" w:hAnsi="맑은 고딕"/>
+                <w:b w:val="false"/>
+                <w:bCs w:val="false"/>
+                <w:color w:val="000000"/>
+                <w:sz w:val="18"/>
+                <w:szCs w:val="18"/>
+              </w:rPr>
+              <w:t xml:space="preserve">캐비닛형 자동소화장치</w:t>
+            </w:r>
+          </w:p>
+        </w:tc>
+        <w:tc>
+          <w:tcPr>
+            <w:tcW w:type="dxa" w:w="1928"/>
+            <w:tcMar>
+              <w:top w:type="dxa" w:w="60"/>
+              <w:left w:type="dxa" w:w="90"/>
+              <w:bottom w:type="dxa" w:w="60"/>
+              <w:right w:type="dxa" w:w="90"/>
+            </w:tcMar>
+            <w:vAlign w:val="center"/>
+          </w:tcPr>
+          <w:p>
+            <w:pPr>
+              <w:spacing w:after="20" w:before="20"/>
+              <w:jc w:val="left"/>
+            </w:pPr>
+            <w:r>
+              <w:rPr>
+                <w:rFonts w:ascii="맑은 고딕" w:cs="맑은 고딕" w:eastAsia="맑은 고딕" w:hAnsi="맑은 고딕"/>
+                <w:b w:val="false"/>
+                <w:bCs w:val="false"/>
+                <w:color w:val="000000"/>
+                <w:sz w:val="18"/>
+                <w:szCs w:val="18"/>
+              </w:rPr>
+              <w:t xml:space="preserve">1B/T / 1</w:t>
+            </w:r>
+          </w:p>
+        </w:tc>
+        <w:tc>
+          <w:tcPr>
+            <w:tcW w:type="dxa" w:w="2603"/>
+            <w:tcMar>
+              <w:top w:type="dxa" w:w="60"/>
+              <w:left w:type="dxa" w:w="90"/>
+              <w:bottom w:type="dxa" w:w="60"/>
+              <w:right w:type="dxa" w:w="90"/>
+            </w:tcMar>
+            <w:vAlign w:val="center"/>
+          </w:tcPr>
+          <w:p>
+            <w:pPr>
+              <w:spacing w:after="20" w:before="20"/>
+              <w:jc w:val="left"/>
+            </w:pPr>
+            <w:r>
+              <w:rPr>
+                <w:rFonts w:ascii="맑은 고딕" w:cs="맑은 고딕" w:eastAsia="맑은 고딕" w:hAnsi="맑은 고딕"/>
+                <w:b w:val="false"/>
+                <w:bCs w:val="false"/>
+                <w:color w:val="000000"/>
+                <w:sz w:val="18"/>
+                <w:szCs w:val="18"/>
+              </w:rPr>
+              <w:t xml:space="preserve">아산 이노베이션 스퀘어</w:t>
+            </w:r>
+          </w:p>
+        </w:tc>
+        <w:tc>
+          <w:tcPr>
+            <w:tcW w:type="dxa" w:w="1541"/>
+            <w:tcMar>
+              <w:top w:type="dxa" w:w="60"/>
+              <w:left w:type="dxa" w:w="90"/>
+              <w:bottom w:type="dxa" w:w="60"/>
+              <w:right w:type="dxa" w:w="90"/>
+            </w:tcMar>
+            <w:vAlign w:val="center"/>
+          </w:tcPr>
+          <w:p>
+            <w:pPr>
+              <w:spacing w:after="20" w:before="20"/>
+              <w:jc w:val="center"/>
+            </w:pPr>
+            <w:r>
+              <w:rPr>
+                <w:rFonts w:ascii="맑은 고딕" w:cs="맑은 고딕" w:eastAsia="맑은 고딕" w:hAnsi="맑은 고딕"/>
+                <w:b w:val="false"/>
+                <w:bCs w:val="false"/>
+                <w:color w:val="000000"/>
+                <w:sz w:val="18"/>
+                <w:szCs w:val="18"/>
+              </w:rPr>
+              <w:t xml:space="preserve">AS-2026-0040</w:t>
+            </w:r>
+          </w:p>
+        </w:tc>
+      </w:tr>
+      <w:tr>
+        <w:tc>
+          <w:tcPr>
+            <w:tcW w:type="dxa" w:w="675"/>
+            <w:tcMar>
+              <w:top w:type="dxa" w:w="60"/>
+              <w:left w:type="dxa" w:w="90"/>
+              <w:bottom w:type="dxa" w:w="60"/>
+              <w:right w:type="dxa" w:w="90"/>
+            </w:tcMar>
+            <w:vAlign w:val="center"/>
+          </w:tcPr>
+          <w:p>
+            <w:pPr>
+              <w:spacing w:after="20" w:before="20"/>
+              <w:jc w:val="center"/>
+            </w:pPr>
+            <w:r>
+              <w:rPr>
+                <w:rFonts w:ascii="맑은 고딕" w:cs="맑은 고딕" w:eastAsia="맑은 고딕" w:hAnsi="맑은 고딕"/>
+                <w:b w:val="false"/>
+                <w:bCs w:val="false"/>
+                <w:color w:val="000000"/>
+                <w:sz w:val="18"/>
+                <w:szCs w:val="18"/>
+              </w:rPr>
+              <w:t xml:space="preserve">8</w:t>
+            </w:r>
+          </w:p>
+        </w:tc>
+        <w:tc>
+          <w:tcPr>
+            <w:tcW w:type="dxa" w:w="2892"/>
+            <w:tcMar>
+              <w:top w:type="dxa" w:w="60"/>
+              <w:left w:type="dxa" w:w="90"/>
+              <w:bottom w:type="dxa" w:w="60"/>
+              <w:right w:type="dxa" w:w="90"/>
+            </w:tcMar>
+            <w:vAlign w:val="center"/>
+          </w:tcPr>
+          <w:p>
+            <w:pPr>
+              <w:spacing w:after="20" w:before="20"/>
+              <w:jc w:val="left"/>
+            </w:pPr>
+            <w:r>
+              <w:rPr>
+                <w:rFonts w:ascii="맑은 고딕" w:cs="맑은 고딕" w:eastAsia="맑은 고딕" w:hAnsi="맑은 고딕"/>
+                <w:b w:val="false"/>
+                <w:bCs w:val="false"/>
+                <w:color w:val="000000"/>
+                <w:sz w:val="18"/>
+                <w:szCs w:val="18"/>
+              </w:rPr>
+              <w:t xml:space="preserve">LED DID</w:t>
+            </w:r>
+          </w:p>
+        </w:tc>
+        <w:tc>
+          <w:tcPr>
+            <w:tcW w:type="dxa" w:w="1928"/>
+            <w:tcMar>
+              <w:top w:type="dxa" w:w="60"/>
+              <w:left w:type="dxa" w:w="90"/>
+              <w:bottom w:type="dxa" w:w="60"/>
+              <w:right w:type="dxa" w:w="90"/>
+            </w:tcMar>
+            <w:vAlign w:val="center"/>
+          </w:tcPr>
+          <w:p>
+            <w:pPr>
+              <w:spacing w:after="20" w:before="20"/>
+              <w:jc w:val="left"/>
+            </w:pPr>
+            <w:r>
+              <w:rPr>
+                <w:rFonts w:ascii="맑은 고딕" w:cs="맑은 고딕" w:eastAsia="맑은 고딕" w:hAnsi="맑은 고딕"/>
+                <w:b w:val="false"/>
+                <w:bCs w:val="false"/>
+                <w:color w:val="000000"/>
+                <w:sz w:val="18"/>
+                <w:szCs w:val="18"/>
+              </w:rPr>
+              <w:t xml:space="preserve">VM55C-E / 1</w:t>
+            </w:r>
+          </w:p>
+        </w:tc>
+        <w:tc>
+          <w:tcPr>
+            <w:tcW w:type="dxa" w:w="2603"/>
+            <w:tcMar>
+              <w:top w:type="dxa" w:w="60"/>
+              <w:left w:type="dxa" w:w="90"/>
+              <w:bottom w:type="dxa" w:w="60"/>
+              <w:right w:type="dxa" w:w="90"/>
+            </w:tcMar>
+            <w:vAlign w:val="center"/>
+          </w:tcPr>
+          <w:p>
+            <w:pPr>
+              <w:spacing w:after="20" w:before="20"/>
+              <w:jc w:val="left"/>
+            </w:pPr>
+            <w:r>
+              <w:rPr>
+                <w:rFonts w:ascii="맑은 고딕" w:cs="맑은 고딕" w:eastAsia="맑은 고딕" w:hAnsi="맑은 고딕"/>
+                <w:b w:val="false"/>
+                <w:bCs w:val="false"/>
+                <w:color w:val="000000"/>
+                <w:sz w:val="18"/>
+                <w:szCs w:val="18"/>
+              </w:rPr>
+              <w:t xml:space="preserve">아산 이노베이션 스퀘어</w:t>
+            </w:r>
+          </w:p>
+        </w:tc>
+        <w:tc>
+          <w:tcPr>
+            <w:tcW w:type="dxa" w:w="1541"/>
+            <w:tcMar>
+              <w:top w:type="dxa" w:w="60"/>
+              <w:left w:type="dxa" w:w="90"/>
+              <w:bottom w:type="dxa" w:w="60"/>
+              <w:right w:type="dxa" w:w="90"/>
+            </w:tcMar>
+            <w:vAlign w:val="center"/>
+          </w:tcPr>
+          <w:p>
+            <w:pPr>
+              <w:spacing w:after="20" w:before="20"/>
+              <w:jc w:val="center"/>
+            </w:pPr>
+            <w:r>
+              <w:rPr>
+                <w:rFonts w:ascii="맑은 고딕" w:cs="맑은 고딕" w:eastAsia="맑은 고딕" w:hAnsi="맑은 고딕"/>
+                <w:b w:val="false"/>
+                <w:bCs w:val="false"/>
+                <w:color w:val="000000"/>
+                <w:sz w:val="18"/>
+                <w:szCs w:val="18"/>
+              </w:rPr>
+              <w:t xml:space="preserve">AS-2026-0042</w:t>
+            </w:r>
+          </w:p>
+        </w:tc>
+      </w:tr>
+      <w:tr>
+        <w:tc>
+          <w:tcPr>
+            <w:tcW w:type="dxa" w:w="675"/>
+            <w:tcMar>
+              <w:top w:type="dxa" w:w="60"/>
+              <w:left w:type="dxa" w:w="90"/>
+              <w:bottom w:type="dxa" w:w="60"/>
+              <w:right w:type="dxa" w:w="90"/>
+            </w:tcMar>
+            <w:vAlign w:val="center"/>
+          </w:tcPr>
+          <w:p>
+            <w:pPr>
+              <w:spacing w:after="20" w:before="20"/>
+              <w:jc w:val="center"/>
+            </w:pPr>
+            <w:r>
+              <w:rPr>
+                <w:rFonts w:ascii="맑은 고딕" w:cs="맑은 고딕" w:eastAsia="맑은 고딕" w:hAnsi="맑은 고딕"/>
+                <w:b w:val="false"/>
+                <w:bCs w:val="false"/>
+                <w:color w:val="000000"/>
+                <w:sz w:val="18"/>
+                <w:szCs w:val="18"/>
+              </w:rPr>
+              <w:t xml:space="preserve">9</w:t>
+            </w:r>
+          </w:p>
+        </w:tc>
+        <w:tc>
+          <w:tcPr>
+            <w:tcW w:type="dxa" w:w="2892"/>
+            <w:tcMar>
+              <w:top w:type="dxa" w:w="60"/>
+              <w:left w:type="dxa" w:w="90"/>
+              <w:bottom w:type="dxa" w:w="60"/>
+              <w:right w:type="dxa" w:w="90"/>
+            </w:tcMar>
+            <w:vAlign w:val="center"/>
+          </w:tcPr>
+          <w:p>
+            <w:pPr>
+              <w:spacing w:after="20" w:before="20"/>
+              <w:jc w:val="left"/>
+            </w:pPr>
+            <w:r>
+              <w:rPr>
+                <w:rFonts w:ascii="맑은 고딕" w:cs="맑은 고딕" w:eastAsia="맑은 고딕" w:hAnsi="맑은 고딕"/>
+                <w:b w:val="false"/>
+                <w:bCs w:val="false"/>
+                <w:color w:val="000000"/>
+                <w:sz w:val="18"/>
+                <w:szCs w:val="18"/>
+              </w:rPr>
+              <w:t xml:space="preserve">지하2층 테이블-1</w:t>
+            </w:r>
+          </w:p>
+        </w:tc>
+        <w:tc>
+          <w:tcPr>
+            <w:tcW w:type="dxa" w:w="1928"/>
+            <w:tcMar>
+              <w:top w:type="dxa" w:w="60"/>
+              <w:left w:type="dxa" w:w="90"/>
+              <w:bottom w:type="dxa" w:w="60"/>
+              <w:right w:type="dxa" w:w="90"/>
+            </w:tcMar>
+            <w:vAlign w:val="center"/>
+          </w:tcPr>
+          <w:p>
+            <w:pPr>
+              <w:spacing w:after="20" w:before="20"/>
+              <w:jc w:val="left"/>
+            </w:pPr>
+            <w:r>
+              <w:rPr>
+                <w:rFonts w:ascii="맑은 고딕" w:cs="맑은 고딕" w:eastAsia="맑은 고딕" w:hAnsi="맑은 고딕"/>
+                <w:b w:val="false"/>
+                <w:bCs w:val="false"/>
+                <w:color w:val="000000"/>
+                <w:sz w:val="18"/>
+                <w:szCs w:val="18"/>
+              </w:rPr>
+              <w:t xml:space="preserve">제작가구 / 1</w:t>
+            </w:r>
+          </w:p>
+        </w:tc>
+        <w:tc>
+          <w:tcPr>
+            <w:tcW w:type="dxa" w:w="2603"/>
+            <w:tcMar>
+              <w:top w:type="dxa" w:w="60"/>
+              <w:left w:type="dxa" w:w="90"/>
+              <w:bottom w:type="dxa" w:w="60"/>
+              <w:right w:type="dxa" w:w="90"/>
+            </w:tcMar>
+            <w:vAlign w:val="center"/>
+          </w:tcPr>
+          <w:p>
+            <w:pPr>
+              <w:spacing w:after="20" w:before="20"/>
+              <w:jc w:val="left"/>
+            </w:pPr>
+            <w:r>
+              <w:rPr>
+                <w:rFonts w:ascii="맑은 고딕" w:cs="맑은 고딕" w:eastAsia="맑은 고딕" w:hAnsi="맑은 고딕"/>
+                <w:b w:val="false"/>
+                <w:bCs w:val="false"/>
+                <w:color w:val="000000"/>
+                <w:sz w:val="18"/>
+                <w:szCs w:val="18"/>
+              </w:rPr>
+              <w:t xml:space="preserve">아산 이노베이션 스퀘어</w:t>
+            </w:r>
+          </w:p>
+        </w:tc>
+        <w:tc>
+          <w:tcPr>
+            <w:tcW w:type="dxa" w:w="1541"/>
+            <w:tcMar>
+              <w:top w:type="dxa" w:w="60"/>
+              <w:left w:type="dxa" w:w="90"/>
+              <w:bottom w:type="dxa" w:w="60"/>
+              <w:right w:type="dxa" w:w="90"/>
+            </w:tcMar>
+            <w:vAlign w:val="center"/>
+          </w:tcPr>
+          <w:p>
+            <w:pPr>
+              <w:spacing w:after="20" w:before="20"/>
+              <w:jc w:val="center"/>
+            </w:pPr>
+            <w:r>
+              <w:rPr>
+                <w:rFonts w:ascii="맑은 고딕" w:cs="맑은 고딕" w:eastAsia="맑은 고딕" w:hAnsi="맑은 고딕"/>
+                <w:b w:val="false"/>
+                <w:bCs w:val="false"/>
+                <w:color w:val="000000"/>
+                <w:sz w:val="18"/>
+                <w:szCs w:val="18"/>
+              </w:rPr>
+              <w:t xml:space="preserve">AS-2026-0043</w:t>
+            </w:r>
+          </w:p>
+        </w:tc>
+      </w:tr>
+      <w:tr>
+        <w:tc>
+          <w:tcPr>
+            <w:tcW w:type="dxa" w:w="675"/>
+            <w:tcMar>
+              <w:top w:type="dxa" w:w="60"/>
+              <w:left w:type="dxa" w:w="90"/>
+              <w:bottom w:type="dxa" w:w="60"/>
+              <w:right w:type="dxa" w:w="90"/>
+            </w:tcMar>
+            <w:vAlign w:val="center"/>
+          </w:tcPr>
+          <w:p>
+            <w:pPr>
+              <w:spacing w:after="20" w:before="20"/>
+              <w:jc w:val="center"/>
+            </w:pPr>
+            <w:r>
+              <w:rPr>
+                <w:rFonts w:ascii="맑은 고딕" w:cs="맑은 고딕" w:eastAsia="맑은 고딕" w:hAnsi="맑은 고딕"/>
+                <w:b w:val="false"/>
+                <w:bCs w:val="false"/>
+                <w:color w:val="000000"/>
+                <w:sz w:val="18"/>
+                <w:szCs w:val="18"/>
+              </w:rPr>
+              <w:t xml:space="preserve">10</w:t>
+            </w:r>
+          </w:p>
+        </w:tc>
+        <w:tc>
+          <w:tcPr>
+            <w:tcW w:type="dxa" w:w="2892"/>
+            <w:tcMar>
+              <w:top w:type="dxa" w:w="60"/>
+              <w:left w:type="dxa" w:w="90"/>
+              <w:bottom w:type="dxa" w:w="60"/>
+              <w:right w:type="dxa" w:w="90"/>
+            </w:tcMar>
+            <w:vAlign w:val="center"/>
+          </w:tcPr>
+          <w:p>
+            <w:pPr>
+              <w:spacing w:after="20" w:before="20"/>
+              <w:jc w:val="left"/>
+            </w:pPr>
+            <w:r>
+              <w:rPr>
+                <w:rFonts w:ascii="맑은 고딕" w:cs="맑은 고딕" w:eastAsia="맑은 고딕" w:hAnsi="맑은 고딕"/>
+                <w:b w:val="false"/>
+                <w:bCs w:val="false"/>
+                <w:color w:val="000000"/>
+                <w:sz w:val="18"/>
+                <w:szCs w:val="18"/>
+              </w:rPr>
+              <w:t xml:space="preserve">파워드 앰프</w:t>
+            </w:r>
+          </w:p>
+        </w:tc>
+        <w:tc>
+          <w:tcPr>
+            <w:tcW w:type="dxa" w:w="1928"/>
+            <w:tcMar>
+              <w:top w:type="dxa" w:w="60"/>
+              <w:left w:type="dxa" w:w="90"/>
+              <w:bottom w:type="dxa" w:w="60"/>
+              <w:right w:type="dxa" w:w="90"/>
+            </w:tcMar>
+            <w:vAlign w:val="center"/>
+          </w:tcPr>
+          <w:p>
+            <w:pPr>
+              <w:spacing w:after="20" w:before="20"/>
+              <w:jc w:val="left"/>
+            </w:pPr>
+            <w:r>
+              <w:rPr>
+                <w:rFonts w:ascii="맑은 고딕" w:cs="맑은 고딕" w:eastAsia="맑은 고딕" w:hAnsi="맑은 고딕"/>
+                <w:b w:val="false"/>
+                <w:bCs w:val="false"/>
+                <w:color w:val="000000"/>
+                <w:sz w:val="18"/>
+                <w:szCs w:val="18"/>
+              </w:rPr>
+              <w:t xml:space="preserve">EMX5 / 1</w:t>
+            </w:r>
+          </w:p>
+        </w:tc>
+        <w:tc>
+          <w:tcPr>
+            <w:tcW w:type="dxa" w:w="2603"/>
+            <w:tcMar>
+              <w:top w:type="dxa" w:w="60"/>
+              <w:left w:type="dxa" w:w="90"/>
+              <w:bottom w:type="dxa" w:w="60"/>
+              <w:right w:type="dxa" w:w="90"/>
+            </w:tcMar>
+            <w:vAlign w:val="center"/>
+          </w:tcPr>
+          <w:p>
+            <w:pPr>
+              <w:spacing w:after="20" w:before="20"/>
+              <w:jc w:val="left"/>
+            </w:pPr>
+            <w:r>
+              <w:rPr>
+                <w:rFonts w:ascii="맑은 고딕" w:cs="맑은 고딕" w:eastAsia="맑은 고딕" w:hAnsi="맑은 고딕"/>
+                <w:b w:val="false"/>
+                <w:bCs w:val="false"/>
+                <w:color w:val="000000"/>
+                <w:sz w:val="18"/>
+                <w:szCs w:val="18"/>
+              </w:rPr>
+              <w:t xml:space="preserve">아산 이노베이션 스퀘어</w:t>
+            </w:r>
+          </w:p>
+        </w:tc>
+        <w:tc>
+          <w:tcPr>
+            <w:tcW w:type="dxa" w:w="1541"/>
+            <w:tcMar>
+              <w:top w:type="dxa" w:w="60"/>
+              <w:left w:type="dxa" w:w="90"/>
+              <w:bottom w:type="dxa" w:w="60"/>
+              <w:right w:type="dxa" w:w="90"/>
+            </w:tcMar>
+            <w:vAlign w:val="center"/>
+          </w:tcPr>
+          <w:p>
+            <w:pPr>
+              <w:spacing w:after="20" w:before="20"/>
+              <w:jc w:val="center"/>
+            </w:pPr>
+            <w:r>
+              <w:rPr>
+                <w:rFonts w:ascii="맑은 고딕" w:cs="맑은 고딕" w:eastAsia="맑은 고딕" w:hAnsi="맑은 고딕"/>
+                <w:b w:val="false"/>
+                <w:bCs w:val="false"/>
+                <w:color w:val="000000"/>
+                <w:sz w:val="18"/>
+                <w:szCs w:val="18"/>
+              </w:rPr>
+              <w:t xml:space="preserve">AS-2026-0044</w:t>
+            </w:r>
+          </w:p>
+        </w:tc>
+      </w:tr>
+      <w:tr>
+        <w:tc>
+          <w:tcPr>
+            <w:tcW w:type="dxa" w:w="675"/>
+            <w:tcMar>
+              <w:top w:type="dxa" w:w="60"/>
+              <w:left w:type="dxa" w:w="90"/>
+              <w:bottom w:type="dxa" w:w="60"/>
+              <w:right w:type="dxa" w:w="90"/>
+            </w:tcMar>
+            <w:vAlign w:val="center"/>
+          </w:tcPr>
+          <w:p>
+            <w:pPr>
+              <w:spacing w:after="20" w:before="20"/>
+              <w:jc w:val="center"/>
+            </w:pPr>
+            <w:r>
+              <w:rPr>
+                <w:rFonts w:ascii="맑은 고딕" w:cs="맑은 고딕" w:eastAsia="맑은 고딕" w:hAnsi="맑은 고딕"/>
+                <w:b w:val="false"/>
+                <w:bCs w:val="false"/>
+                <w:color w:val="000000"/>
+                <w:sz w:val="18"/>
+                <w:szCs w:val="18"/>
+              </w:rPr>
+              <w:t xml:space="preserve">11</w:t>
+            </w:r>
+          </w:p>
+        </w:tc>
+        <w:tc>
+          <w:tcPr>
+            <w:tcW w:type="dxa" w:w="2892"/>
+            <w:tcMar>
+              <w:top w:type="dxa" w:w="60"/>
+              <w:left w:type="dxa" w:w="90"/>
+              <w:bottom w:type="dxa" w:w="60"/>
+              <w:right w:type="dxa" w:w="90"/>
+            </w:tcMar>
+            <w:vAlign w:val="center"/>
+          </w:tcPr>
+          <w:p>
+            <w:pPr>
+              <w:spacing w:after="20" w:before="20"/>
+              <w:jc w:val="left"/>
+            </w:pPr>
+            <w:r>
+              <w:rPr>
+                <w:rFonts w:ascii="맑은 고딕" w:cs="맑은 고딕" w:eastAsia="맑은 고딕" w:hAnsi="맑은 고딕"/>
+                <w:b w:val="false"/>
+                <w:bCs w:val="false"/>
+                <w:color w:val="000000"/>
+                <w:sz w:val="18"/>
+                <w:szCs w:val="18"/>
+              </w:rPr>
+              <w:t xml:space="preserve">지하2층 로비 싱크대</w:t>
+            </w:r>
+          </w:p>
+        </w:tc>
+        <w:tc>
+          <w:tcPr>
+            <w:tcW w:type="dxa" w:w="1928"/>
+            <w:tcMar>
+              <w:top w:type="dxa" w:w="60"/>
+              <w:left w:type="dxa" w:w="90"/>
+              <w:bottom w:type="dxa" w:w="60"/>
+              <w:right w:type="dxa" w:w="90"/>
+            </w:tcMar>
+            <w:vAlign w:val="center"/>
+          </w:tcPr>
+          <w:p>
+            <w:pPr>
+              <w:spacing w:after="20" w:before="20"/>
+              <w:jc w:val="left"/>
+            </w:pPr>
+            <w:r>
+              <w:rPr>
+                <w:rFonts w:ascii="맑은 고딕" w:cs="맑은 고딕" w:eastAsia="맑은 고딕" w:hAnsi="맑은 고딕"/>
+                <w:b w:val="false"/>
+                <w:bCs w:val="false"/>
+                <w:color w:val="000000"/>
+                <w:sz w:val="18"/>
+                <w:szCs w:val="18"/>
+              </w:rPr>
+              <w:t xml:space="preserve">제작가구 / 1</w:t>
+            </w:r>
+          </w:p>
+        </w:tc>
+        <w:tc>
+          <w:tcPr>
+            <w:tcW w:type="dxa" w:w="2603"/>
+            <w:tcMar>
+              <w:top w:type="dxa" w:w="60"/>
+              <w:left w:type="dxa" w:w="90"/>
+              <w:bottom w:type="dxa" w:w="60"/>
+              <w:right w:type="dxa" w:w="90"/>
+            </w:tcMar>
+            <w:vAlign w:val="center"/>
+          </w:tcPr>
+          <w:p>
+            <w:pPr>
+              <w:spacing w:after="20" w:before="20"/>
+              <w:jc w:val="left"/>
+            </w:pPr>
+            <w:r>
+              <w:rPr>
+                <w:rFonts w:ascii="맑은 고딕" w:cs="맑은 고딕" w:eastAsia="맑은 고딕" w:hAnsi="맑은 고딕"/>
+                <w:b w:val="false"/>
+                <w:bCs w:val="false"/>
+                <w:color w:val="000000"/>
+                <w:sz w:val="18"/>
+                <w:szCs w:val="18"/>
+              </w:rPr>
+              <w:t xml:space="preserve">아산 이노베이션 스퀘어</w:t>
+            </w:r>
+          </w:p>
+        </w:tc>
+        <w:tc>
+          <w:tcPr>
+            <w:tcW w:type="dxa" w:w="1541"/>
+            <w:tcMar>
+              <w:top w:type="dxa" w:w="60"/>
+              <w:left w:type="dxa" w:w="90"/>
+              <w:bottom w:type="dxa" w:w="60"/>
+              <w:right w:type="dxa" w:w="90"/>
+            </w:tcMar>
+            <w:vAlign w:val="center"/>
+          </w:tcPr>
+          <w:p>
+            <w:pPr>
+              <w:spacing w:after="20" w:before="20"/>
+              <w:jc w:val="center"/>
+            </w:pPr>
+            <w:r>
+              <w:rPr>
+                <w:rFonts w:ascii="맑은 고딕" w:cs="맑은 고딕" w:eastAsia="맑은 고딕" w:hAnsi="맑은 고딕"/>
+                <w:b w:val="false"/>
+                <w:bCs w:val="false"/>
+                <w:color w:val="000000"/>
+                <w:sz w:val="18"/>
+                <w:szCs w:val="18"/>
+              </w:rPr>
+              <w:t xml:space="preserve">AS-2026-0045</w:t>
+            </w:r>
+          </w:p>
+        </w:tc>
+      </w:tr>
+      <w:tr>
+        <w:tc>
+          <w:tcPr>
+            <w:tcW w:type="dxa" w:w="675"/>
+            <w:tcMar>
+              <w:top w:type="dxa" w:w="60"/>
+              <w:left w:type="dxa" w:w="90"/>
+              <w:bottom w:type="dxa" w:w="60"/>
+              <w:right w:type="dxa" w:w="90"/>
+            </w:tcMar>
+            <w:vAlign w:val="center"/>
+          </w:tcPr>
+          <w:p>
+            <w:pPr>
+              <w:spacing w:after="20" w:before="20"/>
+              <w:jc w:val="center"/>
+            </w:pPr>
+            <w:r>
+              <w:rPr>
+                <w:rFonts w:ascii="맑은 고딕" w:cs="맑은 고딕" w:eastAsia="맑은 고딕" w:hAnsi="맑은 고딕"/>
+                <w:b w:val="false"/>
+                <w:bCs w:val="false"/>
+                <w:color w:val="000000"/>
+                <w:sz w:val="18"/>
+                <w:szCs w:val="18"/>
+              </w:rPr>
+              <w:t xml:space="preserve">12</w:t>
+            </w:r>
+          </w:p>
+        </w:tc>
+        <w:tc>
+          <w:tcPr>
+            <w:tcW w:type="dxa" w:w="2892"/>
+            <w:tcMar>
+              <w:top w:type="dxa" w:w="60"/>
+              <w:left w:type="dxa" w:w="90"/>
+              <w:bottom w:type="dxa" w:w="60"/>
+              <w:right w:type="dxa" w:w="90"/>
+            </w:tcMar>
+            <w:vAlign w:val="center"/>
+          </w:tcPr>
+          <w:p>
+            <w:pPr>
+              <w:spacing w:after="20" w:before="20"/>
+              <w:jc w:val="left"/>
+            </w:pPr>
+            <w:r>
+              <w:rPr>
+                <w:rFonts w:ascii="맑은 고딕" w:cs="맑은 고딕" w:eastAsia="맑은 고딕" w:hAnsi="맑은 고딕"/>
+                <w:b w:val="false"/>
+                <w:bCs w:val="false"/>
+                <w:color w:val="000000"/>
+                <w:sz w:val="18"/>
+                <w:szCs w:val="18"/>
+              </w:rPr>
+              <w:t xml:space="preserve">여자화장실 세면대</w:t>
+            </w:r>
+          </w:p>
+        </w:tc>
+        <w:tc>
+          <w:tcPr>
+            <w:tcW w:type="dxa" w:w="1928"/>
+            <w:tcMar>
+              <w:top w:type="dxa" w:w="60"/>
+              <w:left w:type="dxa" w:w="90"/>
+              <w:bottom w:type="dxa" w:w="60"/>
+              <w:right w:type="dxa" w:w="90"/>
+            </w:tcMar>
+            <w:vAlign w:val="center"/>
+          </w:tcPr>
+          <w:p>
+            <w:pPr>
+              <w:spacing w:after="20" w:before="20"/>
+              <w:jc w:val="left"/>
+            </w:pPr>
+            <w:r>
+              <w:rPr>
+                <w:rFonts w:ascii="맑은 고딕" w:cs="맑은 고딕" w:eastAsia="맑은 고딕" w:hAnsi="맑은 고딕"/>
+                <w:b w:val="false"/>
+                <w:bCs w:val="false"/>
+                <w:color w:val="000000"/>
+                <w:sz w:val="18"/>
+                <w:szCs w:val="18"/>
+              </w:rPr>
+              <w:t xml:space="preserve">제작가구 / 1</w:t>
+            </w:r>
+          </w:p>
+        </w:tc>
+        <w:tc>
+          <w:tcPr>
+            <w:tcW w:type="dxa" w:w="2603"/>
+            <w:tcMar>
+              <w:top w:type="dxa" w:w="60"/>
+              <w:left w:type="dxa" w:w="90"/>
+              <w:bottom w:type="dxa" w:w="60"/>
+              <w:right w:type="dxa" w:w="90"/>
+            </w:tcMar>
+            <w:vAlign w:val="center"/>
+          </w:tcPr>
+          <w:p>
+            <w:pPr>
+              <w:spacing w:after="20" w:before="20"/>
+              <w:jc w:val="left"/>
+            </w:pPr>
+            <w:r>
+              <w:rPr>
+                <w:rFonts w:ascii="맑은 고딕" w:cs="맑은 고딕" w:eastAsia="맑은 고딕" w:hAnsi="맑은 고딕"/>
+                <w:b w:val="false"/>
+                <w:bCs w:val="false"/>
+                <w:color w:val="000000"/>
+                <w:sz w:val="18"/>
+                <w:szCs w:val="18"/>
+              </w:rPr>
+              <w:t xml:space="preserve">아산 이노베이션 스퀘어</w:t>
+            </w:r>
+          </w:p>
+        </w:tc>
+        <w:tc>
+          <w:tcPr>
+            <w:tcW w:type="dxa" w:w="1541"/>
+            <w:tcMar>
+              <w:top w:type="dxa" w:w="60"/>
+              <w:left w:type="dxa" w:w="90"/>
+              <w:bottom w:type="dxa" w:w="60"/>
+              <w:right w:type="dxa" w:w="90"/>
+            </w:tcMar>
+            <w:vAlign w:val="center"/>
+          </w:tcPr>
+          <w:p>
+            <w:pPr>
+              <w:spacing w:after="20" w:before="20"/>
+              <w:jc w:val="center"/>
+            </w:pPr>
+            <w:r>
+              <w:rPr>
+                <w:rFonts w:ascii="맑은 고딕" w:cs="맑은 고딕" w:eastAsia="맑은 고딕" w:hAnsi="맑은 고딕"/>
+                <w:b w:val="false"/>
+                <w:bCs w:val="false"/>
+                <w:color w:val="000000"/>
+                <w:sz w:val="18"/>
+                <w:szCs w:val="18"/>
+              </w:rPr>
+              <w:t xml:space="preserve">AS-2026-0046</w:t>
+            </w:r>
+          </w:p>
+        </w:tc>
+      </w:tr>
+      <w:tr>
+        <w:tc>
+          <w:tcPr>
+            <w:tcW w:type="dxa" w:w="675"/>
+            <w:tcMar>
+              <w:top w:type="dxa" w:w="60"/>
+              <w:left w:type="dxa" w:w="90"/>
+              <w:bottom w:type="dxa" w:w="60"/>
+              <w:right w:type="dxa" w:w="90"/>
+            </w:tcMar>
+            <w:vAlign w:val="center"/>
+          </w:tcPr>
+          <w:p>
+            <w:pPr>
+              <w:spacing w:after="20" w:before="20"/>
+              <w:jc w:val="center"/>
+            </w:pPr>
+            <w:r>
+              <w:rPr>
+                <w:rFonts w:ascii="맑은 고딕" w:cs="맑은 고딕" w:eastAsia="맑은 고딕" w:hAnsi="맑은 고딕"/>
+                <w:b w:val="false"/>
+                <w:bCs w:val="false"/>
+                <w:color w:val="000000"/>
+                <w:sz w:val="18"/>
+                <w:szCs w:val="18"/>
+              </w:rPr>
+              <w:t xml:space="preserve">13</w:t>
+            </w:r>
+          </w:p>
+        </w:tc>
+        <w:tc>
+          <w:tcPr>
+            <w:tcW w:type="dxa" w:w="2892"/>
+            <w:tcMar>
+              <w:top w:type="dxa" w:w="60"/>
+              <w:left w:type="dxa" w:w="90"/>
+              <w:bottom w:type="dxa" w:w="60"/>
+              <w:right w:type="dxa" w:w="90"/>
+            </w:tcMar>
+            <w:vAlign w:val="center"/>
+          </w:tcPr>
+          <w:p>
+            <w:pPr>
+              <w:spacing w:after="20" w:before="20"/>
+              <w:jc w:val="left"/>
+            </w:pPr>
+            <w:r>
+              <w:rPr>
+                <w:rFonts w:ascii="맑은 고딕" w:cs="맑은 고딕" w:eastAsia="맑은 고딕" w:hAnsi="맑은 고딕"/>
+                <w:b w:val="false"/>
+                <w:bCs w:val="false"/>
+                <w:color w:val="000000"/>
+                <w:sz w:val="18"/>
+                <w:szCs w:val="18"/>
+              </w:rPr>
+              <w:t xml:space="preserve">남자화장실 세면대</w:t>
+            </w:r>
+          </w:p>
+        </w:tc>
+        <w:tc>
+          <w:tcPr>
+            <w:tcW w:type="dxa" w:w="1928"/>
+            <w:tcMar>
+              <w:top w:type="dxa" w:w="60"/>
+              <w:left w:type="dxa" w:w="90"/>
+              <w:bottom w:type="dxa" w:w="60"/>
+              <w:right w:type="dxa" w:w="90"/>
+            </w:tcMar>
+            <w:vAlign w:val="center"/>
+          </w:tcPr>
+          <w:p>
+            <w:pPr>
+              <w:spacing w:after="20" w:before="20"/>
+              <w:jc w:val="left"/>
+            </w:pPr>
+            <w:r>
+              <w:rPr>
+                <w:rFonts w:ascii="맑은 고딕" w:cs="맑은 고딕" w:eastAsia="맑은 고딕" w:hAnsi="맑은 고딕"/>
+                <w:b w:val="false"/>
+                <w:bCs w:val="false"/>
+                <w:color w:val="000000"/>
+                <w:sz w:val="18"/>
+                <w:szCs w:val="18"/>
+              </w:rPr>
+              <w:t xml:space="preserve">제작가구 / 1</w:t>
+            </w:r>
+          </w:p>
+        </w:tc>
+        <w:tc>
+          <w:tcPr>
+            <w:tcW w:type="dxa" w:w="2603"/>
+            <w:tcMar>
+              <w:top w:type="dxa" w:w="60"/>
+              <w:left w:type="dxa" w:w="90"/>
+              <w:bottom w:type="dxa" w:w="60"/>
+              <w:right w:type="dxa" w:w="90"/>
+            </w:tcMar>
+            <w:vAlign w:val="center"/>
+          </w:tcPr>
+          <w:p>
+            <w:pPr>
+              <w:spacing w:after="20" w:before="20"/>
+              <w:jc w:val="left"/>
+            </w:pPr>
+            <w:r>
+              <w:rPr>
+                <w:rFonts w:ascii="맑은 고딕" w:cs="맑은 고딕" w:eastAsia="맑은 고딕" w:hAnsi="맑은 고딕"/>
+                <w:b w:val="false"/>
+                <w:bCs w:val="false"/>
+                <w:color w:val="000000"/>
+                <w:sz w:val="18"/>
+                <w:szCs w:val="18"/>
+              </w:rPr>
+              <w:t xml:space="preserve">아산 이노베이션 스퀘어</w:t>
+            </w:r>
+          </w:p>
+        </w:tc>
+        <w:tc>
+          <w:tcPr>
+            <w:tcW w:type="dxa" w:w="1541"/>
+            <w:tcMar>
+              <w:top w:type="dxa" w:w="60"/>
+              <w:left w:type="dxa" w:w="90"/>
+              <w:bottom w:type="dxa" w:w="60"/>
+              <w:right w:type="dxa" w:w="90"/>
+            </w:tcMar>
+            <w:vAlign w:val="center"/>
+          </w:tcPr>
+          <w:p>
+            <w:pPr>
+              <w:spacing w:after="20" w:before="20"/>
+              <w:jc w:val="center"/>
+            </w:pPr>
+            <w:r>
+              <w:rPr>
+                <w:rFonts w:ascii="맑은 고딕" w:cs="맑은 고딕" w:eastAsia="맑은 고딕" w:hAnsi="맑은 고딕"/>
+                <w:b w:val="false"/>
+                <w:bCs w:val="false"/>
+                <w:color w:val="000000"/>
+                <w:sz w:val="18"/>
+                <w:szCs w:val="18"/>
+              </w:rPr>
+              <w:t xml:space="preserve">AS-2026-0047</w:t>
+            </w:r>
+          </w:p>
+        </w:tc>
+      </w:tr>
+      <w:tr>
+        <w:tc>
+          <w:tcPr>
+            <w:tcW w:type="dxa" w:w="675"/>
+            <w:tcMar>
+              <w:top w:type="dxa" w:w="60"/>
+              <w:left w:type="dxa" w:w="90"/>
+              <w:bottom w:type="dxa" w:w="60"/>
+              <w:right w:type="dxa" w:w="90"/>
+            </w:tcMar>
+            <w:vAlign w:val="center"/>
+          </w:tcPr>
+          <w:p>
+            <w:pPr>
+              <w:spacing w:after="20" w:before="20"/>
+              <w:jc w:val="center"/>
+            </w:pPr>
+            <w:r>
+              <w:rPr>
+                <w:rFonts w:ascii="맑은 고딕" w:cs="맑은 고딕" w:eastAsia="맑은 고딕" w:hAnsi="맑은 고딕"/>
+                <w:b w:val="false"/>
+                <w:bCs w:val="false"/>
+                <w:color w:val="000000"/>
+                <w:sz w:val="18"/>
+                <w:szCs w:val="18"/>
+              </w:rPr>
+              <w:t xml:space="preserve">14</w:t>
+            </w:r>
+          </w:p>
+        </w:tc>
+        <w:tc>
+          <w:tcPr>
+            <w:tcW w:type="dxa" w:w="2892"/>
+            <w:tcMar>
+              <w:top w:type="dxa" w:w="60"/>
+              <w:left w:type="dxa" w:w="90"/>
+              <w:bottom w:type="dxa" w:w="60"/>
+              <w:right w:type="dxa" w:w="90"/>
+            </w:tcMar>
+            <w:vAlign w:val="center"/>
+          </w:tcPr>
+          <w:p>
+            <w:pPr>
+              <w:spacing w:after="20" w:before="20"/>
+              <w:jc w:val="left"/>
+            </w:pPr>
+            <w:r>
+              <w:rPr>
+                <w:rFonts w:ascii="맑은 고딕" w:cs="맑은 고딕" w:eastAsia="맑은 고딕" w:hAnsi="맑은 고딕"/>
+                <w:b w:val="false"/>
+                <w:bCs w:val="false"/>
+                <w:color w:val="000000"/>
+                <w:sz w:val="18"/>
+                <w:szCs w:val="18"/>
+              </w:rPr>
+              <w:t xml:space="preserve">98인치 LED 사이니지</w:t>
+            </w:r>
+          </w:p>
+        </w:tc>
+        <w:tc>
+          <w:tcPr>
+            <w:tcW w:type="dxa" w:w="1928"/>
+            <w:tcMar>
+              <w:top w:type="dxa" w:w="60"/>
+              <w:left w:type="dxa" w:w="90"/>
+              <w:bottom w:type="dxa" w:w="60"/>
+              <w:right w:type="dxa" w:w="90"/>
+            </w:tcMar>
+            <w:vAlign w:val="center"/>
+          </w:tcPr>
+          <w:p>
+            <w:pPr>
+              <w:spacing w:after="20" w:before="20"/>
+              <w:jc w:val="left"/>
+            </w:pPr>
+            <w:r>
+              <w:rPr>
+                <w:rFonts w:ascii="맑은 고딕" w:cs="맑은 고딕" w:eastAsia="맑은 고딕" w:hAnsi="맑은 고딕"/>
+                <w:b w:val="false"/>
+                <w:bCs w:val="false"/>
+                <w:color w:val="000000"/>
+                <w:sz w:val="18"/>
+                <w:szCs w:val="18"/>
+              </w:rPr>
+              <w:t xml:space="preserve">QE98C / 1</w:t>
+            </w:r>
+          </w:p>
+        </w:tc>
+        <w:tc>
+          <w:tcPr>
+            <w:tcW w:type="dxa" w:w="2603"/>
+            <w:tcMar>
+              <w:top w:type="dxa" w:w="60"/>
+              <w:left w:type="dxa" w:w="90"/>
+              <w:bottom w:type="dxa" w:w="60"/>
+              <w:right w:type="dxa" w:w="90"/>
+            </w:tcMar>
+            <w:vAlign w:val="center"/>
+          </w:tcPr>
+          <w:p>
+            <w:pPr>
+              <w:spacing w:after="20" w:before="20"/>
+              <w:jc w:val="left"/>
+            </w:pPr>
+            <w:r>
+              <w:rPr>
+                <w:rFonts w:ascii="맑은 고딕" w:cs="맑은 고딕" w:eastAsia="맑은 고딕" w:hAnsi="맑은 고딕"/>
+                <w:b w:val="false"/>
+                <w:bCs w:val="false"/>
+                <w:color w:val="000000"/>
+                <w:sz w:val="18"/>
+                <w:szCs w:val="18"/>
+              </w:rPr>
+              <w:t xml:space="preserve">아산 이노베이션 스퀘어</w:t>
+            </w:r>
+          </w:p>
+        </w:tc>
+        <w:tc>
+          <w:tcPr>
+            <w:tcW w:type="dxa" w:w="1541"/>
+            <w:tcMar>
+              <w:top w:type="dxa" w:w="60"/>
+              <w:left w:type="dxa" w:w="90"/>
+              <w:bottom w:type="dxa" w:w="60"/>
+              <w:right w:type="dxa" w:w="90"/>
+            </w:tcMar>
+            <w:vAlign w:val="center"/>
+          </w:tcPr>
+          <w:p>
+            <w:pPr>
+              <w:spacing w:after="20" w:before="20"/>
+              <w:jc w:val="center"/>
+            </w:pPr>
+            <w:r>
+              <w:rPr>
+                <w:rFonts w:ascii="맑은 고딕" w:cs="맑은 고딕" w:eastAsia="맑은 고딕" w:hAnsi="맑은 고딕"/>
+                <w:b w:val="false"/>
+                <w:bCs w:val="false"/>
+                <w:color w:val="000000"/>
+                <w:sz w:val="18"/>
+                <w:szCs w:val="18"/>
+              </w:rPr>
+              <w:t xml:space="preserve">AS-2026-0048</w:t>
+            </w:r>
+          </w:p>
+        </w:tc>
+      </w:tr>
+      <w:tr>
+        <w:tc>
+          <w:tcPr>
+            <w:tcW w:type="dxa" w:w="675"/>
+            <w:tcMar>
+              <w:top w:type="dxa" w:w="60"/>
+              <w:left w:type="dxa" w:w="90"/>
+              <w:bottom w:type="dxa" w:w="60"/>
+              <w:right w:type="dxa" w:w="90"/>
+            </w:tcMar>
+            <w:vAlign w:val="center"/>
+          </w:tcPr>
+          <w:p>
+            <w:pPr>
+              <w:spacing w:after="20" w:before="20"/>
+              <w:jc w:val="center"/>
+            </w:pPr>
+            <w:r>
+              <w:rPr>
+                <w:rFonts w:ascii="맑은 고딕" w:cs="맑은 고딕" w:eastAsia="맑은 고딕" w:hAnsi="맑은 고딕"/>
+                <w:b w:val="false"/>
+                <w:bCs w:val="false"/>
+                <w:color w:val="000000"/>
+                <w:sz w:val="18"/>
+                <w:szCs w:val="18"/>
+              </w:rPr>
+              <w:t xml:space="preserve">15</w:t>
+            </w:r>
+          </w:p>
+        </w:tc>
+        <w:tc>
+          <w:tcPr>
+            <w:tcW w:type="dxa" w:w="2892"/>
+            <w:tcMar>
+              <w:top w:type="dxa" w:w="60"/>
+              <w:left w:type="dxa" w:w="90"/>
+              <w:bottom w:type="dxa" w:w="60"/>
+              <w:right w:type="dxa" w:w="90"/>
+            </w:tcMar>
+            <w:vAlign w:val="center"/>
+          </w:tcPr>
+          <w:p>
+            <w:pPr>
+              <w:spacing w:after="20" w:before="20"/>
+              <w:jc w:val="left"/>
+            </w:pPr>
+            <w:r>
+              <w:rPr>
+                <w:rFonts w:ascii="맑은 고딕" w:cs="맑은 고딕" w:eastAsia="맑은 고딕" w:hAnsi="맑은 고딕"/>
+                <w:b w:val="false"/>
+                <w:bCs w:val="false"/>
+                <w:color w:val="000000"/>
+                <w:sz w:val="18"/>
+                <w:szCs w:val="18"/>
+              </w:rPr>
+              <w:t xml:space="preserve">LED Controller</w:t>
+            </w:r>
+          </w:p>
+        </w:tc>
+        <w:tc>
+          <w:tcPr>
+            <w:tcW w:type="dxa" w:w="1928"/>
+            <w:tcMar>
+              <w:top w:type="dxa" w:w="60"/>
+              <w:left w:type="dxa" w:w="90"/>
+              <w:bottom w:type="dxa" w:w="60"/>
+              <w:right w:type="dxa" w:w="90"/>
+            </w:tcMar>
+            <w:vAlign w:val="center"/>
+          </w:tcPr>
+          <w:p>
+            <w:pPr>
+              <w:spacing w:after="20" w:before="20"/>
+              <w:jc w:val="left"/>
+            </w:pPr>
+            <w:r>
+              <w:rPr>
+                <w:rFonts w:ascii="맑은 고딕" w:cs="맑은 고딕" w:eastAsia="맑은 고딕" w:hAnsi="맑은 고딕"/>
+                <w:b w:val="false"/>
+                <w:bCs w:val="false"/>
+                <w:color w:val="000000"/>
+                <w:sz w:val="18"/>
+                <w:szCs w:val="18"/>
+              </w:rPr>
+              <w:t xml:space="preserve">H5 / 1</w:t>
+            </w:r>
+          </w:p>
+        </w:tc>
+        <w:tc>
+          <w:tcPr>
+            <w:tcW w:type="dxa" w:w="2603"/>
+            <w:tcMar>
+              <w:top w:type="dxa" w:w="60"/>
+              <w:left w:type="dxa" w:w="90"/>
+              <w:bottom w:type="dxa" w:w="60"/>
+              <w:right w:type="dxa" w:w="90"/>
+            </w:tcMar>
+            <w:vAlign w:val="center"/>
+          </w:tcPr>
+          <w:p>
+            <w:pPr>
+              <w:spacing w:after="20" w:before="20"/>
+              <w:jc w:val="left"/>
+            </w:pPr>
+            <w:r>
+              <w:rPr>
+                <w:rFonts w:ascii="맑은 고딕" w:cs="맑은 고딕" w:eastAsia="맑은 고딕" w:hAnsi="맑은 고딕"/>
+                <w:b w:val="false"/>
+                <w:bCs w:val="false"/>
+                <w:color w:val="000000"/>
+                <w:sz w:val="18"/>
+                <w:szCs w:val="18"/>
+              </w:rPr>
+              <w:t xml:space="preserve">아산 이노베이션 스퀘어</w:t>
+            </w:r>
+          </w:p>
+        </w:tc>
+        <w:tc>
+          <w:tcPr>
+            <w:tcW w:type="dxa" w:w="1541"/>
+            <w:tcMar>
+              <w:top w:type="dxa" w:w="60"/>
+              <w:left w:type="dxa" w:w="90"/>
+              <w:bottom w:type="dxa" w:w="60"/>
+              <w:right w:type="dxa" w:w="90"/>
+            </w:tcMar>
+            <w:vAlign w:val="center"/>
+          </w:tcPr>
+          <w:p>
+            <w:pPr>
+              <w:spacing w:after="20" w:before="20"/>
+              <w:jc w:val="center"/>
+            </w:pPr>
+            <w:r>
+              <w:rPr>
+                <w:rFonts w:ascii="맑은 고딕" w:cs="맑은 고딕" w:eastAsia="맑은 고딕" w:hAnsi="맑은 고딕"/>
+                <w:b w:val="false"/>
+                <w:bCs w:val="false"/>
+                <w:color w:val="000000"/>
+                <w:sz w:val="18"/>
+                <w:szCs w:val="18"/>
+              </w:rPr>
+              <w:t xml:space="preserve">AS-2026-0049</w:t>
+            </w:r>
+          </w:p>
+        </w:tc>
+      </w:tr>
+      <w:tr>
+        <w:tc>
+          <w:tcPr>
+            <w:tcW w:type="dxa" w:w="675"/>
+            <w:tcMar>
+              <w:top w:type="dxa" w:w="60"/>
+              <w:left w:type="dxa" w:w="90"/>
+              <w:bottom w:type="dxa" w:w="60"/>
+              <w:right w:type="dxa" w:w="90"/>
+            </w:tcMar>
+            <w:vAlign w:val="center"/>
+          </w:tcPr>
+          <w:p>
+            <w:pPr>
+              <w:spacing w:after="20" w:before="20"/>
+              <w:jc w:val="center"/>
+            </w:pPr>
+            <w:r>
+              <w:rPr>
+                <w:rFonts w:ascii="맑은 고딕" w:cs="맑은 고딕" w:eastAsia="맑은 고딕" w:hAnsi="맑은 고딕"/>
+                <w:b w:val="false"/>
+                <w:bCs w:val="false"/>
+                <w:color w:val="000000"/>
+                <w:sz w:val="18"/>
+                <w:szCs w:val="18"/>
+              </w:rPr>
+              <w:t xml:space="preserve">16</w:t>
+            </w:r>
+          </w:p>
+        </w:tc>
+        <w:tc>
+          <w:tcPr>
+            <w:tcW w:type="dxa" w:w="2892"/>
+            <w:tcMar>
+              <w:top w:type="dxa" w:w="60"/>
+              <w:left w:type="dxa" w:w="90"/>
+              <w:bottom w:type="dxa" w:w="60"/>
+              <w:right w:type="dxa" w:w="90"/>
+            </w:tcMar>
+            <w:vAlign w:val="center"/>
+          </w:tcPr>
+          <w:p>
+            <w:pPr>
+              <w:spacing w:after="20" w:before="20"/>
+              <w:jc w:val="left"/>
+            </w:pPr>
+            <w:r>
+              <w:rPr>
+                <w:rFonts w:ascii="맑은 고딕" w:cs="맑은 고딕" w:eastAsia="맑은 고딕" w:hAnsi="맑은 고딕"/>
+                <w:b w:val="false"/>
+                <w:bCs w:val="false"/>
+                <w:color w:val="000000"/>
+                <w:sz w:val="18"/>
+                <w:szCs w:val="18"/>
+              </w:rPr>
+              <w:t xml:space="preserve">프롬프트</w:t>
+            </w:r>
+          </w:p>
+        </w:tc>
+        <w:tc>
+          <w:tcPr>
+            <w:tcW w:type="dxa" w:w="1928"/>
+            <w:tcMar>
+              <w:top w:type="dxa" w:w="60"/>
+              <w:left w:type="dxa" w:w="90"/>
+              <w:bottom w:type="dxa" w:w="60"/>
+              <w:right w:type="dxa" w:w="90"/>
+            </w:tcMar>
+            <w:vAlign w:val="center"/>
+          </w:tcPr>
+          <w:p>
+            <w:pPr>
+              <w:spacing w:after="20" w:before="20"/>
+              <w:jc w:val="left"/>
+            </w:pPr>
+            <w:r>
+              <w:rPr>
+                <w:rFonts w:ascii="맑은 고딕" w:cs="맑은 고딕" w:eastAsia="맑은 고딕" w:hAnsi="맑은 고딕"/>
+                <w:b w:val="false"/>
+                <w:bCs w:val="false"/>
+                <w:color w:val="000000"/>
+                <w:sz w:val="18"/>
+                <w:szCs w:val="18"/>
+              </w:rPr>
+              <w:t xml:space="preserve">POP24 / 1</w:t>
+            </w:r>
+          </w:p>
+        </w:tc>
+        <w:tc>
+          <w:tcPr>
+            <w:tcW w:type="dxa" w:w="2603"/>
+            <w:tcMar>
+              <w:top w:type="dxa" w:w="60"/>
+              <w:left w:type="dxa" w:w="90"/>
+              <w:bottom w:type="dxa" w:w="60"/>
+              <w:right w:type="dxa" w:w="90"/>
+            </w:tcMar>
+            <w:vAlign w:val="center"/>
+          </w:tcPr>
+          <w:p>
+            <w:pPr>
+              <w:spacing w:after="20" w:before="20"/>
+              <w:jc w:val="left"/>
+            </w:pPr>
+            <w:r>
+              <w:rPr>
+                <w:rFonts w:ascii="맑은 고딕" w:cs="맑은 고딕" w:eastAsia="맑은 고딕" w:hAnsi="맑은 고딕"/>
+                <w:b w:val="false"/>
+                <w:bCs w:val="false"/>
+                <w:color w:val="000000"/>
+                <w:sz w:val="18"/>
+                <w:szCs w:val="18"/>
+              </w:rPr>
+              <w:t xml:space="preserve">아산 이노베이션 스퀘어</w:t>
+            </w:r>
+          </w:p>
+        </w:tc>
+        <w:tc>
+          <w:tcPr>
+            <w:tcW w:type="dxa" w:w="1541"/>
+            <w:tcMar>
+              <w:top w:type="dxa" w:w="60"/>
+              <w:left w:type="dxa" w:w="90"/>
+              <w:bottom w:type="dxa" w:w="60"/>
+              <w:right w:type="dxa" w:w="90"/>
+            </w:tcMar>
+            <w:vAlign w:val="center"/>
+          </w:tcPr>
+          <w:p>
+            <w:pPr>
+              <w:spacing w:after="20" w:before="20"/>
+              <w:jc w:val="center"/>
+            </w:pPr>
+            <w:r>
+              <w:rPr>
+                <w:rFonts w:ascii="맑은 고딕" w:cs="맑은 고딕" w:eastAsia="맑은 고딕" w:hAnsi="맑은 고딕"/>
+                <w:b w:val="false"/>
+                <w:bCs w:val="false"/>
+                <w:color w:val="000000"/>
+                <w:sz w:val="18"/>
+                <w:szCs w:val="18"/>
+              </w:rPr>
+              <w:t xml:space="preserve">AS-2026-0052</w:t>
+            </w:r>
+          </w:p>
+        </w:tc>
+      </w:tr>
+      <w:tr>
+        <w:tc>
+          <w:tcPr>
+            <w:tcW w:type="dxa" w:w="675"/>
+            <w:tcMar>
+              <w:top w:type="dxa" w:w="60"/>
+              <w:left w:type="dxa" w:w="90"/>
+              <w:bottom w:type="dxa" w:w="60"/>
+              <w:right w:type="dxa" w:w="90"/>
+            </w:tcMar>
+            <w:vAlign w:val="center"/>
+          </w:tcPr>
+          <w:p>
+            <w:pPr>
+              <w:spacing w:after="20" w:before="20"/>
+              <w:jc w:val="center"/>
+            </w:pPr>
+            <w:r>
+              <w:rPr>
+                <w:rFonts w:ascii="맑은 고딕" w:cs="맑은 고딕" w:eastAsia="맑은 고딕" w:hAnsi="맑은 고딕"/>
+                <w:b w:val="false"/>
+                <w:bCs w:val="false"/>
+                <w:color w:val="000000"/>
+                <w:sz w:val="18"/>
+                <w:szCs w:val="18"/>
+              </w:rPr>
+              <w:t xml:space="preserve">17</w:t>
+            </w:r>
+          </w:p>
+        </w:tc>
+        <w:tc>
+          <w:tcPr>
+            <w:tcW w:type="dxa" w:w="2892"/>
+            <w:tcMar>
+              <w:top w:type="dxa" w:w="60"/>
+              <w:left w:type="dxa" w:w="90"/>
+              <w:bottom w:type="dxa" w:w="60"/>
+              <w:right w:type="dxa" w:w="90"/>
+            </w:tcMar>
+            <w:vAlign w:val="center"/>
+          </w:tcPr>
+          <w:p>
+            <w:pPr>
+              <w:spacing w:after="20" w:before="20"/>
+              <w:jc w:val="left"/>
+            </w:pPr>
+            <w:r>
+              <w:rPr>
+                <w:rFonts w:ascii="맑은 고딕" w:cs="맑은 고딕" w:eastAsia="맑은 고딕" w:hAnsi="맑은 고딕"/>
+                <w:b w:val="false"/>
+                <w:bCs w:val="false"/>
+                <w:color w:val="000000"/>
+                <w:sz w:val="18"/>
+                <w:szCs w:val="18"/>
+              </w:rPr>
+              <w:t xml:space="preserve">4K 카메라</w:t>
+            </w:r>
+          </w:p>
+        </w:tc>
+        <w:tc>
+          <w:tcPr>
+            <w:tcW w:type="dxa" w:w="1928"/>
+            <w:tcMar>
+              <w:top w:type="dxa" w:w="60"/>
+              <w:left w:type="dxa" w:w="90"/>
+              <w:bottom w:type="dxa" w:w="60"/>
+              <w:right w:type="dxa" w:w="90"/>
+            </w:tcMar>
+            <w:vAlign w:val="center"/>
+          </w:tcPr>
+          <w:p>
+            <w:pPr>
+              <w:spacing w:after="20" w:before="20"/>
+              <w:jc w:val="left"/>
+            </w:pPr>
+            <w:r>
+              <w:rPr>
+                <w:rFonts w:ascii="맑은 고딕" w:cs="맑은 고딕" w:eastAsia="맑은 고딕" w:hAnsi="맑은 고딕"/>
+                <w:b w:val="false"/>
+                <w:bCs w:val="false"/>
+                <w:color w:val="000000"/>
+                <w:sz w:val="18"/>
+                <w:szCs w:val="18"/>
+              </w:rPr>
+              <w:t xml:space="preserve">PXW-Z190 / 1</w:t>
+            </w:r>
+          </w:p>
+        </w:tc>
+        <w:tc>
+          <w:tcPr>
+            <w:tcW w:type="dxa" w:w="2603"/>
+            <w:tcMar>
+              <w:top w:type="dxa" w:w="60"/>
+              <w:left w:type="dxa" w:w="90"/>
+              <w:bottom w:type="dxa" w:w="60"/>
+              <w:right w:type="dxa" w:w="90"/>
+            </w:tcMar>
+            <w:vAlign w:val="center"/>
+          </w:tcPr>
+          <w:p>
+            <w:pPr>
+              <w:spacing w:after="20" w:before="20"/>
+              <w:jc w:val="left"/>
+            </w:pPr>
+            <w:r>
+              <w:rPr>
+                <w:rFonts w:ascii="맑은 고딕" w:cs="맑은 고딕" w:eastAsia="맑은 고딕" w:hAnsi="맑은 고딕"/>
+                <w:b w:val="false"/>
+                <w:bCs w:val="false"/>
+                <w:color w:val="000000"/>
+                <w:sz w:val="18"/>
+                <w:szCs w:val="18"/>
+              </w:rPr>
+              <w:t xml:space="preserve">아산 이노베이션 스퀘어</w:t>
+            </w:r>
+          </w:p>
+        </w:tc>
+        <w:tc>
+          <w:tcPr>
+            <w:tcW w:type="dxa" w:w="1541"/>
+            <w:tcMar>
+              <w:top w:type="dxa" w:w="60"/>
+              <w:left w:type="dxa" w:w="90"/>
+              <w:bottom w:type="dxa" w:w="60"/>
+              <w:right w:type="dxa" w:w="90"/>
+            </w:tcMar>
+            <w:vAlign w:val="center"/>
+          </w:tcPr>
+          <w:p>
+            <w:pPr>
+              <w:spacing w:after="20" w:before="20"/>
+              <w:jc w:val="center"/>
+            </w:pPr>
+            <w:r>
+              <w:rPr>
+                <w:rFonts w:ascii="맑은 고딕" w:cs="맑은 고딕" w:eastAsia="맑은 고딕" w:hAnsi="맑은 고딕"/>
+                <w:b w:val="false"/>
+                <w:bCs w:val="false"/>
+                <w:color w:val="000000"/>
+                <w:sz w:val="18"/>
+                <w:szCs w:val="18"/>
+              </w:rPr>
+              <w:t xml:space="preserve">AS-2026-0053</w:t>
+            </w:r>
+          </w:p>
+        </w:tc>
+      </w:tr>
+      <w:tr>
+        <w:tc>
+          <w:tcPr>
+            <w:tcW w:type="dxa" w:w="675"/>
+            <w:tcMar>
+              <w:top w:type="dxa" w:w="60"/>
+              <w:left w:type="dxa" w:w="90"/>
+              <w:bottom w:type="dxa" w:w="60"/>
+              <w:right w:type="dxa" w:w="90"/>
+            </w:tcMar>
+            <w:vAlign w:val="center"/>
+          </w:tcPr>
+          <w:p>
+            <w:pPr>
+              <w:spacing w:after="20" w:before="20"/>
+              <w:jc w:val="center"/>
+            </w:pPr>
+            <w:r>
+              <w:rPr>
+                <w:rFonts w:ascii="맑은 고딕" w:cs="맑은 고딕" w:eastAsia="맑은 고딕" w:hAnsi="맑은 고딕"/>
+                <w:b w:val="false"/>
+                <w:bCs w:val="false"/>
+                <w:color w:val="000000"/>
+                <w:sz w:val="18"/>
+                <w:szCs w:val="18"/>
+              </w:rPr>
+              <w:t xml:space="preserve">18</w:t>
+            </w:r>
+          </w:p>
+        </w:tc>
+        <w:tc>
+          <w:tcPr>
+            <w:tcW w:type="dxa" w:w="2892"/>
+            <w:tcMar>
+              <w:top w:type="dxa" w:w="60"/>
+              <w:left w:type="dxa" w:w="90"/>
+              <w:bottom w:type="dxa" w:w="60"/>
+              <w:right w:type="dxa" w:w="90"/>
+            </w:tcMar>
+            <w:vAlign w:val="center"/>
+          </w:tcPr>
+          <w:p>
+            <w:pPr>
+              <w:spacing w:after="20" w:before="20"/>
+              <w:jc w:val="left"/>
+            </w:pPr>
+            <w:r>
+              <w:rPr>
+                <w:rFonts w:ascii="맑은 고딕" w:cs="맑은 고딕" w:eastAsia="맑은 고딕" w:hAnsi="맑은 고딕"/>
+                <w:b w:val="false"/>
+                <w:bCs w:val="false"/>
+                <w:color w:val="000000"/>
+                <w:sz w:val="18"/>
+                <w:szCs w:val="18"/>
+              </w:rPr>
+              <w:t xml:space="preserve">전동페데스탈</w:t>
+            </w:r>
+          </w:p>
+        </w:tc>
+        <w:tc>
+          <w:tcPr>
+            <w:tcW w:type="dxa" w:w="1928"/>
+            <w:tcMar>
+              <w:top w:type="dxa" w:w="60"/>
+              <w:left w:type="dxa" w:w="90"/>
+              <w:bottom w:type="dxa" w:w="60"/>
+              <w:right w:type="dxa" w:w="90"/>
+            </w:tcMar>
+            <w:vAlign w:val="center"/>
+          </w:tcPr>
+          <w:p>
+            <w:pPr>
+              <w:spacing w:after="20" w:before="20"/>
+              <w:jc w:val="left"/>
+            </w:pPr>
+            <w:r>
+              <w:rPr>
+                <w:rFonts w:ascii="맑은 고딕" w:cs="맑은 고딕" w:eastAsia="맑은 고딕" w:hAnsi="맑은 고딕"/>
+                <w:b w:val="false"/>
+                <w:bCs w:val="false"/>
+                <w:color w:val="000000"/>
+                <w:sz w:val="18"/>
+                <w:szCs w:val="18"/>
+              </w:rPr>
+              <w:t xml:space="preserve">EP50K / 1</w:t>
+            </w:r>
+          </w:p>
+        </w:tc>
+        <w:tc>
+          <w:tcPr>
+            <w:tcW w:type="dxa" w:w="2603"/>
+            <w:tcMar>
+              <w:top w:type="dxa" w:w="60"/>
+              <w:left w:type="dxa" w:w="90"/>
+              <w:bottom w:type="dxa" w:w="60"/>
+              <w:right w:type="dxa" w:w="90"/>
+            </w:tcMar>
+            <w:vAlign w:val="center"/>
+          </w:tcPr>
+          <w:p>
+            <w:pPr>
+              <w:spacing w:after="20" w:before="20"/>
+              <w:jc w:val="left"/>
+            </w:pPr>
+            <w:r>
+              <w:rPr>
+                <w:rFonts w:ascii="맑은 고딕" w:cs="맑은 고딕" w:eastAsia="맑은 고딕" w:hAnsi="맑은 고딕"/>
+                <w:b w:val="false"/>
+                <w:bCs w:val="false"/>
+                <w:color w:val="000000"/>
+                <w:sz w:val="18"/>
+                <w:szCs w:val="18"/>
+              </w:rPr>
+              <w:t xml:space="preserve">아산 이노베이션 스퀘어</w:t>
+            </w:r>
+          </w:p>
+        </w:tc>
+        <w:tc>
+          <w:tcPr>
+            <w:tcW w:type="dxa" w:w="1541"/>
+            <w:tcMar>
+              <w:top w:type="dxa" w:w="60"/>
+              <w:left w:type="dxa" w:w="90"/>
+              <w:bottom w:type="dxa" w:w="60"/>
+              <w:right w:type="dxa" w:w="90"/>
+            </w:tcMar>
+            <w:vAlign w:val="center"/>
+          </w:tcPr>
+          <w:p>
+            <w:pPr>
+              <w:spacing w:after="20" w:before="20"/>
+              <w:jc w:val="center"/>
+            </w:pPr>
+            <w:r>
+              <w:rPr>
+                <w:rFonts w:ascii="맑은 고딕" w:cs="맑은 고딕" w:eastAsia="맑은 고딕" w:hAnsi="맑은 고딕"/>
+                <w:b w:val="false"/>
+                <w:bCs w:val="false"/>
+                <w:color w:val="000000"/>
+                <w:sz w:val="18"/>
+                <w:szCs w:val="18"/>
+              </w:rPr>
+              <w:t xml:space="preserve">AS-2026-0054</w:t>
+            </w:r>
+          </w:p>
+        </w:tc>
+      </w:tr>
+      <w:tr>
+        <w:tc>
+          <w:tcPr>
+            <w:tcW w:type="dxa" w:w="675"/>
+            <w:tcMar>
+              <w:top w:type="dxa" w:w="60"/>
+              <w:left w:type="dxa" w:w="90"/>
+              <w:bottom w:type="dxa" w:w="60"/>
+              <w:right w:type="dxa" w:w="90"/>
+            </w:tcMar>
+            <w:vAlign w:val="center"/>
+          </w:tcPr>
+          <w:p>
+            <w:pPr>
+              <w:spacing w:after="20" w:before="20"/>
+              <w:jc w:val="center"/>
+            </w:pPr>
+            <w:r>
+              <w:rPr>
+                <w:rFonts w:ascii="맑은 고딕" w:cs="맑은 고딕" w:eastAsia="맑은 고딕" w:hAnsi="맑은 고딕"/>
+                <w:b w:val="false"/>
+                <w:bCs w:val="false"/>
+                <w:color w:val="000000"/>
+                <w:sz w:val="18"/>
+                <w:szCs w:val="18"/>
+              </w:rPr>
+              <w:t xml:space="preserve">19</w:t>
+            </w:r>
+          </w:p>
+        </w:tc>
+        <w:tc>
+          <w:tcPr>
+            <w:tcW w:type="dxa" w:w="2892"/>
+            <w:tcMar>
+              <w:top w:type="dxa" w:w="60"/>
+              <w:left w:type="dxa" w:w="90"/>
+              <w:bottom w:type="dxa" w:w="60"/>
+              <w:right w:type="dxa" w:w="90"/>
+            </w:tcMar>
+            <w:vAlign w:val="center"/>
+          </w:tcPr>
+          <w:p>
+            <w:pPr>
+              <w:spacing w:after="20" w:before="20"/>
+              <w:jc w:val="left"/>
+            </w:pPr>
+            <w:r>
+              <w:rPr>
+                <w:rFonts w:ascii="맑은 고딕" w:cs="맑은 고딕" w:eastAsia="맑은 고딕" w:hAnsi="맑은 고딕"/>
+                <w:b w:val="false"/>
+                <w:bCs w:val="false"/>
+                <w:color w:val="000000"/>
+                <w:sz w:val="18"/>
+                <w:szCs w:val="18"/>
+              </w:rPr>
+              <w:t xml:space="preserve">지하2층 테이블-3</w:t>
+            </w:r>
+          </w:p>
+        </w:tc>
+        <w:tc>
+          <w:tcPr>
+            <w:tcW w:type="dxa" w:w="1928"/>
+            <w:tcMar>
+              <w:top w:type="dxa" w:w="60"/>
+              <w:left w:type="dxa" w:w="90"/>
+              <w:bottom w:type="dxa" w:w="60"/>
+              <w:right w:type="dxa" w:w="90"/>
+            </w:tcMar>
+            <w:vAlign w:val="center"/>
+          </w:tcPr>
+          <w:p>
+            <w:pPr>
+              <w:spacing w:after="20" w:before="20"/>
+              <w:jc w:val="left"/>
+            </w:pPr>
+            <w:r>
+              <w:rPr>
+                <w:rFonts w:ascii="맑은 고딕" w:cs="맑은 고딕" w:eastAsia="맑은 고딕" w:hAnsi="맑은 고딕"/>
+                <w:b w:val="false"/>
+                <w:bCs w:val="false"/>
+                <w:color w:val="000000"/>
+                <w:sz w:val="18"/>
+                <w:szCs w:val="18"/>
+              </w:rPr>
+              <w:t xml:space="preserve">제작가구 / 1</w:t>
+            </w:r>
+          </w:p>
+        </w:tc>
+        <w:tc>
+          <w:tcPr>
+            <w:tcW w:type="dxa" w:w="2603"/>
+            <w:tcMar>
+              <w:top w:type="dxa" w:w="60"/>
+              <w:left w:type="dxa" w:w="90"/>
+              <w:bottom w:type="dxa" w:w="60"/>
+              <w:right w:type="dxa" w:w="90"/>
+            </w:tcMar>
+            <w:vAlign w:val="center"/>
+          </w:tcPr>
+          <w:p>
+            <w:pPr>
+              <w:spacing w:after="20" w:before="20"/>
+              <w:jc w:val="left"/>
+            </w:pPr>
+            <w:r>
+              <w:rPr>
+                <w:rFonts w:ascii="맑은 고딕" w:cs="맑은 고딕" w:eastAsia="맑은 고딕" w:hAnsi="맑은 고딕"/>
+                <w:b w:val="false"/>
+                <w:bCs w:val="false"/>
+                <w:color w:val="000000"/>
+                <w:sz w:val="18"/>
+                <w:szCs w:val="18"/>
+              </w:rPr>
+              <w:t xml:space="preserve">아산 이노베이션 스퀘어</w:t>
+            </w:r>
+          </w:p>
+        </w:tc>
+        <w:tc>
+          <w:tcPr>
+            <w:tcW w:type="dxa" w:w="1541"/>
+            <w:tcMar>
+              <w:top w:type="dxa" w:w="60"/>
+              <w:left w:type="dxa" w:w="90"/>
+              <w:bottom w:type="dxa" w:w="60"/>
+              <w:right w:type="dxa" w:w="90"/>
+            </w:tcMar>
+            <w:vAlign w:val="center"/>
+          </w:tcPr>
+          <w:p>
+            <w:pPr>
+              <w:spacing w:after="20" w:before="20"/>
+              <w:jc w:val="center"/>
+            </w:pPr>
+            <w:r>
+              <w:rPr>
+                <w:rFonts w:ascii="맑은 고딕" w:cs="맑은 고딕" w:eastAsia="맑은 고딕" w:hAnsi="맑은 고딕"/>
+                <w:b w:val="false"/>
+                <w:bCs w:val="false"/>
+                <w:color w:val="000000"/>
+                <w:sz w:val="18"/>
+                <w:szCs w:val="18"/>
+              </w:rPr>
+              <w:t xml:space="preserve">AS-2026-0057</w:t>
+            </w:r>
+          </w:p>
+        </w:tc>
+      </w:tr>
+      <w:tr>
+        <w:tc>
+          <w:tcPr>
+            <w:tcW w:type="dxa" w:w="675"/>
+            <w:tcMar>
+              <w:top w:type="dxa" w:w="60"/>
+              <w:left w:type="dxa" w:w="90"/>
+              <w:bottom w:type="dxa" w:w="60"/>
+              <w:right w:type="dxa" w:w="90"/>
+            </w:tcMar>
+            <w:vAlign w:val="center"/>
+          </w:tcPr>
+          <w:p>
+            <w:pPr>
+              <w:spacing w:after="20" w:before="20"/>
+              <w:jc w:val="center"/>
+            </w:pPr>
+            <w:r>
+              <w:rPr>
+                <w:rFonts w:ascii="맑은 고딕" w:cs="맑은 고딕" w:eastAsia="맑은 고딕" w:hAnsi="맑은 고딕"/>
+                <w:b w:val="false"/>
+                <w:bCs w:val="false"/>
+                <w:color w:val="000000"/>
+                <w:sz w:val="18"/>
+                <w:szCs w:val="18"/>
+              </w:rPr>
+              <w:t xml:space="preserve">20</w:t>
+            </w:r>
+          </w:p>
+        </w:tc>
+        <w:tc>
+          <w:tcPr>
+            <w:tcW w:type="dxa" w:w="2892"/>
+            <w:tcMar>
+              <w:top w:type="dxa" w:w="60"/>
+              <w:left w:type="dxa" w:w="90"/>
+              <w:bottom w:type="dxa" w:w="60"/>
+              <w:right w:type="dxa" w:w="90"/>
+            </w:tcMar>
+            <w:vAlign w:val="center"/>
+          </w:tcPr>
+          <w:p>
+            <w:pPr>
+              <w:spacing w:after="20" w:before="20"/>
+              <w:jc w:val="left"/>
+            </w:pPr>
+            <w:r>
+              <w:rPr>
+                <w:rFonts w:ascii="맑은 고딕" w:cs="맑은 고딕" w:eastAsia="맑은 고딕" w:hAnsi="맑은 고딕"/>
+                <w:b w:val="false"/>
+                <w:bCs w:val="false"/>
+                <w:color w:val="000000"/>
+                <w:sz w:val="18"/>
+                <w:szCs w:val="18"/>
+              </w:rPr>
+              <w:t xml:space="preserve">85인치 LED 사이니지</w:t>
+            </w:r>
+          </w:p>
+        </w:tc>
+        <w:tc>
+          <w:tcPr>
+            <w:tcW w:type="dxa" w:w="1928"/>
+            <w:tcMar>
+              <w:top w:type="dxa" w:w="60"/>
+              <w:left w:type="dxa" w:w="90"/>
+              <w:bottom w:type="dxa" w:w="60"/>
+              <w:right w:type="dxa" w:w="90"/>
+            </w:tcMar>
+            <w:vAlign w:val="center"/>
+          </w:tcPr>
+          <w:p>
+            <w:pPr>
+              <w:spacing w:after="20" w:before="20"/>
+              <w:jc w:val="left"/>
+            </w:pPr>
+            <w:r>
+              <w:rPr>
+                <w:rFonts w:ascii="맑은 고딕" w:cs="맑은 고딕" w:eastAsia="맑은 고딕" w:hAnsi="맑은 고딕"/>
+                <w:b w:val="false"/>
+                <w:bCs w:val="false"/>
+                <w:color w:val="000000"/>
+                <w:sz w:val="18"/>
+                <w:szCs w:val="18"/>
+              </w:rPr>
+              <w:t xml:space="preserve">BE85D / 1</w:t>
+            </w:r>
+          </w:p>
+        </w:tc>
+        <w:tc>
+          <w:tcPr>
+            <w:tcW w:type="dxa" w:w="2603"/>
+            <w:tcMar>
+              <w:top w:type="dxa" w:w="60"/>
+              <w:left w:type="dxa" w:w="90"/>
+              <w:bottom w:type="dxa" w:w="60"/>
+              <w:right w:type="dxa" w:w="90"/>
+            </w:tcMar>
+            <w:vAlign w:val="center"/>
+          </w:tcPr>
+          <w:p>
+            <w:pPr>
+              <w:spacing w:after="20" w:before="20"/>
+              <w:jc w:val="left"/>
+            </w:pPr>
+            <w:r>
+              <w:rPr>
+                <w:rFonts w:ascii="맑은 고딕" w:cs="맑은 고딕" w:eastAsia="맑은 고딕" w:hAnsi="맑은 고딕"/>
+                <w:b w:val="false"/>
+                <w:bCs w:val="false"/>
+                <w:color w:val="000000"/>
+                <w:sz w:val="18"/>
+                <w:szCs w:val="18"/>
+              </w:rPr>
+              <w:t xml:space="preserve">아산 이노베이션 스퀘어</w:t>
+            </w:r>
+          </w:p>
+        </w:tc>
+        <w:tc>
+          <w:tcPr>
+            <w:tcW w:type="dxa" w:w="1541"/>
+            <w:tcMar>
+              <w:top w:type="dxa" w:w="60"/>
+              <w:left w:type="dxa" w:w="90"/>
+              <w:bottom w:type="dxa" w:w="60"/>
+              <w:right w:type="dxa" w:w="90"/>
+            </w:tcMar>
+            <w:vAlign w:val="center"/>
+          </w:tcPr>
+          <w:p>
+            <w:pPr>
+              <w:spacing w:after="20" w:before="20"/>
+              <w:jc w:val="center"/>
+            </w:pPr>
+            <w:r>
+              <w:rPr>
+                <w:rFonts w:ascii="맑은 고딕" w:cs="맑은 고딕" w:eastAsia="맑은 고딕" w:hAnsi="맑은 고딕"/>
+                <w:b w:val="false"/>
+                <w:bCs w:val="false"/>
+                <w:color w:val="000000"/>
+                <w:sz w:val="18"/>
+                <w:szCs w:val="18"/>
+              </w:rPr>
+              <w:t xml:space="preserve">AS-2026-0058</w:t>
+            </w:r>
+          </w:p>
+        </w:tc>
+      </w:tr>
+      <w:tr>
+        <w:tc>
+          <w:tcPr>
+            <w:tcW w:type="dxa" w:w="675"/>
+            <w:tcMar>
+              <w:top w:type="dxa" w:w="60"/>
+              <w:left w:type="dxa" w:w="90"/>
+              <w:bottom w:type="dxa" w:w="60"/>
+              <w:right w:type="dxa" w:w="90"/>
+            </w:tcMar>
+            <w:vAlign w:val="center"/>
+          </w:tcPr>
+          <w:p>
+            <w:pPr>
+              <w:spacing w:after="20" w:before="20"/>
+              <w:jc w:val="center"/>
+            </w:pPr>
+            <w:r>
+              <w:rPr>
+                <w:rFonts w:ascii="맑은 고딕" w:cs="맑은 고딕" w:eastAsia="맑은 고딕" w:hAnsi="맑은 고딕"/>
+                <w:b w:val="false"/>
+                <w:bCs w:val="false"/>
+                <w:color w:val="000000"/>
+                <w:sz w:val="18"/>
+                <w:szCs w:val="18"/>
+              </w:rPr>
+              <w:t xml:space="preserve">21</w:t>
+            </w:r>
+          </w:p>
+        </w:tc>
+        <w:tc>
+          <w:tcPr>
+            <w:tcW w:type="dxa" w:w="2892"/>
+            <w:tcMar>
+              <w:top w:type="dxa" w:w="60"/>
+              <w:left w:type="dxa" w:w="90"/>
+              <w:bottom w:type="dxa" w:w="60"/>
+              <w:right w:type="dxa" w:w="90"/>
+            </w:tcMar>
+            <w:vAlign w:val="center"/>
+          </w:tcPr>
+          <w:p>
+            <w:pPr>
+              <w:spacing w:after="20" w:before="20"/>
+              <w:jc w:val="left"/>
+            </w:pPr>
+            <w:r>
+              <w:rPr>
+                <w:rFonts w:ascii="맑은 고딕" w:cs="맑은 고딕" w:eastAsia="맑은 고딕" w:hAnsi="맑은 고딕"/>
+                <w:b w:val="false"/>
+                <w:bCs w:val="false"/>
+                <w:color w:val="000000"/>
+                <w:sz w:val="18"/>
+                <w:szCs w:val="18"/>
+              </w:rPr>
+              <w:t xml:space="preserve">KVM Switch</w:t>
+            </w:r>
+          </w:p>
+        </w:tc>
+        <w:tc>
+          <w:tcPr>
+            <w:tcW w:type="dxa" w:w="1928"/>
+            <w:tcMar>
+              <w:top w:type="dxa" w:w="60"/>
+              <w:left w:type="dxa" w:w="90"/>
+              <w:bottom w:type="dxa" w:w="60"/>
+              <w:right w:type="dxa" w:w="90"/>
+            </w:tcMar>
+            <w:vAlign w:val="center"/>
+          </w:tcPr>
+          <w:p>
+            <w:pPr>
+              <w:spacing w:after="20" w:before="20"/>
+              <w:jc w:val="left"/>
+            </w:pPr>
+            <w:r>
+              <w:rPr>
+                <w:rFonts w:ascii="맑은 고딕" w:cs="맑은 고딕" w:eastAsia="맑은 고딕" w:hAnsi="맑은 고딕"/>
+                <w:b w:val="false"/>
+                <w:bCs w:val="false"/>
+                <w:color w:val="000000"/>
+                <w:sz w:val="18"/>
+                <w:szCs w:val="18"/>
+              </w:rPr>
+              <w:t xml:space="preserve">CL5716 / 1</w:t>
+            </w:r>
+          </w:p>
+        </w:tc>
+        <w:tc>
+          <w:tcPr>
+            <w:tcW w:type="dxa" w:w="2603"/>
+            <w:tcMar>
+              <w:top w:type="dxa" w:w="60"/>
+              <w:left w:type="dxa" w:w="90"/>
+              <w:bottom w:type="dxa" w:w="60"/>
+              <w:right w:type="dxa" w:w="90"/>
+            </w:tcMar>
+            <w:vAlign w:val="center"/>
+          </w:tcPr>
+          <w:p>
+            <w:pPr>
+              <w:spacing w:after="20" w:before="20"/>
+              <w:jc w:val="left"/>
+            </w:pPr>
+            <w:r>
+              <w:rPr>
+                <w:rFonts w:ascii="맑은 고딕" w:cs="맑은 고딕" w:eastAsia="맑은 고딕" w:hAnsi="맑은 고딕"/>
+                <w:b w:val="false"/>
+                <w:bCs w:val="false"/>
+                <w:color w:val="000000"/>
+                <w:sz w:val="18"/>
+                <w:szCs w:val="18"/>
+              </w:rPr>
+              <w:t xml:space="preserve">아산 이노베이션 스퀘어</w:t>
+            </w:r>
+          </w:p>
+        </w:tc>
+        <w:tc>
+          <w:tcPr>
+            <w:tcW w:type="dxa" w:w="1541"/>
+            <w:tcMar>
+              <w:top w:type="dxa" w:w="60"/>
+              <w:left w:type="dxa" w:w="90"/>
+              <w:bottom w:type="dxa" w:w="60"/>
+              <w:right w:type="dxa" w:w="90"/>
+            </w:tcMar>
+            <w:vAlign w:val="center"/>
+          </w:tcPr>
+          <w:p>
+            <w:pPr>
+              <w:spacing w:after="20" w:before="20"/>
+              <w:jc w:val="center"/>
+            </w:pPr>
+            <w:r>
+              <w:rPr>
+                <w:rFonts w:ascii="맑은 고딕" w:cs="맑은 고딕" w:eastAsia="맑은 고딕" w:hAnsi="맑은 고딕"/>
+                <w:b w:val="false"/>
+                <w:bCs w:val="false"/>
+                <w:color w:val="000000"/>
+                <w:sz w:val="18"/>
+                <w:szCs w:val="18"/>
+              </w:rPr>
+              <w:t xml:space="preserve">AS-2026-0059</w:t>
+            </w:r>
+          </w:p>
+        </w:tc>
+      </w:tr>
+      <w:tr>
+        <w:tc>
+          <w:tcPr>
+            <w:tcW w:type="dxa" w:w="675"/>
+            <w:tcMar>
+              <w:top w:type="dxa" w:w="60"/>
+              <w:left w:type="dxa" w:w="90"/>
+              <w:bottom w:type="dxa" w:w="60"/>
+              <w:right w:type="dxa" w:w="90"/>
+            </w:tcMar>
+            <w:vAlign w:val="center"/>
+          </w:tcPr>
+          <w:p>
+            <w:pPr>
+              <w:spacing w:after="20" w:before="20"/>
+              <w:jc w:val="center"/>
+            </w:pPr>
+            <w:r>
+              <w:rPr>
+                <w:rFonts w:ascii="맑은 고딕" w:cs="맑은 고딕" w:eastAsia="맑은 고딕" w:hAnsi="맑은 고딕"/>
+                <w:b w:val="false"/>
+                <w:bCs w:val="false"/>
+                <w:color w:val="000000"/>
+                <w:sz w:val="18"/>
+                <w:szCs w:val="18"/>
+              </w:rPr>
+              <w:t xml:space="preserve">22</w:t>
+            </w:r>
+          </w:p>
+        </w:tc>
+        <w:tc>
+          <w:tcPr>
+            <w:tcW w:type="dxa" w:w="2892"/>
+            <w:tcMar>
+              <w:top w:type="dxa" w:w="60"/>
+              <w:left w:type="dxa" w:w="90"/>
+              <w:bottom w:type="dxa" w:w="60"/>
+              <w:right w:type="dxa" w:w="90"/>
+            </w:tcMar>
+            <w:vAlign w:val="center"/>
+          </w:tcPr>
+          <w:p>
+            <w:pPr>
+              <w:spacing w:after="20" w:before="20"/>
+              <w:jc w:val="left"/>
+            </w:pPr>
+            <w:r>
+              <w:rPr>
+                <w:rFonts w:ascii="맑은 고딕" w:cs="맑은 고딕" w:eastAsia="맑은 고딕" w:hAnsi="맑은 고딕"/>
+                <w:b w:val="false"/>
+                <w:bCs w:val="false"/>
+                <w:color w:val="000000"/>
+                <w:sz w:val="18"/>
+                <w:szCs w:val="18"/>
+              </w:rPr>
+              <w:t xml:space="preserve">W/L 리시버 &amp; Mic</w:t>
+            </w:r>
+          </w:p>
+        </w:tc>
+        <w:tc>
+          <w:tcPr>
+            <w:tcW w:type="dxa" w:w="1928"/>
+            <w:tcMar>
+              <w:top w:type="dxa" w:w="60"/>
+              <w:left w:type="dxa" w:w="90"/>
+              <w:bottom w:type="dxa" w:w="60"/>
+              <w:right w:type="dxa" w:w="90"/>
+            </w:tcMar>
+            <w:vAlign w:val="center"/>
+          </w:tcPr>
+          <w:p>
+            <w:pPr>
+              <w:spacing w:after="20" w:before="20"/>
+              <w:jc w:val="left"/>
+            </w:pPr>
+            <w:r>
+              <w:rPr>
+                <w:rFonts w:ascii="맑은 고딕" w:cs="맑은 고딕" w:eastAsia="맑은 고딕" w:hAnsi="맑은 고딕"/>
+                <w:b w:val="false"/>
+                <w:bCs w:val="false"/>
+                <w:color w:val="000000"/>
+                <w:sz w:val="18"/>
+                <w:szCs w:val="18"/>
+              </w:rPr>
+              <w:t xml:space="preserve">GLXD24R-SM58 / 1</w:t>
+            </w:r>
+          </w:p>
+        </w:tc>
+        <w:tc>
+          <w:tcPr>
+            <w:tcW w:type="dxa" w:w="2603"/>
+            <w:tcMar>
+              <w:top w:type="dxa" w:w="60"/>
+              <w:left w:type="dxa" w:w="90"/>
+              <w:bottom w:type="dxa" w:w="60"/>
+              <w:right w:type="dxa" w:w="90"/>
+            </w:tcMar>
+            <w:vAlign w:val="center"/>
+          </w:tcPr>
+          <w:p>
+            <w:pPr>
+              <w:spacing w:after="20" w:before="20"/>
+              <w:jc w:val="left"/>
+            </w:pPr>
+            <w:r>
+              <w:rPr>
+                <w:rFonts w:ascii="맑은 고딕" w:cs="맑은 고딕" w:eastAsia="맑은 고딕" w:hAnsi="맑은 고딕"/>
+                <w:b w:val="false"/>
+                <w:bCs w:val="false"/>
+                <w:color w:val="000000"/>
+                <w:sz w:val="18"/>
+                <w:szCs w:val="18"/>
+              </w:rPr>
+              <w:t xml:space="preserve">아산 이노베이션 스퀘어</w:t>
+            </w:r>
+          </w:p>
+        </w:tc>
+        <w:tc>
+          <w:tcPr>
+            <w:tcW w:type="dxa" w:w="1541"/>
+            <w:tcMar>
+              <w:top w:type="dxa" w:w="60"/>
+              <w:left w:type="dxa" w:w="90"/>
+              <w:bottom w:type="dxa" w:w="60"/>
+              <w:right w:type="dxa" w:w="90"/>
+            </w:tcMar>
+            <w:vAlign w:val="center"/>
+          </w:tcPr>
+          <w:p>
+            <w:pPr>
+              <w:spacing w:after="20" w:before="20"/>
+              <w:jc w:val="center"/>
+            </w:pPr>
+            <w:r>
+              <w:rPr>
+                <w:rFonts w:ascii="맑은 고딕" w:cs="맑은 고딕" w:eastAsia="맑은 고딕" w:hAnsi="맑은 고딕"/>
+                <w:b w:val="false"/>
+                <w:bCs w:val="false"/>
+                <w:color w:val="000000"/>
+                <w:sz w:val="18"/>
+                <w:szCs w:val="18"/>
+              </w:rPr>
+              <w:t xml:space="preserve">AS-2026-0060</w:t>
+            </w:r>
+          </w:p>
+        </w:tc>
+      </w:tr>
+      <w:tr>
+        <w:tc>
+          <w:tcPr>
+            <w:tcW w:type="dxa" w:w="675"/>
+            <w:tcMar>
+              <w:top w:type="dxa" w:w="60"/>
+              <w:left w:type="dxa" w:w="90"/>
+              <w:bottom w:type="dxa" w:w="60"/>
+              <w:right w:type="dxa" w:w="90"/>
+            </w:tcMar>
+            <w:vAlign w:val="center"/>
+          </w:tcPr>
+          <w:p>
+            <w:pPr>
+              <w:spacing w:after="20" w:before="20"/>
+              <w:jc w:val="center"/>
+            </w:pPr>
+            <w:r>
+              <w:rPr>
+                <w:rFonts w:ascii="맑은 고딕" w:cs="맑은 고딕" w:eastAsia="맑은 고딕" w:hAnsi="맑은 고딕"/>
+                <w:b w:val="false"/>
+                <w:bCs w:val="false"/>
+                <w:color w:val="000000"/>
+                <w:sz w:val="18"/>
+                <w:szCs w:val="18"/>
+              </w:rPr>
+              <w:t xml:space="preserve">23</w:t>
+            </w:r>
+          </w:p>
+        </w:tc>
+        <w:tc>
+          <w:tcPr>
+            <w:tcW w:type="dxa" w:w="2892"/>
+            <w:tcMar>
+              <w:top w:type="dxa" w:w="60"/>
+              <w:left w:type="dxa" w:w="90"/>
+              <w:bottom w:type="dxa" w:w="60"/>
+              <w:right w:type="dxa" w:w="90"/>
+            </w:tcMar>
+            <w:vAlign w:val="center"/>
+          </w:tcPr>
+          <w:p>
+            <w:pPr>
+              <w:spacing w:after="20" w:before="20"/>
+              <w:jc w:val="left"/>
+            </w:pPr>
+            <w:r>
+              <w:rPr>
+                <w:rFonts w:ascii="맑은 고딕" w:cs="맑은 고딕" w:eastAsia="맑은 고딕" w:hAnsi="맑은 고딕"/>
+                <w:b w:val="false"/>
+                <w:bCs w:val="false"/>
+                <w:color w:val="000000"/>
+                <w:sz w:val="18"/>
+                <w:szCs w:val="18"/>
+              </w:rPr>
+              <w:t xml:space="preserve">스피커 VXC3F</w:t>
+            </w:r>
+          </w:p>
+        </w:tc>
+        <w:tc>
+          <w:tcPr>
+            <w:tcW w:type="dxa" w:w="1928"/>
+            <w:tcMar>
+              <w:top w:type="dxa" w:w="60"/>
+              <w:left w:type="dxa" w:w="90"/>
+              <w:bottom w:type="dxa" w:w="60"/>
+              <w:right w:type="dxa" w:w="90"/>
+            </w:tcMar>
+            <w:vAlign w:val="center"/>
+          </w:tcPr>
+          <w:p>
+            <w:pPr>
+              <w:spacing w:after="20" w:before="20"/>
+              <w:jc w:val="left"/>
+            </w:pPr>
+            <w:r>
+              <w:rPr>
+                <w:rFonts w:ascii="맑은 고딕" w:cs="맑은 고딕" w:eastAsia="맑은 고딕" w:hAnsi="맑은 고딕"/>
+                <w:b w:val="false"/>
+                <w:bCs w:val="false"/>
+                <w:color w:val="000000"/>
+                <w:sz w:val="18"/>
+                <w:szCs w:val="18"/>
+              </w:rPr>
+              <w:t xml:space="preserve">VXC3F / 1</w:t>
+            </w:r>
+          </w:p>
+        </w:tc>
+        <w:tc>
+          <w:tcPr>
+            <w:tcW w:type="dxa" w:w="2603"/>
+            <w:tcMar>
+              <w:top w:type="dxa" w:w="60"/>
+              <w:left w:type="dxa" w:w="90"/>
+              <w:bottom w:type="dxa" w:w="60"/>
+              <w:right w:type="dxa" w:w="90"/>
+            </w:tcMar>
+            <w:vAlign w:val="center"/>
+          </w:tcPr>
+          <w:p>
+            <w:pPr>
+              <w:spacing w:after="20" w:before="20"/>
+              <w:jc w:val="left"/>
+            </w:pPr>
+            <w:r>
+              <w:rPr>
+                <w:rFonts w:ascii="맑은 고딕" w:cs="맑은 고딕" w:eastAsia="맑은 고딕" w:hAnsi="맑은 고딕"/>
+                <w:b w:val="false"/>
+                <w:bCs w:val="false"/>
+                <w:color w:val="000000"/>
+                <w:sz w:val="18"/>
+                <w:szCs w:val="18"/>
+              </w:rPr>
+              <w:t xml:space="preserve">아산 이노베이션 스퀘어</w:t>
+            </w:r>
+          </w:p>
+        </w:tc>
+        <w:tc>
+          <w:tcPr>
+            <w:tcW w:type="dxa" w:w="1541"/>
+            <w:tcMar>
+              <w:top w:type="dxa" w:w="60"/>
+              <w:left w:type="dxa" w:w="90"/>
+              <w:bottom w:type="dxa" w:w="60"/>
+              <w:right w:type="dxa" w:w="90"/>
+            </w:tcMar>
+            <w:vAlign w:val="center"/>
+          </w:tcPr>
+          <w:p>
+            <w:pPr>
+              <w:spacing w:after="20" w:before="20"/>
+              <w:jc w:val="center"/>
+            </w:pPr>
+            <w:r>
+              <w:rPr>
+                <w:rFonts w:ascii="맑은 고딕" w:cs="맑은 고딕" w:eastAsia="맑은 고딕" w:hAnsi="맑은 고딕"/>
+                <w:b w:val="false"/>
+                <w:bCs w:val="false"/>
+                <w:color w:val="000000"/>
+                <w:sz w:val="18"/>
+                <w:szCs w:val="18"/>
+              </w:rPr>
+              <w:t xml:space="preserve">AS-2026-0061</w:t>
+            </w:r>
+          </w:p>
+        </w:tc>
+      </w:tr>
+      <w:tr>
+        <w:tc>
+          <w:tcPr>
+            <w:tcW w:type="dxa" w:w="675"/>
+            <w:tcMar>
+              <w:top w:type="dxa" w:w="60"/>
+              <w:left w:type="dxa" w:w="90"/>
+              <w:bottom w:type="dxa" w:w="60"/>
+              <w:right w:type="dxa" w:w="90"/>
+            </w:tcMar>
+            <w:vAlign w:val="center"/>
+          </w:tcPr>
+          <w:p>
+            <w:pPr>
+              <w:spacing w:after="20" w:before="20"/>
+              <w:jc w:val="center"/>
+            </w:pPr>
+            <w:r>
+              <w:rPr>
+                <w:rFonts w:ascii="맑은 고딕" w:cs="맑은 고딕" w:eastAsia="맑은 고딕" w:hAnsi="맑은 고딕"/>
+                <w:b w:val="false"/>
+                <w:bCs w:val="false"/>
+                <w:color w:val="000000"/>
+                <w:sz w:val="18"/>
+                <w:szCs w:val="18"/>
+              </w:rPr>
+              <w:t xml:space="preserve">24</w:t>
+            </w:r>
+          </w:p>
+        </w:tc>
+        <w:tc>
+          <w:tcPr>
+            <w:tcW w:type="dxa" w:w="2892"/>
+            <w:tcMar>
+              <w:top w:type="dxa" w:w="60"/>
+              <w:left w:type="dxa" w:w="90"/>
+              <w:bottom w:type="dxa" w:w="60"/>
+              <w:right w:type="dxa" w:w="90"/>
+            </w:tcMar>
+            <w:vAlign w:val="center"/>
+          </w:tcPr>
+          <w:p>
+            <w:pPr>
+              <w:spacing w:after="20" w:before="20"/>
+              <w:jc w:val="left"/>
+            </w:pPr>
+            <w:r>
+              <w:rPr>
+                <w:rFonts w:ascii="맑은 고딕" w:cs="맑은 고딕" w:eastAsia="맑은 고딕" w:hAnsi="맑은 고딕"/>
+                <w:b w:val="false"/>
+                <w:bCs w:val="false"/>
+                <w:color w:val="000000"/>
+                <w:sz w:val="18"/>
+                <w:szCs w:val="18"/>
+              </w:rPr>
+              <w:t xml:space="preserve">관리 PC</w:t>
+            </w:r>
+          </w:p>
+        </w:tc>
+        <w:tc>
+          <w:tcPr>
+            <w:tcW w:type="dxa" w:w="1928"/>
+            <w:tcMar>
+              <w:top w:type="dxa" w:w="60"/>
+              <w:left w:type="dxa" w:w="90"/>
+              <w:bottom w:type="dxa" w:w="60"/>
+              <w:right w:type="dxa" w:w="90"/>
+            </w:tcMar>
+            <w:vAlign w:val="center"/>
+          </w:tcPr>
+          <w:p>
+            <w:pPr>
+              <w:spacing w:after="20" w:before="20"/>
+              <w:jc w:val="left"/>
+            </w:pPr>
+            <w:r>
+              <w:rPr>
+                <w:rFonts w:ascii="맑은 고딕" w:cs="맑은 고딕" w:eastAsia="맑은 고딕" w:hAnsi="맑은 고딕"/>
+                <w:b w:val="false"/>
+                <w:bCs w:val="false"/>
+                <w:color w:val="000000"/>
+                <w:sz w:val="18"/>
+                <w:szCs w:val="18"/>
+              </w:rPr>
+              <w:t xml:space="preserve">DM500TFA-A9BSV / 1</w:t>
+            </w:r>
+          </w:p>
+        </w:tc>
+        <w:tc>
+          <w:tcPr>
+            <w:tcW w:type="dxa" w:w="2603"/>
+            <w:tcMar>
+              <w:top w:type="dxa" w:w="60"/>
+              <w:left w:type="dxa" w:w="90"/>
+              <w:bottom w:type="dxa" w:w="60"/>
+              <w:right w:type="dxa" w:w="90"/>
+            </w:tcMar>
+            <w:vAlign w:val="center"/>
+          </w:tcPr>
+          <w:p>
+            <w:pPr>
+              <w:spacing w:after="20" w:before="20"/>
+              <w:jc w:val="left"/>
+            </w:pPr>
+            <w:r>
+              <w:rPr>
+                <w:rFonts w:ascii="맑은 고딕" w:cs="맑은 고딕" w:eastAsia="맑은 고딕" w:hAnsi="맑은 고딕"/>
+                <w:b w:val="false"/>
+                <w:bCs w:val="false"/>
+                <w:color w:val="000000"/>
+                <w:sz w:val="18"/>
+                <w:szCs w:val="18"/>
+              </w:rPr>
+              <w:t xml:space="preserve">아산 이노베이션 스퀘어</w:t>
+            </w:r>
+          </w:p>
+        </w:tc>
+        <w:tc>
+          <w:tcPr>
+            <w:tcW w:type="dxa" w:w="1541"/>
+            <w:tcMar>
+              <w:top w:type="dxa" w:w="60"/>
+              <w:left w:type="dxa" w:w="90"/>
+              <w:bottom w:type="dxa" w:w="60"/>
+              <w:right w:type="dxa" w:w="90"/>
+            </w:tcMar>
+            <w:vAlign w:val="center"/>
+          </w:tcPr>
+          <w:p>
+            <w:pPr>
+              <w:spacing w:after="20" w:before="20"/>
+              <w:jc w:val="center"/>
+            </w:pPr>
+            <w:r>
+              <w:rPr>
+                <w:rFonts w:ascii="맑은 고딕" w:cs="맑은 고딕" w:eastAsia="맑은 고딕" w:hAnsi="맑은 고딕"/>
+                <w:b w:val="false"/>
+                <w:bCs w:val="false"/>
+                <w:color w:val="000000"/>
+                <w:sz w:val="18"/>
+                <w:szCs w:val="18"/>
+              </w:rPr>
+              <w:t xml:space="preserve">AS-2026-0063</w:t>
+            </w:r>
+          </w:p>
+        </w:tc>
+      </w:tr>
+      <w:tr>
+        <w:tc>
+          <w:tcPr>
+            <w:tcW w:type="dxa" w:w="675"/>
+            <w:tcMar>
+              <w:top w:type="dxa" w:w="60"/>
+              <w:left w:type="dxa" w:w="90"/>
+              <w:bottom w:type="dxa" w:w="60"/>
+              <w:right w:type="dxa" w:w="90"/>
+            </w:tcMar>
+            <w:vAlign w:val="center"/>
+          </w:tcPr>
+          <w:p>
+            <w:pPr>
+              <w:spacing w:after="20" w:before="20"/>
+              <w:jc w:val="center"/>
+            </w:pPr>
+            <w:r>
+              <w:rPr>
+                <w:rFonts w:ascii="맑은 고딕" w:cs="맑은 고딕" w:eastAsia="맑은 고딕" w:hAnsi="맑은 고딕"/>
+                <w:b w:val="false"/>
+                <w:bCs w:val="false"/>
+                <w:color w:val="000000"/>
+                <w:sz w:val="18"/>
+                <w:szCs w:val="18"/>
+              </w:rPr>
+              <w:t xml:space="preserve">25</w:t>
+            </w:r>
+          </w:p>
+        </w:tc>
+        <w:tc>
+          <w:tcPr>
+            <w:tcW w:type="dxa" w:w="2892"/>
+            <w:tcMar>
+              <w:top w:type="dxa" w:w="60"/>
+              <w:left w:type="dxa" w:w="90"/>
+              <w:bottom w:type="dxa" w:w="60"/>
+              <w:right w:type="dxa" w:w="90"/>
+            </w:tcMar>
+            <w:vAlign w:val="center"/>
+          </w:tcPr>
+          <w:p>
+            <w:pPr>
+              <w:spacing w:after="20" w:before="20"/>
+              <w:jc w:val="left"/>
+            </w:pPr>
+            <w:r>
+              <w:rPr>
+                <w:rFonts w:ascii="맑은 고딕" w:cs="맑은 고딕" w:eastAsia="맑은 고딕" w:hAnsi="맑은 고딕"/>
+                <w:b w:val="false"/>
+                <w:bCs w:val="false"/>
+                <w:color w:val="000000"/>
+                <w:sz w:val="18"/>
+                <w:szCs w:val="18"/>
+              </w:rPr>
+              <w:t xml:space="preserve">스피커 PMP-12</w:t>
+            </w:r>
+          </w:p>
+        </w:tc>
+        <w:tc>
+          <w:tcPr>
+            <w:tcW w:type="dxa" w:w="1928"/>
+            <w:tcMar>
+              <w:top w:type="dxa" w:w="60"/>
+              <w:left w:type="dxa" w:w="90"/>
+              <w:bottom w:type="dxa" w:w="60"/>
+              <w:right w:type="dxa" w:w="90"/>
+            </w:tcMar>
+            <w:vAlign w:val="center"/>
+          </w:tcPr>
+          <w:p>
+            <w:pPr>
+              <w:spacing w:after="20" w:before="20"/>
+              <w:jc w:val="left"/>
+            </w:pPr>
+            <w:r>
+              <w:rPr>
+                <w:rFonts w:ascii="맑은 고딕" w:cs="맑은 고딕" w:eastAsia="맑은 고딕" w:hAnsi="맑은 고딕"/>
+                <w:b w:val="false"/>
+                <w:bCs w:val="false"/>
+                <w:color w:val="000000"/>
+                <w:sz w:val="18"/>
+                <w:szCs w:val="18"/>
+              </w:rPr>
+              <w:t xml:space="preserve">PMP-12 / 1</w:t>
+            </w:r>
+          </w:p>
+        </w:tc>
+        <w:tc>
+          <w:tcPr>
+            <w:tcW w:type="dxa" w:w="2603"/>
+            <w:tcMar>
+              <w:top w:type="dxa" w:w="60"/>
+              <w:left w:type="dxa" w:w="90"/>
+              <w:bottom w:type="dxa" w:w="60"/>
+              <w:right w:type="dxa" w:w="90"/>
+            </w:tcMar>
+            <w:vAlign w:val="center"/>
+          </w:tcPr>
+          <w:p>
+            <w:pPr>
+              <w:spacing w:after="20" w:before="20"/>
+              <w:jc w:val="left"/>
+            </w:pPr>
+            <w:r>
+              <w:rPr>
+                <w:rFonts w:ascii="맑은 고딕" w:cs="맑은 고딕" w:eastAsia="맑은 고딕" w:hAnsi="맑은 고딕"/>
+                <w:b w:val="false"/>
+                <w:bCs w:val="false"/>
+                <w:color w:val="000000"/>
+                <w:sz w:val="18"/>
+                <w:szCs w:val="18"/>
+              </w:rPr>
+              <w:t xml:space="preserve">아산 이노베이션 스퀘어</w:t>
+            </w:r>
+          </w:p>
+        </w:tc>
+        <w:tc>
+          <w:tcPr>
+            <w:tcW w:type="dxa" w:w="1541"/>
+            <w:tcMar>
+              <w:top w:type="dxa" w:w="60"/>
+              <w:left w:type="dxa" w:w="90"/>
+              <w:bottom w:type="dxa" w:w="60"/>
+              <w:right w:type="dxa" w:w="90"/>
+            </w:tcMar>
+            <w:vAlign w:val="center"/>
+          </w:tcPr>
+          <w:p>
+            <w:pPr>
+              <w:spacing w:after="20" w:before="20"/>
+              <w:jc w:val="center"/>
+            </w:pPr>
+            <w:r>
+              <w:rPr>
+                <w:rFonts w:ascii="맑은 고딕" w:cs="맑은 고딕" w:eastAsia="맑은 고딕" w:hAnsi="맑은 고딕"/>
+                <w:b w:val="false"/>
+                <w:bCs w:val="false"/>
+                <w:color w:val="000000"/>
+                <w:sz w:val="18"/>
+                <w:szCs w:val="18"/>
+              </w:rPr>
+              <w:t xml:space="preserve">AS-2026-0065</w:t>
+            </w:r>
+          </w:p>
+        </w:tc>
+      </w:tr>
+      <w:tr>
+        <w:tc>
+          <w:tcPr>
+            <w:tcW w:type="dxa" w:w="675"/>
+            <w:tcMar>
+              <w:top w:type="dxa" w:w="60"/>
+              <w:left w:type="dxa" w:w="90"/>
+              <w:bottom w:type="dxa" w:w="60"/>
+              <w:right w:type="dxa" w:w="90"/>
+            </w:tcMar>
+            <w:vAlign w:val="center"/>
+          </w:tcPr>
+          <w:p>
+            <w:pPr>
+              <w:spacing w:after="20" w:before="20"/>
+              <w:jc w:val="center"/>
+            </w:pPr>
+            <w:r>
+              <w:rPr>
+                <w:rFonts w:ascii="맑은 고딕" w:cs="맑은 고딕" w:eastAsia="맑은 고딕" w:hAnsi="맑은 고딕"/>
+                <w:b w:val="false"/>
+                <w:bCs w:val="false"/>
+                <w:color w:val="000000"/>
+                <w:sz w:val="18"/>
+                <w:szCs w:val="18"/>
+              </w:rPr>
+              <w:t xml:space="preserve">26</w:t>
+            </w:r>
+          </w:p>
+        </w:tc>
+        <w:tc>
+          <w:tcPr>
+            <w:tcW w:type="dxa" w:w="2892"/>
+            <w:tcMar>
+              <w:top w:type="dxa" w:w="60"/>
+              <w:left w:type="dxa" w:w="90"/>
+              <w:bottom w:type="dxa" w:w="60"/>
+              <w:right w:type="dxa" w:w="90"/>
+            </w:tcMar>
+            <w:vAlign w:val="center"/>
+          </w:tcPr>
+          <w:p>
+            <w:pPr>
+              <w:spacing w:after="20" w:before="20"/>
+              <w:jc w:val="left"/>
+            </w:pPr>
+            <w:r>
+              <w:rPr>
+                <w:rFonts w:ascii="맑은 고딕" w:cs="맑은 고딕" w:eastAsia="맑은 고딕" w:hAnsi="맑은 고딕"/>
+                <w:b w:val="false"/>
+                <w:bCs w:val="false"/>
+                <w:color w:val="000000"/>
+                <w:sz w:val="18"/>
+                <w:szCs w:val="18"/>
+              </w:rPr>
+              <w:t xml:space="preserve">지하1층 스툴</w:t>
+            </w:r>
+          </w:p>
+        </w:tc>
+        <w:tc>
+          <w:tcPr>
+            <w:tcW w:type="dxa" w:w="1928"/>
+            <w:tcMar>
+              <w:top w:type="dxa" w:w="60"/>
+              <w:left w:type="dxa" w:w="90"/>
+              <w:bottom w:type="dxa" w:w="60"/>
+              <w:right w:type="dxa" w:w="90"/>
+            </w:tcMar>
+            <w:vAlign w:val="center"/>
+          </w:tcPr>
+          <w:p>
+            <w:pPr>
+              <w:spacing w:after="20" w:before="20"/>
+              <w:jc w:val="left"/>
+            </w:pPr>
+            <w:r>
+              <w:rPr>
+                <w:rFonts w:ascii="맑은 고딕" w:cs="맑은 고딕" w:eastAsia="맑은 고딕" w:hAnsi="맑은 고딕"/>
+                <w:b w:val="false"/>
+                <w:bCs w:val="false"/>
+                <w:color w:val="000000"/>
+                <w:sz w:val="18"/>
+                <w:szCs w:val="18"/>
+              </w:rPr>
+              <w:t xml:space="preserve">제작가구 / 1</w:t>
+            </w:r>
+          </w:p>
+        </w:tc>
+        <w:tc>
+          <w:tcPr>
+            <w:tcW w:type="dxa" w:w="2603"/>
+            <w:tcMar>
+              <w:top w:type="dxa" w:w="60"/>
+              <w:left w:type="dxa" w:w="90"/>
+              <w:bottom w:type="dxa" w:w="60"/>
+              <w:right w:type="dxa" w:w="90"/>
+            </w:tcMar>
+            <w:vAlign w:val="center"/>
+          </w:tcPr>
+          <w:p>
+            <w:pPr>
+              <w:spacing w:after="20" w:before="20"/>
+              <w:jc w:val="left"/>
+            </w:pPr>
+            <w:r>
+              <w:rPr>
+                <w:rFonts w:ascii="맑은 고딕" w:cs="맑은 고딕" w:eastAsia="맑은 고딕" w:hAnsi="맑은 고딕"/>
+                <w:b w:val="false"/>
+                <w:bCs w:val="false"/>
+                <w:color w:val="000000"/>
+                <w:sz w:val="18"/>
+                <w:szCs w:val="18"/>
+              </w:rPr>
+              <w:t xml:space="preserve">아산 이노베이션 스퀘어</w:t>
+            </w:r>
+          </w:p>
+        </w:tc>
+        <w:tc>
+          <w:tcPr>
+            <w:tcW w:type="dxa" w:w="1541"/>
+            <w:tcMar>
+              <w:top w:type="dxa" w:w="60"/>
+              <w:left w:type="dxa" w:w="90"/>
+              <w:bottom w:type="dxa" w:w="60"/>
+              <w:right w:type="dxa" w:w="90"/>
+            </w:tcMar>
+            <w:vAlign w:val="center"/>
+          </w:tcPr>
+          <w:p>
+            <w:pPr>
+              <w:spacing w:after="20" w:before="20"/>
+              <w:jc w:val="center"/>
+            </w:pPr>
+            <w:r>
+              <w:rPr>
+                <w:rFonts w:ascii="맑은 고딕" w:cs="맑은 고딕" w:eastAsia="맑은 고딕" w:hAnsi="맑은 고딕"/>
+                <w:b w:val="false"/>
+                <w:bCs w:val="false"/>
+                <w:color w:val="000000"/>
+                <w:sz w:val="18"/>
+                <w:szCs w:val="18"/>
+              </w:rPr>
+              <w:t xml:space="preserve">AS-2026-0068</w:t>
+            </w:r>
+          </w:p>
+        </w:tc>
+      </w:tr>
+      <w:tr>
+        <w:tc>
+          <w:tcPr>
+            <w:tcW w:type="dxa" w:w="675"/>
+            <w:tcMar>
+              <w:top w:type="dxa" w:w="60"/>
+              <w:left w:type="dxa" w:w="90"/>
+              <w:bottom w:type="dxa" w:w="60"/>
+              <w:right w:type="dxa" w:w="90"/>
+            </w:tcMar>
+            <w:vAlign w:val="center"/>
+          </w:tcPr>
+          <w:p>
+            <w:pPr>
+              <w:spacing w:after="20" w:before="20"/>
+              <w:jc w:val="center"/>
+            </w:pPr>
+            <w:r>
+              <w:rPr>
+                <w:rFonts w:ascii="맑은 고딕" w:cs="맑은 고딕" w:eastAsia="맑은 고딕" w:hAnsi="맑은 고딕"/>
+                <w:b w:val="false"/>
+                <w:bCs w:val="false"/>
+                <w:color w:val="000000"/>
+                <w:sz w:val="18"/>
+                <w:szCs w:val="18"/>
+              </w:rPr>
+              <w:t xml:space="preserve">27</w:t>
+            </w:r>
+          </w:p>
+        </w:tc>
+        <w:tc>
+          <w:tcPr>
+            <w:tcW w:type="dxa" w:w="2892"/>
+            <w:tcMar>
+              <w:top w:type="dxa" w:w="60"/>
+              <w:left w:type="dxa" w:w="90"/>
+              <w:bottom w:type="dxa" w:w="60"/>
+              <w:right w:type="dxa" w:w="90"/>
+            </w:tcMar>
+            <w:vAlign w:val="center"/>
+          </w:tcPr>
+          <w:p>
+            <w:pPr>
+              <w:spacing w:after="20" w:before="20"/>
+              <w:jc w:val="left"/>
+            </w:pPr>
+            <w:r>
+              <w:rPr>
+                <w:rFonts w:ascii="맑은 고딕" w:cs="맑은 고딕" w:eastAsia="맑은 고딕" w:hAnsi="맑은 고딕"/>
+                <w:b w:val="false"/>
+                <w:bCs w:val="false"/>
+                <w:color w:val="000000"/>
+                <w:sz w:val="18"/>
+                <w:szCs w:val="18"/>
+              </w:rPr>
+              <w:t xml:space="preserve">비콘 플러스 연결형 테이블</w:t>
+            </w:r>
+          </w:p>
+        </w:tc>
+        <w:tc>
+          <w:tcPr>
+            <w:tcW w:type="dxa" w:w="1928"/>
+            <w:tcMar>
+              <w:top w:type="dxa" w:w="60"/>
+              <w:left w:type="dxa" w:w="90"/>
+              <w:bottom w:type="dxa" w:w="60"/>
+              <w:right w:type="dxa" w:w="90"/>
+            </w:tcMar>
+            <w:vAlign w:val="center"/>
+          </w:tcPr>
+          <w:p>
+            <w:pPr>
+              <w:spacing w:after="20" w:before="20"/>
+              <w:jc w:val="left"/>
+            </w:pPr>
+            <w:r>
+              <w:rPr>
+                <w:rFonts w:ascii="맑은 고딕" w:cs="맑은 고딕" w:eastAsia="맑은 고딕" w:hAnsi="맑은 고딕"/>
+                <w:b w:val="false"/>
+                <w:bCs w:val="false"/>
+                <w:color w:val="000000"/>
+                <w:sz w:val="18"/>
+                <w:szCs w:val="18"/>
+              </w:rPr>
+              <w:t xml:space="preserve">연결형테이블 / 1</w:t>
+            </w:r>
+          </w:p>
+        </w:tc>
+        <w:tc>
+          <w:tcPr>
+            <w:tcW w:type="dxa" w:w="2603"/>
+            <w:tcMar>
+              <w:top w:type="dxa" w:w="60"/>
+              <w:left w:type="dxa" w:w="90"/>
+              <w:bottom w:type="dxa" w:w="60"/>
+              <w:right w:type="dxa" w:w="90"/>
+            </w:tcMar>
+            <w:vAlign w:val="center"/>
+          </w:tcPr>
+          <w:p>
+            <w:pPr>
+              <w:spacing w:after="20" w:before="20"/>
+              <w:jc w:val="left"/>
+            </w:pPr>
+            <w:r>
+              <w:rPr>
+                <w:rFonts w:ascii="맑은 고딕" w:cs="맑은 고딕" w:eastAsia="맑은 고딕" w:hAnsi="맑은 고딕"/>
+                <w:b w:val="false"/>
+                <w:bCs w:val="false"/>
+                <w:color w:val="000000"/>
+                <w:sz w:val="18"/>
+                <w:szCs w:val="18"/>
+              </w:rPr>
+              <w:t xml:space="preserve">아산 이노베이션 스퀘어</w:t>
+            </w:r>
+          </w:p>
+        </w:tc>
+        <w:tc>
+          <w:tcPr>
+            <w:tcW w:type="dxa" w:w="1541"/>
+            <w:tcMar>
+              <w:top w:type="dxa" w:w="60"/>
+              <w:left w:type="dxa" w:w="90"/>
+              <w:bottom w:type="dxa" w:w="60"/>
+              <w:right w:type="dxa" w:w="90"/>
+            </w:tcMar>
+            <w:vAlign w:val="center"/>
+          </w:tcPr>
+          <w:p>
+            <w:pPr>
+              <w:spacing w:after="20" w:before="20"/>
+              <w:jc w:val="center"/>
+            </w:pPr>
+            <w:r>
+              <w:rPr>
+                <w:rFonts w:ascii="맑은 고딕" w:cs="맑은 고딕" w:eastAsia="맑은 고딕" w:hAnsi="맑은 고딕"/>
+                <w:b w:val="false"/>
+                <w:bCs w:val="false"/>
+                <w:color w:val="000000"/>
+                <w:sz w:val="18"/>
+                <w:szCs w:val="18"/>
+              </w:rPr>
+              <w:t xml:space="preserve">AS-2026-0069</w:t>
+            </w:r>
+          </w:p>
+        </w:tc>
+      </w:tr>
+      <w:tr>
+        <w:tc>
+          <w:tcPr>
+            <w:tcW w:type="dxa" w:w="675"/>
+            <w:tcMar>
+              <w:top w:type="dxa" w:w="60"/>
+              <w:left w:type="dxa" w:w="90"/>
+              <w:bottom w:type="dxa" w:w="60"/>
+              <w:right w:type="dxa" w:w="90"/>
+            </w:tcMar>
+            <w:vAlign w:val="center"/>
+          </w:tcPr>
+          <w:p>
+            <w:pPr>
+              <w:spacing w:after="20" w:before="20"/>
+              <w:jc w:val="center"/>
+            </w:pPr>
+            <w:r>
+              <w:rPr>
+                <w:rFonts w:ascii="맑은 고딕" w:cs="맑은 고딕" w:eastAsia="맑은 고딕" w:hAnsi="맑은 고딕"/>
+                <w:b w:val="false"/>
+                <w:bCs w:val="false"/>
+                <w:color w:val="000000"/>
+                <w:sz w:val="18"/>
+                <w:szCs w:val="18"/>
+              </w:rPr>
+              <w:t xml:space="preserve">28</w:t>
+            </w:r>
+          </w:p>
+        </w:tc>
+        <w:tc>
+          <w:tcPr>
+            <w:tcW w:type="dxa" w:w="2892"/>
+            <w:tcMar>
+              <w:top w:type="dxa" w:w="60"/>
+              <w:left w:type="dxa" w:w="90"/>
+              <w:bottom w:type="dxa" w:w="60"/>
+              <w:right w:type="dxa" w:w="90"/>
+            </w:tcMar>
+            <w:vAlign w:val="center"/>
+          </w:tcPr>
+          <w:p>
+            <w:pPr>
+              <w:spacing w:after="20" w:before="20"/>
+              <w:jc w:val="left"/>
+            </w:pPr>
+            <w:r>
+              <w:rPr>
+                <w:rFonts w:ascii="맑은 고딕" w:cs="맑은 고딕" w:eastAsia="맑은 고딕" w:hAnsi="맑은 고딕"/>
+                <w:b w:val="false"/>
+                <w:bCs w:val="false"/>
+                <w:color w:val="000000"/>
+                <w:sz w:val="18"/>
+                <w:szCs w:val="18"/>
+              </w:rPr>
+              <w:t xml:space="preserve">RACK Universal V2</w:t>
+            </w:r>
+          </w:p>
+        </w:tc>
+        <w:tc>
+          <w:tcPr>
+            <w:tcW w:type="dxa" w:w="1928"/>
+            <w:tcMar>
+              <w:top w:type="dxa" w:w="60"/>
+              <w:left w:type="dxa" w:w="90"/>
+              <w:bottom w:type="dxa" w:w="60"/>
+              <w:right w:type="dxa" w:w="90"/>
+            </w:tcMar>
+            <w:vAlign w:val="center"/>
+          </w:tcPr>
+          <w:p>
+            <w:pPr>
+              <w:spacing w:after="20" w:before="20"/>
+              <w:jc w:val="left"/>
+            </w:pPr>
+            <w:r>
+              <w:rPr>
+                <w:rFonts w:ascii="맑은 고딕" w:cs="맑은 고딕" w:eastAsia="맑은 고딕" w:hAnsi="맑은 고딕"/>
+                <w:b w:val="false"/>
+                <w:bCs w:val="false"/>
+                <w:color w:val="000000"/>
+                <w:sz w:val="18"/>
+                <w:szCs w:val="18"/>
+              </w:rPr>
+              <w:t xml:space="preserve">Universal V2 / 1</w:t>
+            </w:r>
+          </w:p>
+        </w:tc>
+        <w:tc>
+          <w:tcPr>
+            <w:tcW w:type="dxa" w:w="2603"/>
+            <w:tcMar>
+              <w:top w:type="dxa" w:w="60"/>
+              <w:left w:type="dxa" w:w="90"/>
+              <w:bottom w:type="dxa" w:w="60"/>
+              <w:right w:type="dxa" w:w="90"/>
+            </w:tcMar>
+            <w:vAlign w:val="center"/>
+          </w:tcPr>
+          <w:p>
+            <w:pPr>
+              <w:spacing w:after="20" w:before="20"/>
+              <w:jc w:val="left"/>
+            </w:pPr>
+            <w:r>
+              <w:rPr>
+                <w:rFonts w:ascii="맑은 고딕" w:cs="맑은 고딕" w:eastAsia="맑은 고딕" w:hAnsi="맑은 고딕"/>
+                <w:b w:val="false"/>
+                <w:bCs w:val="false"/>
+                <w:color w:val="000000"/>
+                <w:sz w:val="18"/>
+                <w:szCs w:val="18"/>
+              </w:rPr>
+              <w:t xml:space="preserve">아산 이노베이션 스퀘어</w:t>
+            </w:r>
+          </w:p>
+        </w:tc>
+        <w:tc>
+          <w:tcPr>
+            <w:tcW w:type="dxa" w:w="1541"/>
+            <w:tcMar>
+              <w:top w:type="dxa" w:w="60"/>
+              <w:left w:type="dxa" w:w="90"/>
+              <w:bottom w:type="dxa" w:w="60"/>
+              <w:right w:type="dxa" w:w="90"/>
+            </w:tcMar>
+            <w:vAlign w:val="center"/>
+          </w:tcPr>
+          <w:p>
+            <w:pPr>
+              <w:spacing w:after="20" w:before="20"/>
+              <w:jc w:val="center"/>
+            </w:pPr>
+            <w:r>
+              <w:rPr>
+                <w:rFonts w:ascii="맑은 고딕" w:cs="맑은 고딕" w:eastAsia="맑은 고딕" w:hAnsi="맑은 고딕"/>
+                <w:b w:val="false"/>
+                <w:bCs w:val="false"/>
+                <w:color w:val="000000"/>
+                <w:sz w:val="18"/>
+                <w:szCs w:val="18"/>
+              </w:rPr>
+              <w:t xml:space="preserve">AS-2026-0070</w:t>
+            </w:r>
+          </w:p>
+        </w:tc>
+      </w:tr>
+      <w:tr>
+        <w:tc>
+          <w:tcPr>
+            <w:tcW w:type="dxa" w:w="675"/>
+            <w:tcMar>
+              <w:top w:type="dxa" w:w="60"/>
+              <w:left w:type="dxa" w:w="90"/>
+              <w:bottom w:type="dxa" w:w="60"/>
+              <w:right w:type="dxa" w:w="90"/>
+            </w:tcMar>
+            <w:vAlign w:val="center"/>
+          </w:tcPr>
+          <w:p>
+            <w:pPr>
+              <w:spacing w:after="20" w:before="20"/>
+              <w:jc w:val="center"/>
+            </w:pPr>
+            <w:r>
+              <w:rPr>
+                <w:rFonts w:ascii="맑은 고딕" w:cs="맑은 고딕" w:eastAsia="맑은 고딕" w:hAnsi="맑은 고딕"/>
+                <w:b w:val="false"/>
+                <w:bCs w:val="false"/>
+                <w:color w:val="000000"/>
+                <w:sz w:val="18"/>
+                <w:szCs w:val="18"/>
+              </w:rPr>
+              <w:t xml:space="preserve">29</w:t>
+            </w:r>
+          </w:p>
+        </w:tc>
+        <w:tc>
+          <w:tcPr>
+            <w:tcW w:type="dxa" w:w="2892"/>
+            <w:tcMar>
+              <w:top w:type="dxa" w:w="60"/>
+              <w:left w:type="dxa" w:w="90"/>
+              <w:bottom w:type="dxa" w:w="60"/>
+              <w:right w:type="dxa" w:w="90"/>
+            </w:tcMar>
+            <w:vAlign w:val="center"/>
+          </w:tcPr>
+          <w:p>
+            <w:pPr>
+              <w:spacing w:after="20" w:before="20"/>
+              <w:jc w:val="left"/>
+            </w:pPr>
+            <w:r>
+              <w:rPr>
+                <w:rFonts w:ascii="맑은 고딕" w:cs="맑은 고딕" w:eastAsia="맑은 고딕" w:hAnsi="맑은 고딕"/>
+                <w:b w:val="false"/>
+                <w:bCs w:val="false"/>
+                <w:color w:val="000000"/>
+                <w:sz w:val="18"/>
+                <w:szCs w:val="18"/>
+              </w:rPr>
+              <w:t xml:space="preserve">영상용 스크린</w:t>
+            </w:r>
+          </w:p>
+        </w:tc>
+        <w:tc>
+          <w:tcPr>
+            <w:tcW w:type="dxa" w:w="1928"/>
+            <w:tcMar>
+              <w:top w:type="dxa" w:w="60"/>
+              <w:left w:type="dxa" w:w="90"/>
+              <w:bottom w:type="dxa" w:w="60"/>
+              <w:right w:type="dxa" w:w="90"/>
+            </w:tcMar>
+            <w:vAlign w:val="center"/>
+          </w:tcPr>
+          <w:p>
+            <w:pPr>
+              <w:spacing w:after="20" w:before="20"/>
+              <w:jc w:val="left"/>
+            </w:pPr>
+            <w:r>
+              <w:rPr>
+                <w:rFonts w:ascii="맑은 고딕" w:cs="맑은 고딕" w:eastAsia="맑은 고딕" w:hAnsi="맑은 고딕"/>
+                <w:b w:val="false"/>
+                <w:bCs w:val="false"/>
+                <w:color w:val="000000"/>
+                <w:sz w:val="18"/>
+                <w:szCs w:val="18"/>
+              </w:rPr>
+              <w:t xml:space="preserve">MSC-BL180 / 1</w:t>
+            </w:r>
+          </w:p>
+        </w:tc>
+        <w:tc>
+          <w:tcPr>
+            <w:tcW w:type="dxa" w:w="2603"/>
+            <w:tcMar>
+              <w:top w:type="dxa" w:w="60"/>
+              <w:left w:type="dxa" w:w="90"/>
+              <w:bottom w:type="dxa" w:w="60"/>
+              <w:right w:type="dxa" w:w="90"/>
+            </w:tcMar>
+            <w:vAlign w:val="center"/>
+          </w:tcPr>
+          <w:p>
+            <w:pPr>
+              <w:spacing w:after="20" w:before="20"/>
+              <w:jc w:val="left"/>
+            </w:pPr>
+            <w:r>
+              <w:rPr>
+                <w:rFonts w:ascii="맑은 고딕" w:cs="맑은 고딕" w:eastAsia="맑은 고딕" w:hAnsi="맑은 고딕"/>
+                <w:b w:val="false"/>
+                <w:bCs w:val="false"/>
+                <w:color w:val="000000"/>
+                <w:sz w:val="18"/>
+                <w:szCs w:val="18"/>
+              </w:rPr>
+              <w:t xml:space="preserve">아산 이노베이션 스퀘어</w:t>
+            </w:r>
+          </w:p>
+        </w:tc>
+        <w:tc>
+          <w:tcPr>
+            <w:tcW w:type="dxa" w:w="1541"/>
+            <w:tcMar>
+              <w:top w:type="dxa" w:w="60"/>
+              <w:left w:type="dxa" w:w="90"/>
+              <w:bottom w:type="dxa" w:w="60"/>
+              <w:right w:type="dxa" w:w="90"/>
+            </w:tcMar>
+            <w:vAlign w:val="center"/>
+          </w:tcPr>
+          <w:p>
+            <w:pPr>
+              <w:spacing w:after="20" w:before="20"/>
+              <w:jc w:val="center"/>
+            </w:pPr>
+            <w:r>
+              <w:rPr>
+                <w:rFonts w:ascii="맑은 고딕" w:cs="맑은 고딕" w:eastAsia="맑은 고딕" w:hAnsi="맑은 고딕"/>
+                <w:b w:val="false"/>
+                <w:bCs w:val="false"/>
+                <w:color w:val="000000"/>
+                <w:sz w:val="18"/>
+                <w:szCs w:val="18"/>
+              </w:rPr>
+              <w:t xml:space="preserve">AS-2026-0073</w:t>
+            </w:r>
+          </w:p>
+        </w:tc>
+      </w:tr>
+      <w:tr>
+        <w:tc>
+          <w:tcPr>
+            <w:tcW w:type="dxa" w:w="675"/>
+            <w:tcMar>
+              <w:top w:type="dxa" w:w="60"/>
+              <w:left w:type="dxa" w:w="90"/>
+              <w:bottom w:type="dxa" w:w="60"/>
+              <w:right w:type="dxa" w:w="90"/>
+            </w:tcMar>
+            <w:vAlign w:val="center"/>
+          </w:tcPr>
+          <w:p>
+            <w:pPr>
+              <w:spacing w:after="20" w:before="20"/>
+              <w:jc w:val="center"/>
+            </w:pPr>
+            <w:r>
+              <w:rPr>
+                <w:rFonts w:ascii="맑은 고딕" w:cs="맑은 고딕" w:eastAsia="맑은 고딕" w:hAnsi="맑은 고딕"/>
+                <w:b w:val="false"/>
+                <w:bCs w:val="false"/>
+                <w:color w:val="000000"/>
+                <w:sz w:val="18"/>
+                <w:szCs w:val="18"/>
+              </w:rPr>
+              <w:t xml:space="preserve">30</w:t>
+            </w:r>
+          </w:p>
+        </w:tc>
+        <w:tc>
+          <w:tcPr>
+            <w:tcW w:type="dxa" w:w="2892"/>
+            <w:tcMar>
+              <w:top w:type="dxa" w:w="60"/>
+              <w:left w:type="dxa" w:w="90"/>
+              <w:bottom w:type="dxa" w:w="60"/>
+              <w:right w:type="dxa" w:w="90"/>
+            </w:tcMar>
+            <w:vAlign w:val="center"/>
+          </w:tcPr>
+          <w:p>
+            <w:pPr>
+              <w:spacing w:after="20" w:before="20"/>
+              <w:jc w:val="left"/>
+            </w:pPr>
+            <w:r>
+              <w:rPr>
+                <w:rFonts w:ascii="맑은 고딕" w:cs="맑은 고딕" w:eastAsia="맑은 고딕" w:hAnsi="맑은 고딕"/>
+                <w:b w:val="false"/>
+                <w:bCs w:val="false"/>
+                <w:color w:val="000000"/>
+                <w:sz w:val="18"/>
+                <w:szCs w:val="18"/>
+              </w:rPr>
+              <w:t xml:space="preserve">오디오앰프</w:t>
+            </w:r>
+          </w:p>
+        </w:tc>
+        <w:tc>
+          <w:tcPr>
+            <w:tcW w:type="dxa" w:w="1928"/>
+            <w:tcMar>
+              <w:top w:type="dxa" w:w="60"/>
+              <w:left w:type="dxa" w:w="90"/>
+              <w:bottom w:type="dxa" w:w="60"/>
+              <w:right w:type="dxa" w:w="90"/>
+            </w:tcMar>
+            <w:vAlign w:val="center"/>
+          </w:tcPr>
+          <w:p>
+            <w:pPr>
+              <w:spacing w:after="20" w:before="20"/>
+              <w:jc w:val="left"/>
+            </w:pPr>
+            <w:r>
+              <w:rPr>
+                <w:rFonts w:ascii="맑은 고딕" w:cs="맑은 고딕" w:eastAsia="맑은 고딕" w:hAnsi="맑은 고딕"/>
+                <w:b w:val="false"/>
+                <w:bCs w:val="false"/>
+                <w:color w:val="000000"/>
+                <w:sz w:val="18"/>
+                <w:szCs w:val="18"/>
+              </w:rPr>
+              <w:t xml:space="preserve">TL-1000 / 1</w:t>
+            </w:r>
+          </w:p>
+        </w:tc>
+        <w:tc>
+          <w:tcPr>
+            <w:tcW w:type="dxa" w:w="2603"/>
+            <w:tcMar>
+              <w:top w:type="dxa" w:w="60"/>
+              <w:left w:type="dxa" w:w="90"/>
+              <w:bottom w:type="dxa" w:w="60"/>
+              <w:right w:type="dxa" w:w="90"/>
+            </w:tcMar>
+            <w:vAlign w:val="center"/>
+          </w:tcPr>
+          <w:p>
+            <w:pPr>
+              <w:spacing w:after="20" w:before="20"/>
+              <w:jc w:val="left"/>
+            </w:pPr>
+            <w:r>
+              <w:rPr>
+                <w:rFonts w:ascii="맑은 고딕" w:cs="맑은 고딕" w:eastAsia="맑은 고딕" w:hAnsi="맑은 고딕"/>
+                <w:b w:val="false"/>
+                <w:bCs w:val="false"/>
+                <w:color w:val="000000"/>
+                <w:sz w:val="18"/>
+                <w:szCs w:val="18"/>
+              </w:rPr>
+              <w:t xml:space="preserve">아산 이노베이션 스퀘어</w:t>
+            </w:r>
+          </w:p>
+        </w:tc>
+        <w:tc>
+          <w:tcPr>
+            <w:tcW w:type="dxa" w:w="1541"/>
+            <w:tcMar>
+              <w:top w:type="dxa" w:w="60"/>
+              <w:left w:type="dxa" w:w="90"/>
+              <w:bottom w:type="dxa" w:w="60"/>
+              <w:right w:type="dxa" w:w="90"/>
+            </w:tcMar>
+            <w:vAlign w:val="center"/>
+          </w:tcPr>
+          <w:p>
+            <w:pPr>
+              <w:spacing w:after="20" w:before="20"/>
+              <w:jc w:val="center"/>
+            </w:pPr>
+            <w:r>
+              <w:rPr>
+                <w:rFonts w:ascii="맑은 고딕" w:cs="맑은 고딕" w:eastAsia="맑은 고딕" w:hAnsi="맑은 고딕"/>
+                <w:b w:val="false"/>
+                <w:bCs w:val="false"/>
+                <w:color w:val="000000"/>
+                <w:sz w:val="18"/>
+                <w:szCs w:val="18"/>
+              </w:rPr>
+              <w:t xml:space="preserve">AS-2026-0074</w:t>
+            </w:r>
+          </w:p>
+        </w:tc>
+      </w:tr>
+      <w:tr>
+        <w:tc>
+          <w:tcPr>
+            <w:tcW w:type="dxa" w:w="675"/>
+            <w:tcMar>
+              <w:top w:type="dxa" w:w="60"/>
+              <w:left w:type="dxa" w:w="90"/>
+              <w:bottom w:type="dxa" w:w="60"/>
+              <w:right w:type="dxa" w:w="90"/>
+            </w:tcMar>
+            <w:vAlign w:val="center"/>
+          </w:tcPr>
+          <w:p>
+            <w:pPr>
+              <w:spacing w:after="20" w:before="20"/>
+              <w:jc w:val="center"/>
+            </w:pPr>
+            <w:r>
+              <w:rPr>
+                <w:rFonts w:ascii="맑은 고딕" w:cs="맑은 고딕" w:eastAsia="맑은 고딕" w:hAnsi="맑은 고딕"/>
+                <w:b w:val="false"/>
+                <w:bCs w:val="false"/>
+                <w:color w:val="000000"/>
+                <w:sz w:val="18"/>
+                <w:szCs w:val="18"/>
+              </w:rPr>
+              <w:t xml:space="preserve">31</w:t>
+            </w:r>
+          </w:p>
+        </w:tc>
+        <w:tc>
+          <w:tcPr>
+            <w:tcW w:type="dxa" w:w="2892"/>
+            <w:tcMar>
+              <w:top w:type="dxa" w:w="60"/>
+              <w:left w:type="dxa" w:w="90"/>
+              <w:bottom w:type="dxa" w:w="60"/>
+              <w:right w:type="dxa" w:w="90"/>
+            </w:tcMar>
+            <w:vAlign w:val="center"/>
+          </w:tcPr>
+          <w:p>
+            <w:pPr>
+              <w:spacing w:after="20" w:before="20"/>
+              <w:jc w:val="left"/>
+            </w:pPr>
+            <w:r>
+              <w:rPr>
+                <w:rFonts w:ascii="맑은 고딕" w:cs="맑은 고딕" w:eastAsia="맑은 고딕" w:hAnsi="맑은 고딕"/>
+                <w:b w:val="false"/>
+                <w:bCs w:val="false"/>
+                <w:color w:val="000000"/>
+                <w:sz w:val="18"/>
+                <w:szCs w:val="18"/>
+              </w:rPr>
+              <w:t xml:space="preserve">오디오믹서 증폭기결합</w:t>
+            </w:r>
+          </w:p>
+        </w:tc>
+        <w:tc>
+          <w:tcPr>
+            <w:tcW w:type="dxa" w:w="1928"/>
+            <w:tcMar>
+              <w:top w:type="dxa" w:w="60"/>
+              <w:left w:type="dxa" w:w="90"/>
+              <w:bottom w:type="dxa" w:w="60"/>
+              <w:right w:type="dxa" w:w="90"/>
+            </w:tcMar>
+            <w:vAlign w:val="center"/>
+          </w:tcPr>
+          <w:p>
+            <w:pPr>
+              <w:spacing w:after="20" w:before="20"/>
+              <w:jc w:val="left"/>
+            </w:pPr>
+            <w:r>
+              <w:rPr>
+                <w:rFonts w:ascii="맑은 고딕" w:cs="맑은 고딕" w:eastAsia="맑은 고딕" w:hAnsi="맑은 고딕"/>
+                <w:b w:val="false"/>
+                <w:bCs w:val="false"/>
+                <w:color w:val="000000"/>
+                <w:sz w:val="18"/>
+                <w:szCs w:val="18"/>
+              </w:rPr>
+              <w:t xml:space="preserve">MX-1406 / 1</w:t>
+            </w:r>
+          </w:p>
+        </w:tc>
+        <w:tc>
+          <w:tcPr>
+            <w:tcW w:type="dxa" w:w="2603"/>
+            <w:tcMar>
+              <w:top w:type="dxa" w:w="60"/>
+              <w:left w:type="dxa" w:w="90"/>
+              <w:bottom w:type="dxa" w:w="60"/>
+              <w:right w:type="dxa" w:w="90"/>
+            </w:tcMar>
+            <w:vAlign w:val="center"/>
+          </w:tcPr>
+          <w:p>
+            <w:pPr>
+              <w:spacing w:after="20" w:before="20"/>
+              <w:jc w:val="left"/>
+            </w:pPr>
+            <w:r>
+              <w:rPr>
+                <w:rFonts w:ascii="맑은 고딕" w:cs="맑은 고딕" w:eastAsia="맑은 고딕" w:hAnsi="맑은 고딕"/>
+                <w:b w:val="false"/>
+                <w:bCs w:val="false"/>
+                <w:color w:val="000000"/>
+                <w:sz w:val="18"/>
+                <w:szCs w:val="18"/>
+              </w:rPr>
+              <w:t xml:space="preserve">아산 이노베이션 스퀘어</w:t>
+            </w:r>
+          </w:p>
+        </w:tc>
+        <w:tc>
+          <w:tcPr>
+            <w:tcW w:type="dxa" w:w="1541"/>
+            <w:tcMar>
+              <w:top w:type="dxa" w:w="60"/>
+              <w:left w:type="dxa" w:w="90"/>
+              <w:bottom w:type="dxa" w:w="60"/>
+              <w:right w:type="dxa" w:w="90"/>
+            </w:tcMar>
+            <w:vAlign w:val="center"/>
+          </w:tcPr>
+          <w:p>
+            <w:pPr>
+              <w:spacing w:after="20" w:before="20"/>
+              <w:jc w:val="center"/>
+            </w:pPr>
+            <w:r>
+              <w:rPr>
+                <w:rFonts w:ascii="맑은 고딕" w:cs="맑은 고딕" w:eastAsia="맑은 고딕" w:hAnsi="맑은 고딕"/>
+                <w:b w:val="false"/>
+                <w:bCs w:val="false"/>
+                <w:color w:val="000000"/>
+                <w:sz w:val="18"/>
+                <w:szCs w:val="18"/>
+              </w:rPr>
+              <w:t xml:space="preserve">AS-2026-0076</w:t>
+            </w:r>
+          </w:p>
+        </w:tc>
+      </w:tr>
+      <w:tr>
+        <w:tc>
+          <w:tcPr>
+            <w:tcW w:type="dxa" w:w="675"/>
+            <w:tcMar>
+              <w:top w:type="dxa" w:w="60"/>
+              <w:left w:type="dxa" w:w="90"/>
+              <w:bottom w:type="dxa" w:w="60"/>
+              <w:right w:type="dxa" w:w="90"/>
+            </w:tcMar>
+            <w:vAlign w:val="center"/>
+          </w:tcPr>
+          <w:p>
+            <w:pPr>
+              <w:spacing w:after="20" w:before="20"/>
+              <w:jc w:val="center"/>
+            </w:pPr>
+            <w:r>
+              <w:rPr>
+                <w:rFonts w:ascii="맑은 고딕" w:cs="맑은 고딕" w:eastAsia="맑은 고딕" w:hAnsi="맑은 고딕"/>
+                <w:b w:val="false"/>
+                <w:bCs w:val="false"/>
+                <w:color w:val="000000"/>
+                <w:sz w:val="18"/>
+                <w:szCs w:val="18"/>
+              </w:rPr>
+              <w:t xml:space="preserve">32</w:t>
+            </w:r>
+          </w:p>
+        </w:tc>
+        <w:tc>
+          <w:tcPr>
+            <w:tcW w:type="dxa" w:w="2892"/>
+            <w:tcMar>
+              <w:top w:type="dxa" w:w="60"/>
+              <w:left w:type="dxa" w:w="90"/>
+              <w:bottom w:type="dxa" w:w="60"/>
+              <w:right w:type="dxa" w:w="90"/>
+            </w:tcMar>
+            <w:vAlign w:val="center"/>
+          </w:tcPr>
+          <w:p>
+            <w:pPr>
+              <w:spacing w:after="20" w:before="20"/>
+              <w:jc w:val="left"/>
+            </w:pPr>
+            <w:r>
+              <w:rPr>
+                <w:rFonts w:ascii="맑은 고딕" w:cs="맑은 고딕" w:eastAsia="맑은 고딕" w:hAnsi="맑은 고딕"/>
+                <w:b w:val="false"/>
+                <w:bCs w:val="false"/>
+                <w:color w:val="000000"/>
+                <w:sz w:val="18"/>
+                <w:szCs w:val="18"/>
+              </w:rPr>
+              <w:t xml:space="preserve">오디오믹서</w:t>
+            </w:r>
+          </w:p>
+        </w:tc>
+        <w:tc>
+          <w:tcPr>
+            <w:tcW w:type="dxa" w:w="1928"/>
+            <w:tcMar>
+              <w:top w:type="dxa" w:w="60"/>
+              <w:left w:type="dxa" w:w="90"/>
+              <w:bottom w:type="dxa" w:w="60"/>
+              <w:right w:type="dxa" w:w="90"/>
+            </w:tcMar>
+            <w:vAlign w:val="center"/>
+          </w:tcPr>
+          <w:p>
+            <w:pPr>
+              <w:spacing w:after="20" w:before="20"/>
+              <w:jc w:val="left"/>
+            </w:pPr>
+            <w:r>
+              <w:rPr>
+                <w:rFonts w:ascii="맑은 고딕" w:cs="맑은 고딕" w:eastAsia="맑은 고딕" w:hAnsi="맑은 고딕"/>
+                <w:b w:val="false"/>
+                <w:bCs w:val="false"/>
+                <w:color w:val="000000"/>
+                <w:sz w:val="18"/>
+                <w:szCs w:val="18"/>
+              </w:rPr>
+              <w:t xml:space="preserve">MX-1406 / 1</w:t>
+            </w:r>
+          </w:p>
+        </w:tc>
+        <w:tc>
+          <w:tcPr>
+            <w:tcW w:type="dxa" w:w="2603"/>
+            <w:tcMar>
+              <w:top w:type="dxa" w:w="60"/>
+              <w:left w:type="dxa" w:w="90"/>
+              <w:bottom w:type="dxa" w:w="60"/>
+              <w:right w:type="dxa" w:w="90"/>
+            </w:tcMar>
+            <w:vAlign w:val="center"/>
+          </w:tcPr>
+          <w:p>
+            <w:pPr>
+              <w:spacing w:after="20" w:before="20"/>
+              <w:jc w:val="left"/>
+            </w:pPr>
+            <w:r>
+              <w:rPr>
+                <w:rFonts w:ascii="맑은 고딕" w:cs="맑은 고딕" w:eastAsia="맑은 고딕" w:hAnsi="맑은 고딕"/>
+                <w:b w:val="false"/>
+                <w:bCs w:val="false"/>
+                <w:color w:val="000000"/>
+                <w:sz w:val="18"/>
+                <w:szCs w:val="18"/>
+              </w:rPr>
+              <w:t xml:space="preserve">아산 이노베이션 스퀘어</w:t>
+            </w:r>
+          </w:p>
+        </w:tc>
+        <w:tc>
+          <w:tcPr>
+            <w:tcW w:type="dxa" w:w="1541"/>
+            <w:tcMar>
+              <w:top w:type="dxa" w:w="60"/>
+              <w:left w:type="dxa" w:w="90"/>
+              <w:bottom w:type="dxa" w:w="60"/>
+              <w:right w:type="dxa" w:w="90"/>
+            </w:tcMar>
+            <w:vAlign w:val="center"/>
+          </w:tcPr>
+          <w:p>
+            <w:pPr>
+              <w:spacing w:after="20" w:before="20"/>
+              <w:jc w:val="center"/>
+            </w:pPr>
+            <w:r>
+              <w:rPr>
+                <w:rFonts w:ascii="맑은 고딕" w:cs="맑은 고딕" w:eastAsia="맑은 고딕" w:hAnsi="맑은 고딕"/>
+                <w:b w:val="false"/>
+                <w:bCs w:val="false"/>
+                <w:color w:val="000000"/>
+                <w:sz w:val="18"/>
+                <w:szCs w:val="18"/>
+              </w:rPr>
+              <w:t xml:space="preserve">AS-2026-0077</w:t>
+            </w:r>
+          </w:p>
+        </w:tc>
+      </w:tr>
+      <w:tr>
+        <w:tc>
+          <w:tcPr>
+            <w:tcW w:type="dxa" w:w="675"/>
+            <w:tcMar>
+              <w:top w:type="dxa" w:w="60"/>
+              <w:left w:type="dxa" w:w="90"/>
+              <w:bottom w:type="dxa" w:w="60"/>
+              <w:right w:type="dxa" w:w="90"/>
+            </w:tcMar>
+            <w:vAlign w:val="center"/>
+          </w:tcPr>
+          <w:p>
+            <w:pPr>
+              <w:spacing w:after="20" w:before="20"/>
+              <w:jc w:val="center"/>
+            </w:pPr>
+            <w:r>
+              <w:rPr>
+                <w:rFonts w:ascii="맑은 고딕" w:cs="맑은 고딕" w:eastAsia="맑은 고딕" w:hAnsi="맑은 고딕"/>
+                <w:b w:val="false"/>
+                <w:bCs w:val="false"/>
+                <w:color w:val="000000"/>
+                <w:sz w:val="18"/>
+                <w:szCs w:val="18"/>
+              </w:rPr>
+              <w:t xml:space="preserve">33</w:t>
+            </w:r>
+          </w:p>
+        </w:tc>
+        <w:tc>
+          <w:tcPr>
+            <w:tcW w:type="dxa" w:w="2892"/>
+            <w:tcMar>
+              <w:top w:type="dxa" w:w="60"/>
+              <w:left w:type="dxa" w:w="90"/>
+              <w:bottom w:type="dxa" w:w="60"/>
+              <w:right w:type="dxa" w:w="90"/>
+            </w:tcMar>
+            <w:vAlign w:val="center"/>
+          </w:tcPr>
+          <w:p>
+            <w:pPr>
+              <w:spacing w:after="20" w:before="20"/>
+              <w:jc w:val="left"/>
+            </w:pPr>
+            <w:r>
+              <w:rPr>
+                <w:rFonts w:ascii="맑은 고딕" w:cs="맑은 고딕" w:eastAsia="맑은 고딕" w:hAnsi="맑은 고딕"/>
+                <w:b w:val="false"/>
+                <w:bCs w:val="false"/>
+                <w:color w:val="000000"/>
+                <w:sz w:val="18"/>
+                <w:szCs w:val="18"/>
+              </w:rPr>
+              <w:t xml:space="preserve">Media Player</w:t>
+            </w:r>
+          </w:p>
+        </w:tc>
+        <w:tc>
+          <w:tcPr>
+            <w:tcW w:type="dxa" w:w="1928"/>
+            <w:tcMar>
+              <w:top w:type="dxa" w:w="60"/>
+              <w:left w:type="dxa" w:w="90"/>
+              <w:bottom w:type="dxa" w:w="60"/>
+              <w:right w:type="dxa" w:w="90"/>
+            </w:tcMar>
+            <w:vAlign w:val="center"/>
+          </w:tcPr>
+          <w:p>
+            <w:pPr>
+              <w:spacing w:after="20" w:before="20"/>
+              <w:jc w:val="left"/>
+            </w:pPr>
+            <w:r>
+              <w:rPr>
+                <w:rFonts w:ascii="맑은 고딕" w:cs="맑은 고딕" w:eastAsia="맑은 고딕" w:hAnsi="맑은 고딕"/>
+                <w:b w:val="false"/>
+                <w:bCs w:val="false"/>
+                <w:color w:val="000000"/>
+                <w:sz w:val="18"/>
+                <w:szCs w:val="18"/>
+              </w:rPr>
+              <w:t xml:space="preserve">A2 / 1</w:t>
+            </w:r>
+          </w:p>
+        </w:tc>
+        <w:tc>
+          <w:tcPr>
+            <w:tcW w:type="dxa" w:w="2603"/>
+            <w:tcMar>
+              <w:top w:type="dxa" w:w="60"/>
+              <w:left w:type="dxa" w:w="90"/>
+              <w:bottom w:type="dxa" w:w="60"/>
+              <w:right w:type="dxa" w:w="90"/>
+            </w:tcMar>
+            <w:vAlign w:val="center"/>
+          </w:tcPr>
+          <w:p>
+            <w:pPr>
+              <w:spacing w:after="20" w:before="20"/>
+              <w:jc w:val="left"/>
+            </w:pPr>
+            <w:r>
+              <w:rPr>
+                <w:rFonts w:ascii="맑은 고딕" w:cs="맑은 고딕" w:eastAsia="맑은 고딕" w:hAnsi="맑은 고딕"/>
+                <w:b w:val="false"/>
+                <w:bCs w:val="false"/>
+                <w:color w:val="000000"/>
+                <w:sz w:val="18"/>
+                <w:szCs w:val="18"/>
+              </w:rPr>
+              <w:t xml:space="preserve">아산 이노베이션 스퀘어</w:t>
+            </w:r>
+          </w:p>
+        </w:tc>
+        <w:tc>
+          <w:tcPr>
+            <w:tcW w:type="dxa" w:w="1541"/>
+            <w:tcMar>
+              <w:top w:type="dxa" w:w="60"/>
+              <w:left w:type="dxa" w:w="90"/>
+              <w:bottom w:type="dxa" w:w="60"/>
+              <w:right w:type="dxa" w:w="90"/>
+            </w:tcMar>
+            <w:vAlign w:val="center"/>
+          </w:tcPr>
+          <w:p>
+            <w:pPr>
+              <w:spacing w:after="20" w:before="20"/>
+              <w:jc w:val="center"/>
+            </w:pPr>
+            <w:r>
+              <w:rPr>
+                <w:rFonts w:ascii="맑은 고딕" w:cs="맑은 고딕" w:eastAsia="맑은 고딕" w:hAnsi="맑은 고딕"/>
+                <w:b w:val="false"/>
+                <w:bCs w:val="false"/>
+                <w:color w:val="000000"/>
+                <w:sz w:val="18"/>
+                <w:szCs w:val="18"/>
+              </w:rPr>
+              <w:t xml:space="preserve">AS-2026-0078</w:t>
+            </w:r>
+          </w:p>
+        </w:tc>
+      </w:tr>
+      <w:tr>
+        <w:tc>
+          <w:tcPr>
+            <w:tcW w:type="dxa" w:w="675"/>
+            <w:tcMar>
+              <w:top w:type="dxa" w:w="60"/>
+              <w:left w:type="dxa" w:w="90"/>
+              <w:bottom w:type="dxa" w:w="60"/>
+              <w:right w:type="dxa" w:w="90"/>
+            </w:tcMar>
+            <w:vAlign w:val="center"/>
+          </w:tcPr>
+          <w:p>
+            <w:pPr>
+              <w:spacing w:after="20" w:before="20"/>
+              <w:jc w:val="center"/>
+            </w:pPr>
+            <w:r>
+              <w:rPr>
+                <w:rFonts w:ascii="맑은 고딕" w:cs="맑은 고딕" w:eastAsia="맑은 고딕" w:hAnsi="맑은 고딕"/>
+                <w:b w:val="false"/>
+                <w:bCs w:val="false"/>
+                <w:color w:val="000000"/>
+                <w:sz w:val="18"/>
+                <w:szCs w:val="18"/>
+              </w:rPr>
+              <w:t xml:space="preserve">34</w:t>
+            </w:r>
+          </w:p>
+        </w:tc>
+        <w:tc>
+          <w:tcPr>
+            <w:tcW w:type="dxa" w:w="2892"/>
+            <w:tcMar>
+              <w:top w:type="dxa" w:w="60"/>
+              <w:left w:type="dxa" w:w="90"/>
+              <w:bottom w:type="dxa" w:w="60"/>
+              <w:right w:type="dxa" w:w="90"/>
+            </w:tcMar>
+            <w:vAlign w:val="center"/>
+          </w:tcPr>
+          <w:p>
+            <w:pPr>
+              <w:spacing w:after="20" w:before="20"/>
+              <w:jc w:val="left"/>
+            </w:pPr>
+            <w:r>
+              <w:rPr>
+                <w:rFonts w:ascii="맑은 고딕" w:cs="맑은 고딕" w:eastAsia="맑은 고딕" w:hAnsi="맑은 고딕"/>
+                <w:b w:val="false"/>
+                <w:bCs w:val="false"/>
+                <w:color w:val="000000"/>
+                <w:sz w:val="18"/>
+                <w:szCs w:val="18"/>
+              </w:rPr>
+              <w:t xml:space="preserve">안테나분배기</w:t>
+            </w:r>
+          </w:p>
+        </w:tc>
+        <w:tc>
+          <w:tcPr>
+            <w:tcW w:type="dxa" w:w="1928"/>
+            <w:tcMar>
+              <w:top w:type="dxa" w:w="60"/>
+              <w:left w:type="dxa" w:w="90"/>
+              <w:bottom w:type="dxa" w:w="60"/>
+              <w:right w:type="dxa" w:w="90"/>
+            </w:tcMar>
+            <w:vAlign w:val="center"/>
+          </w:tcPr>
+          <w:p>
+            <w:pPr>
+              <w:spacing w:after="20" w:before="20"/>
+              <w:jc w:val="left"/>
+            </w:pPr>
+            <w:r>
+              <w:rPr>
+                <w:rFonts w:ascii="맑은 고딕" w:cs="맑은 고딕" w:eastAsia="맑은 고딕" w:hAnsi="맑은 고딕"/>
+                <w:b w:val="false"/>
+                <w:bCs w:val="false"/>
+                <w:color w:val="000000"/>
+                <w:sz w:val="18"/>
+                <w:szCs w:val="18"/>
+              </w:rPr>
+              <w:t xml:space="preserve">전용 / 1</w:t>
+            </w:r>
+          </w:p>
+        </w:tc>
+        <w:tc>
+          <w:tcPr>
+            <w:tcW w:type="dxa" w:w="2603"/>
+            <w:tcMar>
+              <w:top w:type="dxa" w:w="60"/>
+              <w:left w:type="dxa" w:w="90"/>
+              <w:bottom w:type="dxa" w:w="60"/>
+              <w:right w:type="dxa" w:w="90"/>
+            </w:tcMar>
+            <w:vAlign w:val="center"/>
+          </w:tcPr>
+          <w:p>
+            <w:pPr>
+              <w:spacing w:after="20" w:before="20"/>
+              <w:jc w:val="left"/>
+            </w:pPr>
+            <w:r>
+              <w:rPr>
+                <w:rFonts w:ascii="맑은 고딕" w:cs="맑은 고딕" w:eastAsia="맑은 고딕" w:hAnsi="맑은 고딕"/>
+                <w:b w:val="false"/>
+                <w:bCs w:val="false"/>
+                <w:color w:val="000000"/>
+                <w:sz w:val="18"/>
+                <w:szCs w:val="18"/>
+              </w:rPr>
+              <w:t xml:space="preserve">아산 이노베이션 스퀘어</w:t>
+            </w:r>
+          </w:p>
+        </w:tc>
+        <w:tc>
+          <w:tcPr>
+            <w:tcW w:type="dxa" w:w="1541"/>
+            <w:tcMar>
+              <w:top w:type="dxa" w:w="60"/>
+              <w:left w:type="dxa" w:w="90"/>
+              <w:bottom w:type="dxa" w:w="60"/>
+              <w:right w:type="dxa" w:w="90"/>
+            </w:tcMar>
+            <w:vAlign w:val="center"/>
+          </w:tcPr>
+          <w:p>
+            <w:pPr>
+              <w:spacing w:after="20" w:before="20"/>
+              <w:jc w:val="center"/>
+            </w:pPr>
+            <w:r>
+              <w:rPr>
+                <w:rFonts w:ascii="맑은 고딕" w:cs="맑은 고딕" w:eastAsia="맑은 고딕" w:hAnsi="맑은 고딕"/>
+                <w:b w:val="false"/>
+                <w:bCs w:val="false"/>
+                <w:color w:val="000000"/>
+                <w:sz w:val="18"/>
+                <w:szCs w:val="18"/>
+              </w:rPr>
+              <w:t xml:space="preserve">AS-2026-0080</w:t>
+            </w:r>
+          </w:p>
+        </w:tc>
+      </w:tr>
+      <w:tr>
+        <w:tc>
+          <w:tcPr>
+            <w:tcW w:type="dxa" w:w="675"/>
+            <w:tcMar>
+              <w:top w:type="dxa" w:w="60"/>
+              <w:left w:type="dxa" w:w="90"/>
+              <w:bottom w:type="dxa" w:w="60"/>
+              <w:right w:type="dxa" w:w="90"/>
+            </w:tcMar>
+            <w:vAlign w:val="center"/>
+          </w:tcPr>
+          <w:p>
+            <w:pPr>
+              <w:spacing w:after="20" w:before="20"/>
+              <w:jc w:val="center"/>
+            </w:pPr>
+            <w:r>
+              <w:rPr>
+                <w:rFonts w:ascii="맑은 고딕" w:cs="맑은 고딕" w:eastAsia="맑은 고딕" w:hAnsi="맑은 고딕"/>
+                <w:b w:val="false"/>
+                <w:bCs w:val="false"/>
+                <w:color w:val="000000"/>
+                <w:sz w:val="18"/>
+                <w:szCs w:val="18"/>
+              </w:rPr>
+              <w:t xml:space="preserve">35</w:t>
+            </w:r>
+          </w:p>
+        </w:tc>
+        <w:tc>
+          <w:tcPr>
+            <w:tcW w:type="dxa" w:w="2892"/>
+            <w:tcMar>
+              <w:top w:type="dxa" w:w="60"/>
+              <w:left w:type="dxa" w:w="90"/>
+              <w:bottom w:type="dxa" w:w="60"/>
+              <w:right w:type="dxa" w:w="90"/>
+            </w:tcMar>
+            <w:vAlign w:val="center"/>
+          </w:tcPr>
+          <w:p>
+            <w:pPr>
+              <w:spacing w:after="20" w:before="20"/>
+              <w:jc w:val="left"/>
+            </w:pPr>
+            <w:r>
+              <w:rPr>
+                <w:rFonts w:ascii="맑은 고딕" w:cs="맑은 고딕" w:eastAsia="맑은 고딕" w:hAnsi="맑은 고딕"/>
+                <w:b w:val="false"/>
+                <w:bCs w:val="false"/>
+                <w:color w:val="000000"/>
+                <w:sz w:val="18"/>
+                <w:szCs w:val="18"/>
+              </w:rPr>
+              <w:t xml:space="preserve">영상제어 PC</w:t>
+            </w:r>
+          </w:p>
+        </w:tc>
+        <w:tc>
+          <w:tcPr>
+            <w:tcW w:type="dxa" w:w="1928"/>
+            <w:tcMar>
+              <w:top w:type="dxa" w:w="60"/>
+              <w:left w:type="dxa" w:w="90"/>
+              <w:bottom w:type="dxa" w:w="60"/>
+              <w:right w:type="dxa" w:w="90"/>
+            </w:tcMar>
+            <w:vAlign w:val="center"/>
+          </w:tcPr>
+          <w:p>
+            <w:pPr>
+              <w:spacing w:after="20" w:before="20"/>
+              <w:jc w:val="left"/>
+            </w:pPr>
+            <w:r>
+              <w:rPr>
+                <w:rFonts w:ascii="맑은 고딕" w:cs="맑은 고딕" w:eastAsia="맑은 고딕" w:hAnsi="맑은 고딕"/>
+                <w:b w:val="false"/>
+                <w:bCs w:val="false"/>
+                <w:color w:val="000000"/>
+                <w:sz w:val="18"/>
+                <w:szCs w:val="18"/>
+              </w:rPr>
+              <w:t xml:space="preserve">타무즈TP34 / 1</w:t>
+            </w:r>
+          </w:p>
+        </w:tc>
+        <w:tc>
+          <w:tcPr>
+            <w:tcW w:type="dxa" w:w="2603"/>
+            <w:tcMar>
+              <w:top w:type="dxa" w:w="60"/>
+              <w:left w:type="dxa" w:w="90"/>
+              <w:bottom w:type="dxa" w:w="60"/>
+              <w:right w:type="dxa" w:w="90"/>
+            </w:tcMar>
+            <w:vAlign w:val="center"/>
+          </w:tcPr>
+          <w:p>
+            <w:pPr>
+              <w:spacing w:after="20" w:before="20"/>
+              <w:jc w:val="left"/>
+            </w:pPr>
+            <w:r>
+              <w:rPr>
+                <w:rFonts w:ascii="맑은 고딕" w:cs="맑은 고딕" w:eastAsia="맑은 고딕" w:hAnsi="맑은 고딕"/>
+                <w:b w:val="false"/>
+                <w:bCs w:val="false"/>
+                <w:color w:val="000000"/>
+                <w:sz w:val="18"/>
+                <w:szCs w:val="18"/>
+              </w:rPr>
+              <w:t xml:space="preserve">아산 이노베이션 스퀘어</w:t>
+            </w:r>
+          </w:p>
+        </w:tc>
+        <w:tc>
+          <w:tcPr>
+            <w:tcW w:type="dxa" w:w="1541"/>
+            <w:tcMar>
+              <w:top w:type="dxa" w:w="60"/>
+              <w:left w:type="dxa" w:w="90"/>
+              <w:bottom w:type="dxa" w:w="60"/>
+              <w:right w:type="dxa" w:w="90"/>
+            </w:tcMar>
+            <w:vAlign w:val="center"/>
+          </w:tcPr>
+          <w:p>
+            <w:pPr>
+              <w:spacing w:after="20" w:before="20"/>
+              <w:jc w:val="center"/>
+            </w:pPr>
+            <w:r>
+              <w:rPr>
+                <w:rFonts w:ascii="맑은 고딕" w:cs="맑은 고딕" w:eastAsia="맑은 고딕" w:hAnsi="맑은 고딕"/>
+                <w:b w:val="false"/>
+                <w:bCs w:val="false"/>
+                <w:color w:val="000000"/>
+                <w:sz w:val="18"/>
+                <w:szCs w:val="18"/>
+              </w:rPr>
+              <w:t xml:space="preserve">AS-2026-0081</w:t>
+            </w:r>
+          </w:p>
+        </w:tc>
+      </w:tr>
+      <w:tr>
+        <w:tc>
+          <w:tcPr>
+            <w:tcW w:type="dxa" w:w="675"/>
+            <w:tcMar>
+              <w:top w:type="dxa" w:w="60"/>
+              <w:left w:type="dxa" w:w="90"/>
+              <w:bottom w:type="dxa" w:w="60"/>
+              <w:right w:type="dxa" w:w="90"/>
+            </w:tcMar>
+            <w:vAlign w:val="center"/>
+          </w:tcPr>
+          <w:p>
+            <w:pPr>
+              <w:spacing w:after="20" w:before="20"/>
+              <w:jc w:val="center"/>
+            </w:pPr>
+            <w:r>
+              <w:rPr>
+                <w:rFonts w:ascii="맑은 고딕" w:cs="맑은 고딕" w:eastAsia="맑은 고딕" w:hAnsi="맑은 고딕"/>
+                <w:b w:val="false"/>
+                <w:bCs w:val="false"/>
+                <w:color w:val="000000"/>
+                <w:sz w:val="18"/>
+                <w:szCs w:val="18"/>
+              </w:rPr>
+              <w:t xml:space="preserve">36</w:t>
+            </w:r>
+          </w:p>
+        </w:tc>
+        <w:tc>
+          <w:tcPr>
+            <w:tcW w:type="dxa" w:w="2892"/>
+            <w:tcMar>
+              <w:top w:type="dxa" w:w="60"/>
+              <w:left w:type="dxa" w:w="90"/>
+              <w:bottom w:type="dxa" w:w="60"/>
+              <w:right w:type="dxa" w:w="90"/>
+            </w:tcMar>
+            <w:vAlign w:val="center"/>
+          </w:tcPr>
+          <w:p>
+            <w:pPr>
+              <w:spacing w:after="20" w:before="20"/>
+              <w:jc w:val="left"/>
+            </w:pPr>
+            <w:r>
+              <w:rPr>
+                <w:rFonts w:ascii="맑은 고딕" w:cs="맑은 고딕" w:eastAsia="맑은 고딕" w:hAnsi="맑은 고딕"/>
+                <w:b w:val="false"/>
+                <w:bCs w:val="false"/>
+                <w:color w:val="000000"/>
+                <w:sz w:val="18"/>
+                <w:szCs w:val="18"/>
+              </w:rPr>
+              <w:t xml:space="preserve">IP KVM Wall Controller</w:t>
+            </w:r>
+          </w:p>
+        </w:tc>
+        <w:tc>
+          <w:tcPr>
+            <w:tcW w:type="dxa" w:w="1928"/>
+            <w:tcMar>
+              <w:top w:type="dxa" w:w="60"/>
+              <w:left w:type="dxa" w:w="90"/>
+              <w:bottom w:type="dxa" w:w="60"/>
+              <w:right w:type="dxa" w:w="90"/>
+            </w:tcMar>
+            <w:vAlign w:val="center"/>
+          </w:tcPr>
+          <w:p>
+            <w:pPr>
+              <w:spacing w:after="20" w:before="20"/>
+              <w:jc w:val="left"/>
+            </w:pPr>
+            <w:r>
+              <w:rPr>
+                <w:rFonts w:ascii="맑은 고딕" w:cs="맑은 고딕" w:eastAsia="맑은 고딕" w:hAnsi="맑은 고딕"/>
+                <w:b w:val="false"/>
+                <w:bCs w:val="false"/>
+                <w:color w:val="000000"/>
+                <w:sz w:val="18"/>
+                <w:szCs w:val="18"/>
+              </w:rPr>
+              <w:t xml:space="preserve">IPW-4K30 / 1</w:t>
+            </w:r>
+          </w:p>
+        </w:tc>
+        <w:tc>
+          <w:tcPr>
+            <w:tcW w:type="dxa" w:w="2603"/>
+            <w:tcMar>
+              <w:top w:type="dxa" w:w="60"/>
+              <w:left w:type="dxa" w:w="90"/>
+              <w:bottom w:type="dxa" w:w="60"/>
+              <w:right w:type="dxa" w:w="90"/>
+            </w:tcMar>
+            <w:vAlign w:val="center"/>
+          </w:tcPr>
+          <w:p>
+            <w:pPr>
+              <w:spacing w:after="20" w:before="20"/>
+              <w:jc w:val="left"/>
+            </w:pPr>
+            <w:r>
+              <w:rPr>
+                <w:rFonts w:ascii="맑은 고딕" w:cs="맑은 고딕" w:eastAsia="맑은 고딕" w:hAnsi="맑은 고딕"/>
+                <w:b w:val="false"/>
+                <w:bCs w:val="false"/>
+                <w:color w:val="000000"/>
+                <w:sz w:val="18"/>
+                <w:szCs w:val="18"/>
+              </w:rPr>
+              <w:t xml:space="preserve">아산 이노베이션 스퀘어</w:t>
+            </w:r>
+          </w:p>
+        </w:tc>
+        <w:tc>
+          <w:tcPr>
+            <w:tcW w:type="dxa" w:w="1541"/>
+            <w:tcMar>
+              <w:top w:type="dxa" w:w="60"/>
+              <w:left w:type="dxa" w:w="90"/>
+              <w:bottom w:type="dxa" w:w="60"/>
+              <w:right w:type="dxa" w:w="90"/>
+            </w:tcMar>
+            <w:vAlign w:val="center"/>
+          </w:tcPr>
+          <w:p>
+            <w:pPr>
+              <w:spacing w:after="20" w:before="20"/>
+              <w:jc w:val="center"/>
+            </w:pPr>
+            <w:r>
+              <w:rPr>
+                <w:rFonts w:ascii="맑은 고딕" w:cs="맑은 고딕" w:eastAsia="맑은 고딕" w:hAnsi="맑은 고딕"/>
+                <w:b w:val="false"/>
+                <w:bCs w:val="false"/>
+                <w:color w:val="000000"/>
+                <w:sz w:val="18"/>
+                <w:szCs w:val="18"/>
+              </w:rPr>
+              <w:t xml:space="preserve">AS-2026-0082</w:t>
+            </w:r>
+          </w:p>
+        </w:tc>
+      </w:tr>
+      <w:tr>
+        <w:tc>
+          <w:tcPr>
+            <w:tcW w:type="dxa" w:w="675"/>
+            <w:tcMar>
+              <w:top w:type="dxa" w:w="60"/>
+              <w:left w:type="dxa" w:w="90"/>
+              <w:bottom w:type="dxa" w:w="60"/>
+              <w:right w:type="dxa" w:w="90"/>
+            </w:tcMar>
+            <w:vAlign w:val="center"/>
+          </w:tcPr>
+          <w:p>
+            <w:pPr>
+              <w:spacing w:after="20" w:before="20"/>
+              <w:jc w:val="center"/>
+            </w:pPr>
+            <w:r>
+              <w:rPr>
+                <w:rFonts w:ascii="맑은 고딕" w:cs="맑은 고딕" w:eastAsia="맑은 고딕" w:hAnsi="맑은 고딕"/>
+                <w:b w:val="false"/>
+                <w:bCs w:val="false"/>
+                <w:color w:val="000000"/>
+                <w:sz w:val="18"/>
+                <w:szCs w:val="18"/>
+              </w:rPr>
+              <w:t xml:space="preserve">37</w:t>
+            </w:r>
+          </w:p>
+        </w:tc>
+        <w:tc>
+          <w:tcPr>
+            <w:tcW w:type="dxa" w:w="2892"/>
+            <w:tcMar>
+              <w:top w:type="dxa" w:w="60"/>
+              <w:left w:type="dxa" w:w="90"/>
+              <w:bottom w:type="dxa" w:w="60"/>
+              <w:right w:type="dxa" w:w="90"/>
+            </w:tcMar>
+            <w:vAlign w:val="center"/>
+          </w:tcPr>
+          <w:p>
+            <w:pPr>
+              <w:spacing w:after="20" w:before="20"/>
+              <w:jc w:val="left"/>
+            </w:pPr>
+            <w:r>
+              <w:rPr>
+                <w:rFonts w:ascii="맑은 고딕" w:cs="맑은 고딕" w:eastAsia="맑은 고딕" w:hAnsi="맑은 고딕"/>
+                <w:b w:val="false"/>
+                <w:bCs w:val="false"/>
+                <w:color w:val="000000"/>
+                <w:sz w:val="18"/>
+                <w:szCs w:val="18"/>
+              </w:rPr>
+              <w:t xml:space="preserve">시스템 랙 #1</w:t>
+            </w:r>
+          </w:p>
+        </w:tc>
+        <w:tc>
+          <w:tcPr>
+            <w:tcW w:type="dxa" w:w="1928"/>
+            <w:tcMar>
+              <w:top w:type="dxa" w:w="60"/>
+              <w:left w:type="dxa" w:w="90"/>
+              <w:bottom w:type="dxa" w:w="60"/>
+              <w:right w:type="dxa" w:w="90"/>
+            </w:tcMar>
+            <w:vAlign w:val="center"/>
+          </w:tcPr>
+          <w:p>
+            <w:pPr>
+              <w:spacing w:after="20" w:before="20"/>
+              <w:jc w:val="left"/>
+            </w:pPr>
+            <w:r>
+              <w:rPr>
+                <w:rFonts w:ascii="맑은 고딕" w:cs="맑은 고딕" w:eastAsia="맑은 고딕" w:hAnsi="맑은 고딕"/>
+                <w:b w:val="false"/>
+                <w:bCs w:val="false"/>
+                <w:color w:val="000000"/>
+                <w:sz w:val="18"/>
+                <w:szCs w:val="18"/>
+              </w:rPr>
+              <w:t xml:space="preserve">T1HS / 1</w:t>
+            </w:r>
+          </w:p>
+        </w:tc>
+        <w:tc>
+          <w:tcPr>
+            <w:tcW w:type="dxa" w:w="2603"/>
+            <w:tcMar>
+              <w:top w:type="dxa" w:w="60"/>
+              <w:left w:type="dxa" w:w="90"/>
+              <w:bottom w:type="dxa" w:w="60"/>
+              <w:right w:type="dxa" w:w="90"/>
+            </w:tcMar>
+            <w:vAlign w:val="center"/>
+          </w:tcPr>
+          <w:p>
+            <w:pPr>
+              <w:spacing w:after="20" w:before="20"/>
+              <w:jc w:val="left"/>
+            </w:pPr>
+            <w:r>
+              <w:rPr>
+                <w:rFonts w:ascii="맑은 고딕" w:cs="맑은 고딕" w:eastAsia="맑은 고딕" w:hAnsi="맑은 고딕"/>
+                <w:b w:val="false"/>
+                <w:bCs w:val="false"/>
+                <w:color w:val="000000"/>
+                <w:sz w:val="18"/>
+                <w:szCs w:val="18"/>
+              </w:rPr>
+              <w:t xml:space="preserve">아산 이노베이션 스퀘어</w:t>
+            </w:r>
+          </w:p>
+        </w:tc>
+        <w:tc>
+          <w:tcPr>
+            <w:tcW w:type="dxa" w:w="1541"/>
+            <w:tcMar>
+              <w:top w:type="dxa" w:w="60"/>
+              <w:left w:type="dxa" w:w="90"/>
+              <w:bottom w:type="dxa" w:w="60"/>
+              <w:right w:type="dxa" w:w="90"/>
+            </w:tcMar>
+            <w:vAlign w:val="center"/>
+          </w:tcPr>
+          <w:p>
+            <w:pPr>
+              <w:spacing w:after="20" w:before="20"/>
+              <w:jc w:val="center"/>
+            </w:pPr>
+            <w:r>
+              <w:rPr>
+                <w:rFonts w:ascii="맑은 고딕" w:cs="맑은 고딕" w:eastAsia="맑은 고딕" w:hAnsi="맑은 고딕"/>
+                <w:b w:val="false"/>
+                <w:bCs w:val="false"/>
+                <w:color w:val="000000"/>
+                <w:sz w:val="18"/>
+                <w:szCs w:val="18"/>
+              </w:rPr>
+              <w:t xml:space="preserve">AS-2026-0084</w:t>
+            </w:r>
+          </w:p>
+        </w:tc>
+      </w:tr>
+      <w:tr>
+        <w:tc>
+          <w:tcPr>
+            <w:tcW w:type="dxa" w:w="675"/>
+            <w:tcMar>
+              <w:top w:type="dxa" w:w="60"/>
+              <w:left w:type="dxa" w:w="90"/>
+              <w:bottom w:type="dxa" w:w="60"/>
+              <w:right w:type="dxa" w:w="90"/>
+            </w:tcMar>
+            <w:vAlign w:val="center"/>
+          </w:tcPr>
+          <w:p>
+            <w:pPr>
+              <w:spacing w:after="20" w:before="20"/>
+              <w:jc w:val="center"/>
+            </w:pPr>
+            <w:r>
+              <w:rPr>
+                <w:rFonts w:ascii="맑은 고딕" w:cs="맑은 고딕" w:eastAsia="맑은 고딕" w:hAnsi="맑은 고딕"/>
+                <w:b w:val="false"/>
+                <w:bCs w:val="false"/>
+                <w:color w:val="000000"/>
+                <w:sz w:val="18"/>
+                <w:szCs w:val="18"/>
+              </w:rPr>
+              <w:t xml:space="preserve">38</w:t>
+            </w:r>
+          </w:p>
+        </w:tc>
+        <w:tc>
+          <w:tcPr>
+            <w:tcW w:type="dxa" w:w="2892"/>
+            <w:tcMar>
+              <w:top w:type="dxa" w:w="60"/>
+              <w:left w:type="dxa" w:w="90"/>
+              <w:bottom w:type="dxa" w:w="60"/>
+              <w:right w:type="dxa" w:w="90"/>
+            </w:tcMar>
+            <w:vAlign w:val="center"/>
+          </w:tcPr>
+          <w:p>
+            <w:pPr>
+              <w:spacing w:after="20" w:before="20"/>
+              <w:jc w:val="left"/>
+            </w:pPr>
+            <w:r>
+              <w:rPr>
+                <w:rFonts w:ascii="맑은 고딕" w:cs="맑은 고딕" w:eastAsia="맑은 고딕" w:hAnsi="맑은 고딕"/>
+                <w:b w:val="false"/>
+                <w:bCs w:val="false"/>
+                <w:color w:val="000000"/>
+                <w:sz w:val="18"/>
+                <w:szCs w:val="18"/>
+              </w:rPr>
+              <w:t xml:space="preserve">시스템 랙 #2</w:t>
+            </w:r>
+          </w:p>
+        </w:tc>
+        <w:tc>
+          <w:tcPr>
+            <w:tcW w:type="dxa" w:w="1928"/>
+            <w:tcMar>
+              <w:top w:type="dxa" w:w="60"/>
+              <w:left w:type="dxa" w:w="90"/>
+              <w:bottom w:type="dxa" w:w="60"/>
+              <w:right w:type="dxa" w:w="90"/>
+            </w:tcMar>
+            <w:vAlign w:val="center"/>
+          </w:tcPr>
+          <w:p>
+            <w:pPr>
+              <w:spacing w:after="20" w:before="20"/>
+              <w:jc w:val="left"/>
+            </w:pPr>
+            <w:r>
+              <w:rPr>
+                <w:rFonts w:ascii="맑은 고딕" w:cs="맑은 고딕" w:eastAsia="맑은 고딕" w:hAnsi="맑은 고딕"/>
+                <w:b w:val="false"/>
+                <w:bCs w:val="false"/>
+                <w:color w:val="000000"/>
+                <w:sz w:val="18"/>
+                <w:szCs w:val="18"/>
+              </w:rPr>
+              <w:t xml:space="preserve">T1HS / 1</w:t>
+            </w:r>
+          </w:p>
+        </w:tc>
+        <w:tc>
+          <w:tcPr>
+            <w:tcW w:type="dxa" w:w="2603"/>
+            <w:tcMar>
+              <w:top w:type="dxa" w:w="60"/>
+              <w:left w:type="dxa" w:w="90"/>
+              <w:bottom w:type="dxa" w:w="60"/>
+              <w:right w:type="dxa" w:w="90"/>
+            </w:tcMar>
+            <w:vAlign w:val="center"/>
+          </w:tcPr>
+          <w:p>
+            <w:pPr>
+              <w:spacing w:after="20" w:before="20"/>
+              <w:jc w:val="left"/>
+            </w:pPr>
+            <w:r>
+              <w:rPr>
+                <w:rFonts w:ascii="맑은 고딕" w:cs="맑은 고딕" w:eastAsia="맑은 고딕" w:hAnsi="맑은 고딕"/>
+                <w:b w:val="false"/>
+                <w:bCs w:val="false"/>
+                <w:color w:val="000000"/>
+                <w:sz w:val="18"/>
+                <w:szCs w:val="18"/>
+              </w:rPr>
+              <w:t xml:space="preserve">아산 이노베이션 스퀘어</w:t>
+            </w:r>
+          </w:p>
+        </w:tc>
+        <w:tc>
+          <w:tcPr>
+            <w:tcW w:type="dxa" w:w="1541"/>
+            <w:tcMar>
+              <w:top w:type="dxa" w:w="60"/>
+              <w:left w:type="dxa" w:w="90"/>
+              <w:bottom w:type="dxa" w:w="60"/>
+              <w:right w:type="dxa" w:w="90"/>
+            </w:tcMar>
+            <w:vAlign w:val="center"/>
+          </w:tcPr>
+          <w:p>
+            <w:pPr>
+              <w:spacing w:after="20" w:before="20"/>
+              <w:jc w:val="center"/>
+            </w:pPr>
+            <w:r>
+              <w:rPr>
+                <w:rFonts w:ascii="맑은 고딕" w:cs="맑은 고딕" w:eastAsia="맑은 고딕" w:hAnsi="맑은 고딕"/>
+                <w:b w:val="false"/>
+                <w:bCs w:val="false"/>
+                <w:color w:val="000000"/>
+                <w:sz w:val="18"/>
+                <w:szCs w:val="18"/>
+              </w:rPr>
+              <w:t xml:space="preserve">AS-2026-0085</w:t>
+            </w:r>
+          </w:p>
+        </w:tc>
+      </w:tr>
+      <w:tr>
+        <w:tc>
+          <w:tcPr>
+            <w:tcW w:type="dxa" w:w="675"/>
+            <w:tcMar>
+              <w:top w:type="dxa" w:w="60"/>
+              <w:left w:type="dxa" w:w="90"/>
+              <w:bottom w:type="dxa" w:w="60"/>
+              <w:right w:type="dxa" w:w="90"/>
+            </w:tcMar>
+            <w:vAlign w:val="center"/>
+          </w:tcPr>
+          <w:p>
+            <w:pPr>
+              <w:spacing w:after="20" w:before="20"/>
+              <w:jc w:val="center"/>
+            </w:pPr>
+            <w:r>
+              <w:rPr>
+                <w:rFonts w:ascii="맑은 고딕" w:cs="맑은 고딕" w:eastAsia="맑은 고딕" w:hAnsi="맑은 고딕"/>
+                <w:b w:val="false"/>
+                <w:bCs w:val="false"/>
+                <w:color w:val="000000"/>
+                <w:sz w:val="18"/>
+                <w:szCs w:val="18"/>
+              </w:rPr>
+              <w:t xml:space="preserve">39</w:t>
+            </w:r>
+          </w:p>
+        </w:tc>
+        <w:tc>
+          <w:tcPr>
+            <w:tcW w:type="dxa" w:w="2892"/>
+            <w:tcMar>
+              <w:top w:type="dxa" w:w="60"/>
+              <w:left w:type="dxa" w:w="90"/>
+              <w:bottom w:type="dxa" w:w="60"/>
+              <w:right w:type="dxa" w:w="90"/>
+            </w:tcMar>
+            <w:vAlign w:val="center"/>
+          </w:tcPr>
+          <w:p>
+            <w:pPr>
+              <w:spacing w:after="20" w:before="20"/>
+              <w:jc w:val="left"/>
+            </w:pPr>
+            <w:r>
+              <w:rPr>
+                <w:rFonts w:ascii="맑은 고딕" w:cs="맑은 고딕" w:eastAsia="맑은 고딕" w:hAnsi="맑은 고딕"/>
+                <w:b w:val="false"/>
+                <w:bCs w:val="false"/>
+                <w:color w:val="000000"/>
+                <w:sz w:val="18"/>
+                <w:szCs w:val="18"/>
+              </w:rPr>
+              <w:t xml:space="preserve">에어컨 실내기 4WAY #1</w:t>
+            </w:r>
+          </w:p>
+        </w:tc>
+        <w:tc>
+          <w:tcPr>
+            <w:tcW w:type="dxa" w:w="1928"/>
+            <w:tcMar>
+              <w:top w:type="dxa" w:w="60"/>
+              <w:left w:type="dxa" w:w="90"/>
+              <w:bottom w:type="dxa" w:w="60"/>
+              <w:right w:type="dxa" w:w="90"/>
+            </w:tcMar>
+            <w:vAlign w:val="center"/>
+          </w:tcPr>
+          <w:p>
+            <w:pPr>
+              <w:spacing w:after="20" w:before="20"/>
+              <w:jc w:val="left"/>
+            </w:pPr>
+            <w:r>
+              <w:rPr>
+                <w:rFonts w:ascii="맑은 고딕" w:cs="맑은 고딕" w:eastAsia="맑은 고딕" w:hAnsi="맑은 고딕"/>
+                <w:b w:val="false"/>
+                <w:bCs w:val="false"/>
+                <w:color w:val="000000"/>
+                <w:sz w:val="18"/>
+                <w:szCs w:val="18"/>
+              </w:rPr>
+              <w:t xml:space="preserve">AM130BN4DBH1 / 1</w:t>
+            </w:r>
+          </w:p>
+        </w:tc>
+        <w:tc>
+          <w:tcPr>
+            <w:tcW w:type="dxa" w:w="2603"/>
+            <w:tcMar>
+              <w:top w:type="dxa" w:w="60"/>
+              <w:left w:type="dxa" w:w="90"/>
+              <w:bottom w:type="dxa" w:w="60"/>
+              <w:right w:type="dxa" w:w="90"/>
+            </w:tcMar>
+            <w:vAlign w:val="center"/>
+          </w:tcPr>
+          <w:p>
+            <w:pPr>
+              <w:spacing w:after="20" w:before="20"/>
+              <w:jc w:val="left"/>
+            </w:pPr>
+            <w:r>
+              <w:rPr>
+                <w:rFonts w:ascii="맑은 고딕" w:cs="맑은 고딕" w:eastAsia="맑은 고딕" w:hAnsi="맑은 고딕"/>
+                <w:b w:val="false"/>
+                <w:bCs w:val="false"/>
+                <w:color w:val="000000"/>
+                <w:sz w:val="18"/>
+                <w:szCs w:val="18"/>
+              </w:rPr>
+              <w:t xml:space="preserve">아산 이노베이션 스퀘어</w:t>
+            </w:r>
+          </w:p>
+        </w:tc>
+        <w:tc>
+          <w:tcPr>
+            <w:tcW w:type="dxa" w:w="1541"/>
+            <w:tcMar>
+              <w:top w:type="dxa" w:w="60"/>
+              <w:left w:type="dxa" w:w="90"/>
+              <w:bottom w:type="dxa" w:w="60"/>
+              <w:right w:type="dxa" w:w="90"/>
+            </w:tcMar>
+            <w:vAlign w:val="center"/>
+          </w:tcPr>
+          <w:p>
+            <w:pPr>
+              <w:spacing w:after="20" w:before="20"/>
+              <w:jc w:val="center"/>
+            </w:pPr>
+            <w:r>
+              <w:rPr>
+                <w:rFonts w:ascii="맑은 고딕" w:cs="맑은 고딕" w:eastAsia="맑은 고딕" w:hAnsi="맑은 고딕"/>
+                <w:b w:val="false"/>
+                <w:bCs w:val="false"/>
+                <w:color w:val="000000"/>
+                <w:sz w:val="18"/>
+                <w:szCs w:val="18"/>
+              </w:rPr>
+              <w:t xml:space="preserve">AS-2026-0087</w:t>
+            </w:r>
+          </w:p>
+        </w:tc>
+      </w:tr>
+      <w:tr>
+        <w:tc>
+          <w:tcPr>
+            <w:tcW w:type="dxa" w:w="675"/>
+            <w:tcMar>
+              <w:top w:type="dxa" w:w="60"/>
+              <w:left w:type="dxa" w:w="90"/>
+              <w:bottom w:type="dxa" w:w="60"/>
+              <w:right w:type="dxa" w:w="90"/>
+            </w:tcMar>
+            <w:vAlign w:val="center"/>
+          </w:tcPr>
+          <w:p>
+            <w:pPr>
+              <w:spacing w:after="20" w:before="20"/>
+              <w:jc w:val="center"/>
+            </w:pPr>
+            <w:r>
+              <w:rPr>
+                <w:rFonts w:ascii="맑은 고딕" w:cs="맑은 고딕" w:eastAsia="맑은 고딕" w:hAnsi="맑은 고딕"/>
+                <w:b w:val="false"/>
+                <w:bCs w:val="false"/>
+                <w:color w:val="000000"/>
+                <w:sz w:val="18"/>
+                <w:szCs w:val="18"/>
+              </w:rPr>
+              <w:t xml:space="preserve">40</w:t>
+            </w:r>
+          </w:p>
+        </w:tc>
+        <w:tc>
+          <w:tcPr>
+            <w:tcW w:type="dxa" w:w="2892"/>
+            <w:tcMar>
+              <w:top w:type="dxa" w:w="60"/>
+              <w:left w:type="dxa" w:w="90"/>
+              <w:bottom w:type="dxa" w:w="60"/>
+              <w:right w:type="dxa" w:w="90"/>
+            </w:tcMar>
+            <w:vAlign w:val="center"/>
+          </w:tcPr>
+          <w:p>
+            <w:pPr>
+              <w:spacing w:after="20" w:before="20"/>
+              <w:jc w:val="left"/>
+            </w:pPr>
+            <w:r>
+              <w:rPr>
+                <w:rFonts w:ascii="맑은 고딕" w:cs="맑은 고딕" w:eastAsia="맑은 고딕" w:hAnsi="맑은 고딕"/>
+                <w:b w:val="false"/>
+                <w:bCs w:val="false"/>
+                <w:color w:val="000000"/>
+                <w:sz w:val="18"/>
+                <w:szCs w:val="18"/>
+              </w:rPr>
+              <w:t xml:space="preserve">에어컨 실내기 4Way #2</w:t>
+            </w:r>
+          </w:p>
+        </w:tc>
+        <w:tc>
+          <w:tcPr>
+            <w:tcW w:type="dxa" w:w="1928"/>
+            <w:tcMar>
+              <w:top w:type="dxa" w:w="60"/>
+              <w:left w:type="dxa" w:w="90"/>
+              <w:bottom w:type="dxa" w:w="60"/>
+              <w:right w:type="dxa" w:w="90"/>
+            </w:tcMar>
+            <w:vAlign w:val="center"/>
+          </w:tcPr>
+          <w:p>
+            <w:pPr>
+              <w:spacing w:after="20" w:before="20"/>
+              <w:jc w:val="left"/>
+            </w:pPr>
+            <w:r>
+              <w:rPr>
+                <w:rFonts w:ascii="맑은 고딕" w:cs="맑은 고딕" w:eastAsia="맑은 고딕" w:hAnsi="맑은 고딕"/>
+                <w:b w:val="false"/>
+                <w:bCs w:val="false"/>
+                <w:color w:val="000000"/>
+                <w:sz w:val="18"/>
+                <w:szCs w:val="18"/>
+              </w:rPr>
+              <w:t xml:space="preserve">AM130BN4DBH1 / 1</w:t>
+            </w:r>
+          </w:p>
+        </w:tc>
+        <w:tc>
+          <w:tcPr>
+            <w:tcW w:type="dxa" w:w="2603"/>
+            <w:tcMar>
+              <w:top w:type="dxa" w:w="60"/>
+              <w:left w:type="dxa" w:w="90"/>
+              <w:bottom w:type="dxa" w:w="60"/>
+              <w:right w:type="dxa" w:w="90"/>
+            </w:tcMar>
+            <w:vAlign w:val="center"/>
+          </w:tcPr>
+          <w:p>
+            <w:pPr>
+              <w:spacing w:after="20" w:before="20"/>
+              <w:jc w:val="left"/>
+            </w:pPr>
+            <w:r>
+              <w:rPr>
+                <w:rFonts w:ascii="맑은 고딕" w:cs="맑은 고딕" w:eastAsia="맑은 고딕" w:hAnsi="맑은 고딕"/>
+                <w:b w:val="false"/>
+                <w:bCs w:val="false"/>
+                <w:color w:val="000000"/>
+                <w:sz w:val="18"/>
+                <w:szCs w:val="18"/>
+              </w:rPr>
+              <w:t xml:space="preserve">아산 이노베이션 스퀘어</w:t>
+            </w:r>
+          </w:p>
+        </w:tc>
+        <w:tc>
+          <w:tcPr>
+            <w:tcW w:type="dxa" w:w="1541"/>
+            <w:tcMar>
+              <w:top w:type="dxa" w:w="60"/>
+              <w:left w:type="dxa" w:w="90"/>
+              <w:bottom w:type="dxa" w:w="60"/>
+              <w:right w:type="dxa" w:w="90"/>
+            </w:tcMar>
+            <w:vAlign w:val="center"/>
+          </w:tcPr>
+          <w:p>
+            <w:pPr>
+              <w:spacing w:after="20" w:before="20"/>
+              <w:jc w:val="center"/>
+            </w:pPr>
+            <w:r>
+              <w:rPr>
+                <w:rFonts w:ascii="맑은 고딕" w:cs="맑은 고딕" w:eastAsia="맑은 고딕" w:hAnsi="맑은 고딕"/>
+                <w:b w:val="false"/>
+                <w:bCs w:val="false"/>
+                <w:color w:val="000000"/>
+                <w:sz w:val="18"/>
+                <w:szCs w:val="18"/>
+              </w:rPr>
+              <w:t xml:space="preserve">AS-2026-0088</w:t>
+            </w:r>
+          </w:p>
+        </w:tc>
+      </w:tr>
+      <w:tr>
+        <w:tc>
+          <w:tcPr>
+            <w:tcW w:type="dxa" w:w="675"/>
+            <w:tcMar>
+              <w:top w:type="dxa" w:w="60"/>
+              <w:left w:type="dxa" w:w="90"/>
+              <w:bottom w:type="dxa" w:w="60"/>
+              <w:right w:type="dxa" w:w="90"/>
+            </w:tcMar>
+            <w:vAlign w:val="center"/>
+          </w:tcPr>
+          <w:p>
+            <w:pPr>
+              <w:spacing w:after="20" w:before="20"/>
+              <w:jc w:val="center"/>
+            </w:pPr>
+            <w:r>
+              <w:rPr>
+                <w:rFonts w:ascii="맑은 고딕" w:cs="맑은 고딕" w:eastAsia="맑은 고딕" w:hAnsi="맑은 고딕"/>
+                <w:b w:val="false"/>
+                <w:bCs w:val="false"/>
+                <w:color w:val="000000"/>
+                <w:sz w:val="18"/>
+                <w:szCs w:val="18"/>
+              </w:rPr>
+              <w:t xml:space="preserve">41</w:t>
+            </w:r>
+          </w:p>
+        </w:tc>
+        <w:tc>
+          <w:tcPr>
+            <w:tcW w:type="dxa" w:w="2892"/>
+            <w:tcMar>
+              <w:top w:type="dxa" w:w="60"/>
+              <w:left w:type="dxa" w:w="90"/>
+              <w:bottom w:type="dxa" w:w="60"/>
+              <w:right w:type="dxa" w:w="90"/>
+            </w:tcMar>
+            <w:vAlign w:val="center"/>
+          </w:tcPr>
+          <w:p>
+            <w:pPr>
+              <w:spacing w:after="20" w:before="20"/>
+              <w:jc w:val="left"/>
+            </w:pPr>
+            <w:r>
+              <w:rPr>
+                <w:rFonts w:ascii="맑은 고딕" w:cs="맑은 고딕" w:eastAsia="맑은 고딕" w:hAnsi="맑은 고딕"/>
+                <w:b w:val="false"/>
+                <w:bCs w:val="false"/>
+                <w:color w:val="000000"/>
+                <w:sz w:val="18"/>
+                <w:szCs w:val="18"/>
+              </w:rPr>
+              <w:t xml:space="preserve">모션데스크 스마트</w:t>
+            </w:r>
+          </w:p>
+        </w:tc>
+        <w:tc>
+          <w:tcPr>
+            <w:tcW w:type="dxa" w:w="1928"/>
+            <w:tcMar>
+              <w:top w:type="dxa" w:w="60"/>
+              <w:left w:type="dxa" w:w="90"/>
+              <w:bottom w:type="dxa" w:w="60"/>
+              <w:right w:type="dxa" w:w="90"/>
+            </w:tcMar>
+            <w:vAlign w:val="center"/>
+          </w:tcPr>
+          <w:p>
+            <w:pPr>
+              <w:spacing w:after="20" w:before="20"/>
+              <w:jc w:val="left"/>
+            </w:pPr>
+            <w:r>
+              <w:rPr>
+                <w:rFonts w:ascii="맑은 고딕" w:cs="맑은 고딕" w:eastAsia="맑은 고딕" w:hAnsi="맑은 고딕"/>
+                <w:b w:val="false"/>
+                <w:bCs w:val="false"/>
+                <w:color w:val="000000"/>
+                <w:sz w:val="18"/>
+                <w:szCs w:val="18"/>
+              </w:rPr>
+              <w:t xml:space="preserve">모션데스크 / 1</w:t>
+            </w:r>
+          </w:p>
+        </w:tc>
+        <w:tc>
+          <w:tcPr>
+            <w:tcW w:type="dxa" w:w="2603"/>
+            <w:tcMar>
+              <w:top w:type="dxa" w:w="60"/>
+              <w:left w:type="dxa" w:w="90"/>
+              <w:bottom w:type="dxa" w:w="60"/>
+              <w:right w:type="dxa" w:w="90"/>
+            </w:tcMar>
+            <w:vAlign w:val="center"/>
+          </w:tcPr>
+          <w:p>
+            <w:pPr>
+              <w:spacing w:after="20" w:before="20"/>
+              <w:jc w:val="left"/>
+            </w:pPr>
+            <w:r>
+              <w:rPr>
+                <w:rFonts w:ascii="맑은 고딕" w:cs="맑은 고딕" w:eastAsia="맑은 고딕" w:hAnsi="맑은 고딕"/>
+                <w:b w:val="false"/>
+                <w:bCs w:val="false"/>
+                <w:color w:val="000000"/>
+                <w:sz w:val="18"/>
+                <w:szCs w:val="18"/>
+              </w:rPr>
+              <w:t xml:space="preserve">아산 이노베이션 스퀘어</w:t>
+            </w:r>
+          </w:p>
+        </w:tc>
+        <w:tc>
+          <w:tcPr>
+            <w:tcW w:type="dxa" w:w="1541"/>
+            <w:tcMar>
+              <w:top w:type="dxa" w:w="60"/>
+              <w:left w:type="dxa" w:w="90"/>
+              <w:bottom w:type="dxa" w:w="60"/>
+              <w:right w:type="dxa" w:w="90"/>
+            </w:tcMar>
+            <w:vAlign w:val="center"/>
+          </w:tcPr>
+          <w:p>
+            <w:pPr>
+              <w:spacing w:after="20" w:before="20"/>
+              <w:jc w:val="center"/>
+            </w:pPr>
+            <w:r>
+              <w:rPr>
+                <w:rFonts w:ascii="맑은 고딕" w:cs="맑은 고딕" w:eastAsia="맑은 고딕" w:hAnsi="맑은 고딕"/>
+                <w:b w:val="false"/>
+                <w:bCs w:val="false"/>
+                <w:color w:val="000000"/>
+                <w:sz w:val="18"/>
+                <w:szCs w:val="18"/>
+              </w:rPr>
+              <w:t xml:space="preserve">AS-2026-0091</w:t>
+            </w:r>
+          </w:p>
+        </w:tc>
+      </w:tr>
+      <w:tr>
+        <w:tc>
+          <w:tcPr>
+            <w:tcW w:type="dxa" w:w="675"/>
+            <w:tcMar>
+              <w:top w:type="dxa" w:w="60"/>
+              <w:left w:type="dxa" w:w="90"/>
+              <w:bottom w:type="dxa" w:w="60"/>
+              <w:right w:type="dxa" w:w="90"/>
+            </w:tcMar>
+            <w:vAlign w:val="center"/>
+          </w:tcPr>
+          <w:p>
+            <w:pPr>
+              <w:spacing w:after="20" w:before="20"/>
+              <w:jc w:val="center"/>
+            </w:pPr>
+            <w:r>
+              <w:rPr>
+                <w:rFonts w:ascii="맑은 고딕" w:cs="맑은 고딕" w:eastAsia="맑은 고딕" w:hAnsi="맑은 고딕"/>
+                <w:b w:val="false"/>
+                <w:bCs w:val="false"/>
+                <w:color w:val="000000"/>
+                <w:sz w:val="18"/>
+                <w:szCs w:val="18"/>
+              </w:rPr>
+              <w:t xml:space="preserve">42</w:t>
+            </w:r>
+          </w:p>
+        </w:tc>
+        <w:tc>
+          <w:tcPr>
+            <w:tcW w:type="dxa" w:w="2892"/>
+            <w:tcMar>
+              <w:top w:type="dxa" w:w="60"/>
+              <w:left w:type="dxa" w:w="90"/>
+              <w:bottom w:type="dxa" w:w="60"/>
+              <w:right w:type="dxa" w:w="90"/>
+            </w:tcMar>
+            <w:vAlign w:val="center"/>
+          </w:tcPr>
+          <w:p>
+            <w:pPr>
+              <w:spacing w:after="20" w:before="20"/>
+              <w:jc w:val="left"/>
+            </w:pPr>
+            <w:r>
+              <w:rPr>
+                <w:rFonts w:ascii="맑은 고딕" w:cs="맑은 고딕" w:eastAsia="맑은 고딕" w:hAnsi="맑은 고딕"/>
+                <w:b w:val="false"/>
+                <w:bCs w:val="false"/>
+                <w:color w:val="000000"/>
+                <w:sz w:val="18"/>
+                <w:szCs w:val="18"/>
+              </w:rPr>
+              <w:t xml:space="preserve">이퀄라이저</w:t>
+            </w:r>
+          </w:p>
+        </w:tc>
+        <w:tc>
+          <w:tcPr>
+            <w:tcW w:type="dxa" w:w="1928"/>
+            <w:tcMar>
+              <w:top w:type="dxa" w:w="60"/>
+              <w:left w:type="dxa" w:w="90"/>
+              <w:bottom w:type="dxa" w:w="60"/>
+              <w:right w:type="dxa" w:w="90"/>
+            </w:tcMar>
+            <w:vAlign w:val="center"/>
+          </w:tcPr>
+          <w:p>
+            <w:pPr>
+              <w:spacing w:after="20" w:before="20"/>
+              <w:jc w:val="left"/>
+            </w:pPr>
+            <w:r>
+              <w:rPr>
+                <w:rFonts w:ascii="맑은 고딕" w:cs="맑은 고딕" w:eastAsia="맑은 고딕" w:hAnsi="맑은 고딕"/>
+                <w:b w:val="false"/>
+                <w:bCs w:val="false"/>
+                <w:color w:val="000000"/>
+                <w:sz w:val="18"/>
+                <w:szCs w:val="18"/>
+              </w:rPr>
+              <w:t xml:space="preserve">IKEQ-C231 / 1</w:t>
+            </w:r>
+          </w:p>
+        </w:tc>
+        <w:tc>
+          <w:tcPr>
+            <w:tcW w:type="dxa" w:w="2603"/>
+            <w:tcMar>
+              <w:top w:type="dxa" w:w="60"/>
+              <w:left w:type="dxa" w:w="90"/>
+              <w:bottom w:type="dxa" w:w="60"/>
+              <w:right w:type="dxa" w:w="90"/>
+            </w:tcMar>
+            <w:vAlign w:val="center"/>
+          </w:tcPr>
+          <w:p>
+            <w:pPr>
+              <w:spacing w:after="20" w:before="20"/>
+              <w:jc w:val="left"/>
+            </w:pPr>
+            <w:r>
+              <w:rPr>
+                <w:rFonts w:ascii="맑은 고딕" w:cs="맑은 고딕" w:eastAsia="맑은 고딕" w:hAnsi="맑은 고딕"/>
+                <w:b w:val="false"/>
+                <w:bCs w:val="false"/>
+                <w:color w:val="000000"/>
+                <w:sz w:val="18"/>
+                <w:szCs w:val="18"/>
+              </w:rPr>
+              <w:t xml:space="preserve">아산 이노베이션 스퀘어</w:t>
+            </w:r>
+          </w:p>
+        </w:tc>
+        <w:tc>
+          <w:tcPr>
+            <w:tcW w:type="dxa" w:w="1541"/>
+            <w:tcMar>
+              <w:top w:type="dxa" w:w="60"/>
+              <w:left w:type="dxa" w:w="90"/>
+              <w:bottom w:type="dxa" w:w="60"/>
+              <w:right w:type="dxa" w:w="90"/>
+            </w:tcMar>
+            <w:vAlign w:val="center"/>
+          </w:tcPr>
+          <w:p>
+            <w:pPr>
+              <w:spacing w:after="20" w:before="20"/>
+              <w:jc w:val="center"/>
+            </w:pPr>
+            <w:r>
+              <w:rPr>
+                <w:rFonts w:ascii="맑은 고딕" w:cs="맑은 고딕" w:eastAsia="맑은 고딕" w:hAnsi="맑은 고딕"/>
+                <w:b w:val="false"/>
+                <w:bCs w:val="false"/>
+                <w:color w:val="000000"/>
+                <w:sz w:val="18"/>
+                <w:szCs w:val="18"/>
+              </w:rPr>
+              <w:t xml:space="preserve">AS-2026-0092</w:t>
+            </w:r>
+          </w:p>
+        </w:tc>
+      </w:tr>
+      <w:tr>
+        <w:tc>
+          <w:tcPr>
+            <w:tcW w:type="dxa" w:w="675"/>
+            <w:tcMar>
+              <w:top w:type="dxa" w:w="60"/>
+              <w:left w:type="dxa" w:w="90"/>
+              <w:bottom w:type="dxa" w:w="60"/>
+              <w:right w:type="dxa" w:w="90"/>
+            </w:tcMar>
+            <w:vAlign w:val="center"/>
+          </w:tcPr>
+          <w:p>
+            <w:pPr>
+              <w:spacing w:after="20" w:before="20"/>
+              <w:jc w:val="center"/>
+            </w:pPr>
+            <w:r>
+              <w:rPr>
+                <w:rFonts w:ascii="맑은 고딕" w:cs="맑은 고딕" w:eastAsia="맑은 고딕" w:hAnsi="맑은 고딕"/>
+                <w:b w:val="false"/>
+                <w:bCs w:val="false"/>
+                <w:color w:val="000000"/>
+                <w:sz w:val="18"/>
+                <w:szCs w:val="18"/>
+              </w:rPr>
+              <w:t xml:space="preserve">43</w:t>
+            </w:r>
+          </w:p>
+        </w:tc>
+        <w:tc>
+          <w:tcPr>
+            <w:tcW w:type="dxa" w:w="2892"/>
+            <w:tcMar>
+              <w:top w:type="dxa" w:w="60"/>
+              <w:left w:type="dxa" w:w="90"/>
+              <w:bottom w:type="dxa" w:w="60"/>
+              <w:right w:type="dxa" w:w="90"/>
+            </w:tcMar>
+            <w:vAlign w:val="center"/>
+          </w:tcPr>
+          <w:p>
+            <w:pPr>
+              <w:spacing w:after="20" w:before="20"/>
+              <w:jc w:val="left"/>
+            </w:pPr>
+            <w:r>
+              <w:rPr>
+                <w:rFonts w:ascii="맑은 고딕" w:cs="맑은 고딕" w:eastAsia="맑은 고딕" w:hAnsi="맑은 고딕"/>
+                <w:b w:val="false"/>
+                <w:bCs w:val="false"/>
+                <w:color w:val="000000"/>
+                <w:sz w:val="18"/>
+                <w:szCs w:val="18"/>
+              </w:rPr>
+              <w:t xml:space="preserve">전원공급장치</w:t>
+            </w:r>
+          </w:p>
+        </w:tc>
+        <w:tc>
+          <w:tcPr>
+            <w:tcW w:type="dxa" w:w="1928"/>
+            <w:tcMar>
+              <w:top w:type="dxa" w:w="60"/>
+              <w:left w:type="dxa" w:w="90"/>
+              <w:bottom w:type="dxa" w:w="60"/>
+              <w:right w:type="dxa" w:w="90"/>
+            </w:tcMar>
+            <w:vAlign w:val="center"/>
+          </w:tcPr>
+          <w:p>
+            <w:pPr>
+              <w:spacing w:after="20" w:before="20"/>
+              <w:jc w:val="left"/>
+            </w:pPr>
+            <w:r>
+              <w:rPr>
+                <w:rFonts w:ascii="맑은 고딕" w:cs="맑은 고딕" w:eastAsia="맑은 고딕" w:hAnsi="맑은 고딕"/>
+                <w:b w:val="false"/>
+                <w:bCs w:val="false"/>
+                <w:color w:val="000000"/>
+                <w:sz w:val="18"/>
+                <w:szCs w:val="18"/>
+              </w:rPr>
+              <w:t xml:space="preserve">KPD-S708 / 1</w:t>
+            </w:r>
+          </w:p>
+        </w:tc>
+        <w:tc>
+          <w:tcPr>
+            <w:tcW w:type="dxa" w:w="2603"/>
+            <w:tcMar>
+              <w:top w:type="dxa" w:w="60"/>
+              <w:left w:type="dxa" w:w="90"/>
+              <w:bottom w:type="dxa" w:w="60"/>
+              <w:right w:type="dxa" w:w="90"/>
+            </w:tcMar>
+            <w:vAlign w:val="center"/>
+          </w:tcPr>
+          <w:p>
+            <w:pPr>
+              <w:spacing w:after="20" w:before="20"/>
+              <w:jc w:val="left"/>
+            </w:pPr>
+            <w:r>
+              <w:rPr>
+                <w:rFonts w:ascii="맑은 고딕" w:cs="맑은 고딕" w:eastAsia="맑은 고딕" w:hAnsi="맑은 고딕"/>
+                <w:b w:val="false"/>
+                <w:bCs w:val="false"/>
+                <w:color w:val="000000"/>
+                <w:sz w:val="18"/>
+                <w:szCs w:val="18"/>
+              </w:rPr>
+              <w:t xml:space="preserve">아산 이노베이션 스퀘어</w:t>
+            </w:r>
+          </w:p>
+        </w:tc>
+        <w:tc>
+          <w:tcPr>
+            <w:tcW w:type="dxa" w:w="1541"/>
+            <w:tcMar>
+              <w:top w:type="dxa" w:w="60"/>
+              <w:left w:type="dxa" w:w="90"/>
+              <w:bottom w:type="dxa" w:w="60"/>
+              <w:right w:type="dxa" w:w="90"/>
+            </w:tcMar>
+            <w:vAlign w:val="center"/>
+          </w:tcPr>
+          <w:p>
+            <w:pPr>
+              <w:spacing w:after="20" w:before="20"/>
+              <w:jc w:val="center"/>
+            </w:pPr>
+            <w:r>
+              <w:rPr>
+                <w:rFonts w:ascii="맑은 고딕" w:cs="맑은 고딕" w:eastAsia="맑은 고딕" w:hAnsi="맑은 고딕"/>
+                <w:b w:val="false"/>
+                <w:bCs w:val="false"/>
+                <w:color w:val="000000"/>
+                <w:sz w:val="18"/>
+                <w:szCs w:val="18"/>
+              </w:rPr>
+              <w:t xml:space="preserve">AS-2026-0094</w:t>
+            </w:r>
+          </w:p>
+        </w:tc>
+      </w:tr>
+      <w:tr>
+        <w:tc>
+          <w:tcPr>
+            <w:tcW w:type="dxa" w:w="675"/>
+            <w:tcMar>
+              <w:top w:type="dxa" w:w="60"/>
+              <w:left w:type="dxa" w:w="90"/>
+              <w:bottom w:type="dxa" w:w="60"/>
+              <w:right w:type="dxa" w:w="90"/>
+            </w:tcMar>
+            <w:vAlign w:val="center"/>
+          </w:tcPr>
+          <w:p>
+            <w:pPr>
+              <w:spacing w:after="20" w:before="20"/>
+              <w:jc w:val="center"/>
+            </w:pPr>
+            <w:r>
+              <w:rPr>
+                <w:rFonts w:ascii="맑은 고딕" w:cs="맑은 고딕" w:eastAsia="맑은 고딕" w:hAnsi="맑은 고딕"/>
+                <w:b w:val="false"/>
+                <w:bCs w:val="false"/>
+                <w:color w:val="000000"/>
+                <w:sz w:val="18"/>
+                <w:szCs w:val="18"/>
+              </w:rPr>
+              <w:t xml:space="preserve">44</w:t>
+            </w:r>
+          </w:p>
+        </w:tc>
+        <w:tc>
+          <w:tcPr>
+            <w:tcW w:type="dxa" w:w="2892"/>
+            <w:tcMar>
+              <w:top w:type="dxa" w:w="60"/>
+              <w:left w:type="dxa" w:w="90"/>
+              <w:bottom w:type="dxa" w:w="60"/>
+              <w:right w:type="dxa" w:w="90"/>
+            </w:tcMar>
+            <w:vAlign w:val="center"/>
+          </w:tcPr>
+          <w:p>
+            <w:pPr>
+              <w:spacing w:after="20" w:before="20"/>
+              <w:jc w:val="left"/>
+            </w:pPr>
+            <w:r>
+              <w:rPr>
+                <w:rFonts w:ascii="맑은 고딕" w:cs="맑은 고딕" w:eastAsia="맑은 고딕" w:hAnsi="맑은 고딕"/>
+                <w:b w:val="false"/>
+                <w:bCs w:val="false"/>
+                <w:color w:val="000000"/>
+                <w:sz w:val="18"/>
+                <w:szCs w:val="18"/>
+              </w:rPr>
+              <w:t xml:space="preserve">LED 전광판</w:t>
+            </w:r>
+          </w:p>
+        </w:tc>
+        <w:tc>
+          <w:tcPr>
+            <w:tcW w:type="dxa" w:w="1928"/>
+            <w:tcMar>
+              <w:top w:type="dxa" w:w="60"/>
+              <w:left w:type="dxa" w:w="90"/>
+              <w:bottom w:type="dxa" w:w="60"/>
+              <w:right w:type="dxa" w:w="90"/>
+            </w:tcMar>
+            <w:vAlign w:val="center"/>
+          </w:tcPr>
+          <w:p>
+            <w:pPr>
+              <w:spacing w:after="20" w:before="20"/>
+              <w:jc w:val="left"/>
+            </w:pPr>
+            <w:r>
+              <w:rPr>
+                <w:rFonts w:ascii="맑은 고딕" w:cs="맑은 고딕" w:eastAsia="맑은 고딕" w:hAnsi="맑은 고딕"/>
+                <w:b w:val="false"/>
+                <w:bCs w:val="false"/>
+                <w:color w:val="000000"/>
+                <w:sz w:val="18"/>
+                <w:szCs w:val="18"/>
+              </w:rPr>
+              <w:t xml:space="preserve">UminiW1.5 / 1</w:t>
+            </w:r>
+          </w:p>
+        </w:tc>
+        <w:tc>
+          <w:tcPr>
+            <w:tcW w:type="dxa" w:w="2603"/>
+            <w:tcMar>
+              <w:top w:type="dxa" w:w="60"/>
+              <w:left w:type="dxa" w:w="90"/>
+              <w:bottom w:type="dxa" w:w="60"/>
+              <w:right w:type="dxa" w:w="90"/>
+            </w:tcMar>
+            <w:vAlign w:val="center"/>
+          </w:tcPr>
+          <w:p>
+            <w:pPr>
+              <w:spacing w:after="20" w:before="20"/>
+              <w:jc w:val="left"/>
+            </w:pPr>
+            <w:r>
+              <w:rPr>
+                <w:rFonts w:ascii="맑은 고딕" w:cs="맑은 고딕" w:eastAsia="맑은 고딕" w:hAnsi="맑은 고딕"/>
+                <w:b w:val="false"/>
+                <w:bCs w:val="false"/>
+                <w:color w:val="000000"/>
+                <w:sz w:val="18"/>
+                <w:szCs w:val="18"/>
+              </w:rPr>
+              <w:t xml:space="preserve">아산 이노베이션 스퀘어</w:t>
+            </w:r>
+          </w:p>
+        </w:tc>
+        <w:tc>
+          <w:tcPr>
+            <w:tcW w:type="dxa" w:w="1541"/>
+            <w:tcMar>
+              <w:top w:type="dxa" w:w="60"/>
+              <w:left w:type="dxa" w:w="90"/>
+              <w:bottom w:type="dxa" w:w="60"/>
+              <w:right w:type="dxa" w:w="90"/>
+            </w:tcMar>
+            <w:vAlign w:val="center"/>
+          </w:tcPr>
+          <w:p>
+            <w:pPr>
+              <w:spacing w:after="20" w:before="20"/>
+              <w:jc w:val="center"/>
+            </w:pPr>
+            <w:r>
+              <w:rPr>
+                <w:rFonts w:ascii="맑은 고딕" w:cs="맑은 고딕" w:eastAsia="맑은 고딕" w:hAnsi="맑은 고딕"/>
+                <w:b w:val="false"/>
+                <w:bCs w:val="false"/>
+                <w:color w:val="000000"/>
+                <w:sz w:val="18"/>
+                <w:szCs w:val="18"/>
+              </w:rPr>
+              <w:t xml:space="preserve">AS-2026-0095</w:t>
+            </w:r>
+          </w:p>
+        </w:tc>
+      </w:tr>
+      <w:tr>
+        <w:tc>
+          <w:tcPr>
+            <w:tcW w:type="dxa" w:w="675"/>
+            <w:tcMar>
+              <w:top w:type="dxa" w:w="60"/>
+              <w:left w:type="dxa" w:w="90"/>
+              <w:bottom w:type="dxa" w:w="60"/>
+              <w:right w:type="dxa" w:w="90"/>
+            </w:tcMar>
+            <w:vAlign w:val="center"/>
+          </w:tcPr>
+          <w:p>
+            <w:pPr>
+              <w:spacing w:after="20" w:before="20"/>
+              <w:jc w:val="center"/>
+            </w:pPr>
+            <w:r>
+              <w:rPr>
+                <w:rFonts w:ascii="맑은 고딕" w:cs="맑은 고딕" w:eastAsia="맑은 고딕" w:hAnsi="맑은 고딕"/>
+                <w:b w:val="false"/>
+                <w:bCs w:val="false"/>
+                <w:color w:val="000000"/>
+                <w:sz w:val="18"/>
+                <w:szCs w:val="18"/>
+              </w:rPr>
+              <w:t xml:space="preserve">45</w:t>
+            </w:r>
+          </w:p>
+        </w:tc>
+        <w:tc>
+          <w:tcPr>
+            <w:tcW w:type="dxa" w:w="2892"/>
+            <w:tcMar>
+              <w:top w:type="dxa" w:w="60"/>
+              <w:left w:type="dxa" w:w="90"/>
+              <w:bottom w:type="dxa" w:w="60"/>
+              <w:right w:type="dxa" w:w="90"/>
+            </w:tcMar>
+            <w:vAlign w:val="center"/>
+          </w:tcPr>
+          <w:p>
+            <w:pPr>
+              <w:spacing w:after="20" w:before="20"/>
+              <w:jc w:val="left"/>
+            </w:pPr>
+            <w:r>
+              <w:rPr>
+                <w:rFonts w:ascii="맑은 고딕" w:cs="맑은 고딕" w:eastAsia="맑은 고딕" w:hAnsi="맑은 고딕"/>
+                <w:b w:val="false"/>
+                <w:bCs w:val="false"/>
+                <w:color w:val="000000"/>
+                <w:sz w:val="18"/>
+                <w:szCs w:val="18"/>
+              </w:rPr>
+              <w:t xml:space="preserve">네트워크장비용랙</w:t>
+            </w:r>
+          </w:p>
+        </w:tc>
+        <w:tc>
+          <w:tcPr>
+            <w:tcW w:type="dxa" w:w="1928"/>
+            <w:tcMar>
+              <w:top w:type="dxa" w:w="60"/>
+              <w:left w:type="dxa" w:w="90"/>
+              <w:bottom w:type="dxa" w:w="60"/>
+              <w:right w:type="dxa" w:w="90"/>
+            </w:tcMar>
+            <w:vAlign w:val="center"/>
+          </w:tcPr>
+          <w:p>
+            <w:pPr>
+              <w:spacing w:after="20" w:before="20"/>
+              <w:jc w:val="left"/>
+            </w:pPr>
+            <w:r>
+              <w:rPr>
+                <w:rFonts w:ascii="맑은 고딕" w:cs="맑은 고딕" w:eastAsia="맑은 고딕" w:hAnsi="맑은 고딕"/>
+                <w:b w:val="false"/>
+                <w:bCs w:val="false"/>
+                <w:color w:val="000000"/>
+                <w:sz w:val="18"/>
+                <w:szCs w:val="18"/>
+              </w:rPr>
+              <w:t xml:space="preserve">GRS-23 / 1</w:t>
+            </w:r>
+          </w:p>
+        </w:tc>
+        <w:tc>
+          <w:tcPr>
+            <w:tcW w:type="dxa" w:w="2603"/>
+            <w:tcMar>
+              <w:top w:type="dxa" w:w="60"/>
+              <w:left w:type="dxa" w:w="90"/>
+              <w:bottom w:type="dxa" w:w="60"/>
+              <w:right w:type="dxa" w:w="90"/>
+            </w:tcMar>
+            <w:vAlign w:val="center"/>
+          </w:tcPr>
+          <w:p>
+            <w:pPr>
+              <w:spacing w:after="20" w:before="20"/>
+              <w:jc w:val="left"/>
+            </w:pPr>
+            <w:r>
+              <w:rPr>
+                <w:rFonts w:ascii="맑은 고딕" w:cs="맑은 고딕" w:eastAsia="맑은 고딕" w:hAnsi="맑은 고딕"/>
+                <w:b w:val="false"/>
+                <w:bCs w:val="false"/>
+                <w:color w:val="000000"/>
+                <w:sz w:val="18"/>
+                <w:szCs w:val="18"/>
+              </w:rPr>
+              <w:t xml:space="preserve">아산 이노베이션 스퀘어</w:t>
+            </w:r>
+          </w:p>
+        </w:tc>
+        <w:tc>
+          <w:tcPr>
+            <w:tcW w:type="dxa" w:w="1541"/>
+            <w:tcMar>
+              <w:top w:type="dxa" w:w="60"/>
+              <w:left w:type="dxa" w:w="90"/>
+              <w:bottom w:type="dxa" w:w="60"/>
+              <w:right w:type="dxa" w:w="90"/>
+            </w:tcMar>
+            <w:vAlign w:val="center"/>
+          </w:tcPr>
+          <w:p>
+            <w:pPr>
+              <w:spacing w:after="20" w:before="20"/>
+              <w:jc w:val="center"/>
+            </w:pPr>
+            <w:r>
+              <w:rPr>
+                <w:rFonts w:ascii="맑은 고딕" w:cs="맑은 고딕" w:eastAsia="맑은 고딕" w:hAnsi="맑은 고딕"/>
+                <w:b w:val="false"/>
+                <w:bCs w:val="false"/>
+                <w:color w:val="000000"/>
+                <w:sz w:val="18"/>
+                <w:szCs w:val="18"/>
+              </w:rPr>
+              <w:t xml:space="preserve">AS-2026-0096</w:t>
+            </w:r>
+          </w:p>
+        </w:tc>
+      </w:tr>
+      <w:tr>
+        <w:tc>
+          <w:tcPr>
+            <w:tcW w:type="dxa" w:w="675"/>
+            <w:tcMar>
+              <w:top w:type="dxa" w:w="60"/>
+              <w:left w:type="dxa" w:w="90"/>
+              <w:bottom w:type="dxa" w:w="60"/>
+              <w:right w:type="dxa" w:w="90"/>
+            </w:tcMar>
+            <w:vAlign w:val="center"/>
+          </w:tcPr>
+          <w:p>
+            <w:pPr>
+              <w:spacing w:after="20" w:before="20"/>
+              <w:jc w:val="center"/>
+            </w:pPr>
+            <w:r>
+              <w:rPr>
+                <w:rFonts w:ascii="맑은 고딕" w:cs="맑은 고딕" w:eastAsia="맑은 고딕" w:hAnsi="맑은 고딕"/>
+                <w:b w:val="false"/>
+                <w:bCs w:val="false"/>
+                <w:color w:val="000000"/>
+                <w:sz w:val="18"/>
+                <w:szCs w:val="18"/>
+              </w:rPr>
+              <w:t xml:space="preserve">46</w:t>
+            </w:r>
+          </w:p>
+        </w:tc>
+        <w:tc>
+          <w:tcPr>
+            <w:tcW w:type="dxa" w:w="2892"/>
+            <w:tcMar>
+              <w:top w:type="dxa" w:w="60"/>
+              <w:left w:type="dxa" w:w="90"/>
+              <w:bottom w:type="dxa" w:w="60"/>
+              <w:right w:type="dxa" w:w="90"/>
+            </w:tcMar>
+            <w:vAlign w:val="center"/>
+          </w:tcPr>
+          <w:p>
+            <w:pPr>
+              <w:spacing w:after="20" w:before="20"/>
+              <w:jc w:val="left"/>
+            </w:pPr>
+            <w:r>
+              <w:rPr>
+                <w:rFonts w:ascii="맑은 고딕" w:cs="맑은 고딕" w:eastAsia="맑은 고딕" w:hAnsi="맑은 고딕"/>
+                <w:b w:val="false"/>
+                <w:bCs w:val="false"/>
+                <w:color w:val="000000"/>
+                <w:sz w:val="18"/>
+                <w:szCs w:val="18"/>
+              </w:rPr>
+              <w:t xml:space="preserve">이동식 단상</w:t>
+            </w:r>
+          </w:p>
+        </w:tc>
+        <w:tc>
+          <w:tcPr>
+            <w:tcW w:type="dxa" w:w="1928"/>
+            <w:tcMar>
+              <w:top w:type="dxa" w:w="60"/>
+              <w:left w:type="dxa" w:w="90"/>
+              <w:bottom w:type="dxa" w:w="60"/>
+              <w:right w:type="dxa" w:w="90"/>
+            </w:tcMar>
+            <w:vAlign w:val="center"/>
+          </w:tcPr>
+          <w:p>
+            <w:pPr>
+              <w:spacing w:after="20" w:before="20"/>
+              <w:jc w:val="left"/>
+            </w:pPr>
+            <w:r>
+              <w:rPr>
+                <w:rFonts w:ascii="맑은 고딕" w:cs="맑은 고딕" w:eastAsia="맑은 고딕" w:hAnsi="맑은 고딕"/>
+                <w:b w:val="false"/>
+                <w:bCs w:val="false"/>
+                <w:color w:val="000000"/>
+                <w:sz w:val="18"/>
+                <w:szCs w:val="18"/>
+              </w:rPr>
+              <w:t xml:space="preserve">CBR005C / 1</w:t>
+            </w:r>
+          </w:p>
+        </w:tc>
+        <w:tc>
+          <w:tcPr>
+            <w:tcW w:type="dxa" w:w="2603"/>
+            <w:tcMar>
+              <w:top w:type="dxa" w:w="60"/>
+              <w:left w:type="dxa" w:w="90"/>
+              <w:bottom w:type="dxa" w:w="60"/>
+              <w:right w:type="dxa" w:w="90"/>
+            </w:tcMar>
+            <w:vAlign w:val="center"/>
+          </w:tcPr>
+          <w:p>
+            <w:pPr>
+              <w:spacing w:after="20" w:before="20"/>
+              <w:jc w:val="left"/>
+            </w:pPr>
+            <w:r>
+              <w:rPr>
+                <w:rFonts w:ascii="맑은 고딕" w:cs="맑은 고딕" w:eastAsia="맑은 고딕" w:hAnsi="맑은 고딕"/>
+                <w:b w:val="false"/>
+                <w:bCs w:val="false"/>
+                <w:color w:val="000000"/>
+                <w:sz w:val="18"/>
+                <w:szCs w:val="18"/>
+              </w:rPr>
+              <w:t xml:space="preserve">아산 이노베이션 스퀘어</w:t>
+            </w:r>
+          </w:p>
+        </w:tc>
+        <w:tc>
+          <w:tcPr>
+            <w:tcW w:type="dxa" w:w="1541"/>
+            <w:tcMar>
+              <w:top w:type="dxa" w:w="60"/>
+              <w:left w:type="dxa" w:w="90"/>
+              <w:bottom w:type="dxa" w:w="60"/>
+              <w:right w:type="dxa" w:w="90"/>
+            </w:tcMar>
+            <w:vAlign w:val="center"/>
+          </w:tcPr>
+          <w:p>
+            <w:pPr>
+              <w:spacing w:after="20" w:before="20"/>
+              <w:jc w:val="center"/>
+            </w:pPr>
+            <w:r>
+              <w:rPr>
+                <w:rFonts w:ascii="맑은 고딕" w:cs="맑은 고딕" w:eastAsia="맑은 고딕" w:hAnsi="맑은 고딕"/>
+                <w:b w:val="false"/>
+                <w:bCs w:val="false"/>
+                <w:color w:val="000000"/>
+                <w:sz w:val="18"/>
+                <w:szCs w:val="18"/>
+              </w:rPr>
+              <w:t xml:space="preserve">AS-2026-0097</w:t>
+            </w:r>
+          </w:p>
+        </w:tc>
+      </w:tr>
+      <w:tr>
+        <w:tc>
+          <w:tcPr>
+            <w:tcW w:type="dxa" w:w="675"/>
+            <w:tcMar>
+              <w:top w:type="dxa" w:w="60"/>
+              <w:left w:type="dxa" w:w="90"/>
+              <w:bottom w:type="dxa" w:w="60"/>
+              <w:right w:type="dxa" w:w="90"/>
+            </w:tcMar>
+            <w:vAlign w:val="center"/>
+          </w:tcPr>
+          <w:p>
+            <w:pPr>
+              <w:spacing w:after="20" w:before="20"/>
+              <w:jc w:val="center"/>
+            </w:pPr>
+            <w:r>
+              <w:rPr>
+                <w:rFonts w:ascii="맑은 고딕" w:cs="맑은 고딕" w:eastAsia="맑은 고딕" w:hAnsi="맑은 고딕"/>
+                <w:b w:val="false"/>
+                <w:bCs w:val="false"/>
+                <w:color w:val="000000"/>
+                <w:sz w:val="18"/>
+                <w:szCs w:val="18"/>
+              </w:rPr>
+              <w:t xml:space="preserve">47</w:t>
+            </w:r>
+          </w:p>
+        </w:tc>
+        <w:tc>
+          <w:tcPr>
+            <w:tcW w:type="dxa" w:w="2892"/>
+            <w:tcMar>
+              <w:top w:type="dxa" w:w="60"/>
+              <w:left w:type="dxa" w:w="90"/>
+              <w:bottom w:type="dxa" w:w="60"/>
+              <w:right w:type="dxa" w:w="90"/>
+            </w:tcMar>
+            <w:vAlign w:val="center"/>
+          </w:tcPr>
+          <w:p>
+            <w:pPr>
+              <w:spacing w:after="20" w:before="20"/>
+              <w:jc w:val="left"/>
+            </w:pPr>
+            <w:r>
+              <w:rPr>
+                <w:rFonts w:ascii="맑은 고딕" w:cs="맑은 고딕" w:eastAsia="맑은 고딕" w:hAnsi="맑은 고딕"/>
+                <w:b w:val="false"/>
+                <w:bCs w:val="false"/>
+                <w:color w:val="000000"/>
+                <w:sz w:val="18"/>
+                <w:szCs w:val="18"/>
+              </w:rPr>
+              <w:t xml:space="preserve">무선마이크 송신기</w:t>
+            </w:r>
+          </w:p>
+        </w:tc>
+        <w:tc>
+          <w:tcPr>
+            <w:tcW w:type="dxa" w:w="1928"/>
+            <w:tcMar>
+              <w:top w:type="dxa" w:w="60"/>
+              <w:left w:type="dxa" w:w="90"/>
+              <w:bottom w:type="dxa" w:w="60"/>
+              <w:right w:type="dxa" w:w="90"/>
+            </w:tcMar>
+            <w:vAlign w:val="center"/>
+          </w:tcPr>
+          <w:p>
+            <w:pPr>
+              <w:spacing w:after="20" w:before="20"/>
+              <w:jc w:val="left"/>
+            </w:pPr>
+            <w:r>
+              <w:rPr>
+                <w:rFonts w:ascii="맑은 고딕" w:cs="맑은 고딕" w:eastAsia="맑은 고딕" w:hAnsi="맑은 고딕"/>
+                <w:b w:val="false"/>
+                <w:bCs w:val="false"/>
+                <w:color w:val="000000"/>
+                <w:sz w:val="18"/>
+                <w:szCs w:val="18"/>
+              </w:rPr>
+              <w:t xml:space="preserve">EM-XSW2 / 1</w:t>
+            </w:r>
+          </w:p>
+        </w:tc>
+        <w:tc>
+          <w:tcPr>
+            <w:tcW w:type="dxa" w:w="2603"/>
+            <w:tcMar>
+              <w:top w:type="dxa" w:w="60"/>
+              <w:left w:type="dxa" w:w="90"/>
+              <w:bottom w:type="dxa" w:w="60"/>
+              <w:right w:type="dxa" w:w="90"/>
+            </w:tcMar>
+            <w:vAlign w:val="center"/>
+          </w:tcPr>
+          <w:p>
+            <w:pPr>
+              <w:spacing w:after="20" w:before="20"/>
+              <w:jc w:val="left"/>
+            </w:pPr>
+            <w:r>
+              <w:rPr>
+                <w:rFonts w:ascii="맑은 고딕" w:cs="맑은 고딕" w:eastAsia="맑은 고딕" w:hAnsi="맑은 고딕"/>
+                <w:b w:val="false"/>
+                <w:bCs w:val="false"/>
+                <w:color w:val="000000"/>
+                <w:sz w:val="18"/>
+                <w:szCs w:val="18"/>
+              </w:rPr>
+              <w:t xml:space="preserve">아산 이노베이션 스퀘어</w:t>
+            </w:r>
+          </w:p>
+        </w:tc>
+        <w:tc>
+          <w:tcPr>
+            <w:tcW w:type="dxa" w:w="1541"/>
+            <w:tcMar>
+              <w:top w:type="dxa" w:w="60"/>
+              <w:left w:type="dxa" w:w="90"/>
+              <w:bottom w:type="dxa" w:w="60"/>
+              <w:right w:type="dxa" w:w="90"/>
+            </w:tcMar>
+            <w:vAlign w:val="center"/>
+          </w:tcPr>
+          <w:p>
+            <w:pPr>
+              <w:spacing w:after="20" w:before="20"/>
+              <w:jc w:val="center"/>
+            </w:pPr>
+            <w:r>
+              <w:rPr>
+                <w:rFonts w:ascii="맑은 고딕" w:cs="맑은 고딕" w:eastAsia="맑은 고딕" w:hAnsi="맑은 고딕"/>
+                <w:b w:val="false"/>
+                <w:bCs w:val="false"/>
+                <w:color w:val="000000"/>
+                <w:sz w:val="18"/>
+                <w:szCs w:val="18"/>
+              </w:rPr>
+              <w:t xml:space="preserve">AS-2026-0098</w:t>
             </w:r>
           </w:p>
         </w:tc>
       </w:tr>
     </w:tbl>
+    <w:p>
+      <w:pPr>
+        <w:spacing w:after="40" w:before="60" w:line="300"/>
+        <w:jc w:val="left"/>
+      </w:pPr>
+      <w:r>
+        <w:rPr>
+          <w:rFonts w:ascii="맑은 고딕" w:cs="맑은 고딕" w:eastAsia="맑은 고딕" w:hAnsi="맑은 고딕"/>
+          <w:b w:val="false"/>
+          <w:bCs w:val="false"/>
+          <w:color w:val="2E5496"/>
+          <w:sz w:val="16"/>
+          <w:szCs w:val="16"/>
+        </w:rPr>
+        <w:t xml:space="preserve">※ SP-INNO 인계 자산 47건 · 취득가액 223,546,075원</w:t>
+      </w:r>
+    </w:p>
     <w:p>
       <w:pPr>
         <w:pBdr>
@@ -3094,7 +9285,7 @@
           <w:sz w:val="21"/>
           <w:szCs w:val="21"/>
         </w:rPr>
-        <w:t xml:space="preserve">2026.09.04</w:t>
+        <w:t xml:space="preserve">2026.09.06</w:t>
       </w:r>
     </w:p>
     <w:tbl>

--- a/output/인계인수서_CP-2026-0004.docx
+++ b/output/인계인수서_CP-2026-0004.docx
@@ -9285,7 +9285,7 @@
           <w:sz w:val="21"/>
           <w:szCs w:val="21"/>
         </w:rPr>
-        <w:t xml:space="preserve">2026.09.06</w:t>
+        <w:t xml:space="preserve">2026.09.07</w:t>
       </w:r>
     </w:p>
     <w:tbl>

--- a/output/인계인수서_CP-2026-0004.docx
+++ b/output/인계인수서_CP-2026-0004.docx
@@ -335,7 +335,7 @@
                 <w:sz w:val="18"/>
                 <w:szCs w:val="18"/>
               </w:rPr>
-              <w:t xml:space="preserve"/>
+              <w:t xml:space="preserve">(계약 확정 후 기재)</w:t>
             </w:r>
           </w:p>
         </w:tc>
@@ -396,7 +396,7 @@
                 <w:sz w:val="18"/>
                 <w:szCs w:val="18"/>
               </w:rPr>
-              <w:t xml:space="preserve"/>
+              <w:t xml:space="preserve">2,323,789,189원 (집행액 기준)</w:t>
             </w:r>
           </w:p>
         </w:tc>
@@ -457,7 +457,7 @@
                 <w:sz w:val="18"/>
                 <w:szCs w:val="18"/>
               </w:rPr>
-              <w:t xml:space="preserve">        .     .     .</w:t>
+              <w:t xml:space="preserve">(계약 확정 후 기재)</w:t>
             </w:r>
           </w:p>
         </w:tc>
@@ -518,7 +518,7 @@
                 <w:sz w:val="18"/>
                 <w:szCs w:val="18"/>
               </w:rPr>
-              <w:t xml:space="preserve">        .     .     .</w:t>
+              <w:t xml:space="preserve">2026-06-23</w:t>
             </w:r>
           </w:p>
         </w:tc>
